--- a/templates/interface-document-confirmation.docx
+++ b/templates/interface-document-confirmation.docx
@@ -4,168 +4,1230 @@
   <w:body>
     <w:p>
       <w:pPr>
-        <w:jc w:val="center"/>
+        <w:spacing w:before="60" w:after="0"/>
       </w:pPr>
       <w:r>
         <w:rPr>
+          <w:rFonts w:ascii="Microsoft YaHei" w:hAnsi="Microsoft YaHei" w:eastAsia="Microsoft YaHei"/>
           <w:b/>
+          <w:i w:val="0"/>
           <w:color w:val="1769E0"/>
-          <w:sz w:val="20"/>
+          <w:sz w:val="19"/>
         </w:rPr>
-        <w:t>实施项目管理平台</w:t>
+        <w:t>SOP · 接口对接</w:t>
       </w:r>
     </w:p>
     <w:p>
       <w:pPr>
-        <w:jc w:val="center"/>
+        <w:keepNext/>
+        <w:spacing w:before="0" w:after="60"/>
       </w:pPr>
       <w:r>
         <w:rPr>
+          <w:rFonts w:ascii="Microsoft YaHei" w:hAnsi="Microsoft YaHei" w:eastAsia="Microsoft YaHei"/>
           <w:b/>
-          <w:color w:val="16365F"/>
-          <w:sz w:val="36"/>
+          <w:i w:val="0"/>
+          <w:color w:val="17365D"/>
+          <w:sz w:val="46"/>
         </w:rPr>
         <w:t>接口文档确认记录</w:t>
+      </w:r>
+    </w:p>
+    <w:p>
+      <w:pPr>
+        <w:keepNext/>
+        <w:spacing w:before="0" w:after="180"/>
+      </w:pPr>
+      <w:r>
+        <w:rPr>
+          <w:rFonts w:ascii="Microsoft YaHei" w:hAnsi="Microsoft YaHei" w:eastAsia="Microsoft YaHei"/>
+          <w:b w:val="0"/>
+          <w:i w:val="0"/>
+          <w:color w:val="667A90"/>
+          <w:sz w:val="21"/>
+        </w:rPr>
+        <w:t>用于确认接口协议、字段、编码、异常处理和版本基线</w:t>
       </w:r>
     </w:p>
     <w:tbl>
       <w:tblPr>
         <w:tblStyle w:val="TableGrid"/>
-        <w:tblW w:type="auto" w:w="0"/>
-        <w:jc w:val="center"/>
+        <w:tblW w:type="dxa" w:w="14900"/>
+        <w:jc w:val="left"/>
+        <w:tblLayout w:type="fixed"/>
         <w:tblLook w:firstColumn="1" w:firstRow="1" w:lastColumn="0" w:lastRow="0" w:noHBand="0" w:noVBand="1" w:val="04A0"/>
+        <w:tblInd w:w="120" w:type="dxa"/>
+        <w:tblBorders>
+          <w:top w:val="single" w:sz="5" w:color="C8D8EA"/>
+          <w:left w:val="single" w:sz="5" w:color="C8D8EA"/>
+          <w:bottom w:val="single" w:sz="5" w:color="C8D8EA"/>
+          <w:right w:val="single" w:sz="5" w:color="C8D8EA"/>
+          <w:insideH w:val="single" w:sz="5" w:color="C8D8EA"/>
+          <w:insideV w:val="single" w:sz="5" w:color="C8D8EA"/>
+        </w:tblBorders>
       </w:tblPr>
       <w:tblGrid>
-        <w:gridCol w:w="2592"/>
-        <w:gridCol w:w="2592"/>
-        <w:gridCol w:w="2592"/>
-        <w:gridCol w:w="2592"/>
+        <w:gridCol w:w="1192"/>
+        <w:gridCol w:w="2566"/>
+        <w:gridCol w:w="1192"/>
+        <w:gridCol w:w="2566"/>
+        <w:gridCol w:w="1192"/>
+        <w:gridCol w:w="2235"/>
+        <w:gridCol w:w="1192"/>
+        <w:gridCol w:w="2765"/>
       </w:tblGrid>
       <w:tr>
+        <w:trPr>
+          <w:cantSplit/>
+        </w:trPr>
         <w:tc>
           <w:tcPr>
-            <w:tcW w:type="dxa" w:w="2592"/>
+            <w:tcW w:type="dxa" w:w="1192"/>
+            <w:shd w:fill="EDF5FF"/>
             <w:vAlign w:val="center"/>
+            <w:tcMar>
+              <w:top w:w="80" w:type="dxa"/>
+              <w:start w:w="120" w:type="dxa"/>
+              <w:bottom w:w="80" w:type="dxa"/>
+              <w:end w:w="120" w:type="dxa"/>
+            </w:tcMar>
           </w:tcPr>
           <w:p>
+            <w:pPr>
+              <w:spacing w:before="40" w:after="40" w:line="276" w:lineRule="auto"/>
+              <w:jc w:val="center"/>
+            </w:pPr>
+            <w:r/>
             <w:r>
-              <w:t>项目名称：</w:t>
+              <w:rPr>
+                <w:rFonts w:ascii="Microsoft YaHei" w:hAnsi="Microsoft YaHei" w:eastAsia="Microsoft YaHei"/>
+                <w:b/>
+                <w:i w:val="0"/>
+                <w:color w:val="17365D"/>
+                <w:sz w:val="18"/>
+              </w:rPr>
+              <w:t>项目名称</w:t>
             </w:r>
           </w:p>
         </w:tc>
         <w:tc>
           <w:tcPr>
-            <w:tcW w:type="dxa" w:w="2592"/>
+            <w:tcW w:type="dxa" w:w="2566"/>
+            <w:shd w:fill="FFF9E8"/>
             <w:vAlign w:val="center"/>
+            <w:tcMar>
+              <w:top w:w="80" w:type="dxa"/>
+              <w:start w:w="120" w:type="dxa"/>
+              <w:bottom w:w="80" w:type="dxa"/>
+              <w:end w:w="120" w:type="dxa"/>
+            </w:tcMar>
           </w:tcPr>
           <w:p>
+            <w:pPr>
+              <w:spacing w:before="40" w:after="40" w:line="276" w:lineRule="auto"/>
+              <w:jc w:val="left"/>
+            </w:pPr>
+            <w:r/>
             <w:r>
-              <w:t>客户：</w:t>
+              <w:rPr>
+                <w:rFonts w:ascii="Microsoft YaHei" w:hAnsi="Microsoft YaHei" w:eastAsia="Microsoft YaHei"/>
+                <w:b w:val="0"/>
+                <w:i w:val="0"/>
+                <w:color w:val="24364B"/>
+                <w:sz w:val="18"/>
+              </w:rPr>
             </w:r>
           </w:p>
         </w:tc>
         <w:tc>
           <w:tcPr>
-            <w:tcW w:type="dxa" w:w="2592"/>
+            <w:tcW w:type="dxa" w:w="1192"/>
+            <w:shd w:fill="EDF5FF"/>
             <w:vAlign w:val="center"/>
+            <w:tcMar>
+              <w:top w:w="80" w:type="dxa"/>
+              <w:start w:w="120" w:type="dxa"/>
+              <w:bottom w:w="80" w:type="dxa"/>
+              <w:end w:w="120" w:type="dxa"/>
+            </w:tcMar>
           </w:tcPr>
           <w:p>
+            <w:pPr>
+              <w:spacing w:before="40" w:after="40" w:line="276" w:lineRule="auto"/>
+              <w:jc w:val="center"/>
+            </w:pPr>
+            <w:r/>
             <w:r>
-              <w:t>负责人：</w:t>
+              <w:rPr>
+                <w:rFonts w:ascii="Microsoft YaHei" w:hAnsi="Microsoft YaHei" w:eastAsia="Microsoft YaHei"/>
+                <w:b/>
+                <w:i w:val="0"/>
+                <w:color w:val="17365D"/>
+                <w:sz w:val="18"/>
+              </w:rPr>
+              <w:t>客户单位</w:t>
             </w:r>
           </w:p>
         </w:tc>
         <w:tc>
           <w:tcPr>
-            <w:tcW w:type="dxa" w:w="2592"/>
+            <w:tcW w:type="dxa" w:w="2566"/>
+            <w:shd w:fill="FFF9E8"/>
             <w:vAlign w:val="center"/>
+            <w:tcMar>
+              <w:top w:w="80" w:type="dxa"/>
+              <w:start w:w="120" w:type="dxa"/>
+              <w:bottom w:w="80" w:type="dxa"/>
+              <w:end w:w="120" w:type="dxa"/>
+            </w:tcMar>
           </w:tcPr>
           <w:p>
+            <w:pPr>
+              <w:spacing w:before="40" w:after="40" w:line="276" w:lineRule="auto"/>
+              <w:jc w:val="left"/>
+            </w:pPr>
+            <w:r/>
             <w:r>
-              <w:t>模板版本：V1.0</w:t>
+              <w:rPr>
+                <w:rFonts w:ascii="Microsoft YaHei" w:hAnsi="Microsoft YaHei" w:eastAsia="Microsoft YaHei"/>
+                <w:b w:val="0"/>
+                <w:i w:val="0"/>
+                <w:color w:val="24364B"/>
+                <w:sz w:val="18"/>
+              </w:rPr>
+            </w:r>
+          </w:p>
+        </w:tc>
+        <w:tc>
+          <w:tcPr>
+            <w:tcW w:type="dxa" w:w="1192"/>
+            <w:shd w:fill="EDF5FF"/>
+            <w:vAlign w:val="center"/>
+            <w:tcMar>
+              <w:top w:w="80" w:type="dxa"/>
+              <w:start w:w="120" w:type="dxa"/>
+              <w:bottom w:w="80" w:type="dxa"/>
+              <w:end w:w="120" w:type="dxa"/>
+            </w:tcMar>
+          </w:tcPr>
+          <w:p>
+            <w:pPr>
+              <w:spacing w:before="40" w:after="40" w:line="276" w:lineRule="auto"/>
+              <w:jc w:val="center"/>
+            </w:pPr>
+            <w:r/>
+            <w:r>
+              <w:rPr>
+                <w:rFonts w:ascii="Microsoft YaHei" w:hAnsi="Microsoft YaHei" w:eastAsia="Microsoft YaHei"/>
+                <w:b/>
+                <w:i w:val="0"/>
+                <w:color w:val="17365D"/>
+                <w:sz w:val="18"/>
+              </w:rPr>
+              <w:t>项目经理</w:t>
+            </w:r>
+          </w:p>
+        </w:tc>
+        <w:tc>
+          <w:tcPr>
+            <w:tcW w:type="dxa" w:w="2235"/>
+            <w:shd w:fill="FFF9E8"/>
+            <w:vAlign w:val="center"/>
+            <w:tcMar>
+              <w:top w:w="80" w:type="dxa"/>
+              <w:start w:w="120" w:type="dxa"/>
+              <w:bottom w:w="80" w:type="dxa"/>
+              <w:end w:w="120" w:type="dxa"/>
+            </w:tcMar>
+          </w:tcPr>
+          <w:p>
+            <w:pPr>
+              <w:spacing w:before="40" w:after="40" w:line="276" w:lineRule="auto"/>
+              <w:jc w:val="left"/>
+            </w:pPr>
+            <w:r/>
+            <w:r>
+              <w:rPr>
+                <w:rFonts w:ascii="Microsoft YaHei" w:hAnsi="Microsoft YaHei" w:eastAsia="Microsoft YaHei"/>
+                <w:b w:val="0"/>
+                <w:i w:val="0"/>
+                <w:color w:val="24364B"/>
+                <w:sz w:val="18"/>
+              </w:rPr>
+            </w:r>
+          </w:p>
+        </w:tc>
+        <w:tc>
+          <w:tcPr>
+            <w:tcW w:type="dxa" w:w="1192"/>
+            <w:shd w:fill="EDF5FF"/>
+            <w:vAlign w:val="center"/>
+            <w:tcMar>
+              <w:top w:w="80" w:type="dxa"/>
+              <w:start w:w="120" w:type="dxa"/>
+              <w:bottom w:w="80" w:type="dxa"/>
+              <w:end w:w="120" w:type="dxa"/>
+            </w:tcMar>
+          </w:tcPr>
+          <w:p>
+            <w:pPr>
+              <w:spacing w:before="40" w:after="40" w:line="276" w:lineRule="auto"/>
+              <w:jc w:val="center"/>
+            </w:pPr>
+            <w:r/>
+            <w:r>
+              <w:rPr>
+                <w:rFonts w:ascii="Microsoft YaHei" w:hAnsi="Microsoft YaHei" w:eastAsia="Microsoft YaHei"/>
+                <w:b/>
+                <w:i w:val="0"/>
+                <w:color w:val="17365D"/>
+                <w:sz w:val="18"/>
+              </w:rPr>
+              <w:t>文档编号</w:t>
+            </w:r>
+          </w:p>
+        </w:tc>
+        <w:tc>
+          <w:tcPr>
+            <w:tcW w:type="dxa" w:w="2765"/>
+            <w:shd w:fill="FFF9E8"/>
+            <w:vAlign w:val="center"/>
+            <w:tcMar>
+              <w:top w:w="80" w:type="dxa"/>
+              <w:start w:w="120" w:type="dxa"/>
+              <w:bottom w:w="80" w:type="dxa"/>
+              <w:end w:w="120" w:type="dxa"/>
+            </w:tcMar>
+          </w:tcPr>
+          <w:p>
+            <w:pPr>
+              <w:spacing w:before="40" w:after="40" w:line="276" w:lineRule="auto"/>
+              <w:jc w:val="left"/>
+            </w:pPr>
+            <w:r/>
+            <w:r>
+              <w:rPr>
+                <w:rFonts w:ascii="Microsoft YaHei" w:hAnsi="Microsoft YaHei" w:eastAsia="Microsoft YaHei"/>
+                <w:b w:val="0"/>
+                <w:i w:val="0"/>
+                <w:color w:val="24364B"/>
+                <w:sz w:val="18"/>
+              </w:rPr>
             </w:r>
           </w:p>
         </w:tc>
       </w:tr>
       <w:tr>
+        <w:trPr>
+          <w:cantSplit/>
+        </w:trPr>
         <w:tc>
           <w:tcPr>
-            <w:tcW w:type="dxa" w:w="2592"/>
+            <w:tcW w:type="dxa" w:w="1192"/>
+            <w:shd w:fill="EDF5FF"/>
             <w:vAlign w:val="center"/>
+            <w:tcMar>
+              <w:top w:w="80" w:type="dxa"/>
+              <w:start w:w="120" w:type="dxa"/>
+              <w:bottom w:w="80" w:type="dxa"/>
+              <w:end w:w="120" w:type="dxa"/>
+            </w:tcMar>
           </w:tcPr>
           <w:p>
+            <w:pPr>
+              <w:spacing w:before="40" w:after="40" w:line="276" w:lineRule="auto"/>
+              <w:jc w:val="center"/>
+            </w:pPr>
+            <w:r/>
             <w:r>
-              <w:t>文档编号：</w:t>
+              <w:rPr>
+                <w:rFonts w:ascii="Microsoft YaHei" w:hAnsi="Microsoft YaHei" w:eastAsia="Microsoft YaHei"/>
+                <w:b/>
+                <w:i w:val="0"/>
+                <w:color w:val="17365D"/>
+                <w:sz w:val="18"/>
+              </w:rPr>
+              <w:t>实施负责人</w:t>
             </w:r>
           </w:p>
         </w:tc>
         <w:tc>
           <w:tcPr>
-            <w:tcW w:type="dxa" w:w="2592"/>
+            <w:tcW w:type="dxa" w:w="2566"/>
+            <w:shd w:fill="FFF9E8"/>
             <w:vAlign w:val="center"/>
+            <w:tcMar>
+              <w:top w:w="80" w:type="dxa"/>
+              <w:start w:w="120" w:type="dxa"/>
+              <w:bottom w:w="80" w:type="dxa"/>
+              <w:end w:w="120" w:type="dxa"/>
+            </w:tcMar>
           </w:tcPr>
           <w:p>
+            <w:pPr>
+              <w:spacing w:before="40" w:after="40" w:line="276" w:lineRule="auto"/>
+              <w:jc w:val="left"/>
+            </w:pPr>
+            <w:r/>
             <w:r>
-              <w:t>填写日期：</w:t>
+              <w:rPr>
+                <w:rFonts w:ascii="Microsoft YaHei" w:hAnsi="Microsoft YaHei" w:eastAsia="Microsoft YaHei"/>
+                <w:b w:val="0"/>
+                <w:i w:val="0"/>
+                <w:color w:val="24364B"/>
+                <w:sz w:val="18"/>
+              </w:rPr>
             </w:r>
           </w:p>
         </w:tc>
         <w:tc>
           <w:tcPr>
-            <w:tcW w:type="dxa" w:w="2592"/>
+            <w:tcW w:type="dxa" w:w="1192"/>
+            <w:shd w:fill="EDF5FF"/>
             <w:vAlign w:val="center"/>
+            <w:tcMar>
+              <w:top w:w="80" w:type="dxa"/>
+              <w:start w:w="120" w:type="dxa"/>
+              <w:bottom w:w="80" w:type="dxa"/>
+              <w:end w:w="120" w:type="dxa"/>
+            </w:tcMar>
           </w:tcPr>
           <w:p>
+            <w:pPr>
+              <w:spacing w:before="40" w:after="40" w:line="276" w:lineRule="auto"/>
+              <w:jc w:val="center"/>
+            </w:pPr>
+            <w:r/>
             <w:r>
-              <w:t>审核人：</w:t>
+              <w:rPr>
+                <w:rFonts w:ascii="Microsoft YaHei" w:hAnsi="Microsoft YaHei" w:eastAsia="Microsoft YaHei"/>
+                <w:b/>
+                <w:i w:val="0"/>
+                <w:color w:val="17365D"/>
+                <w:sz w:val="18"/>
+              </w:rPr>
+              <w:t>编制日期</w:t>
             </w:r>
           </w:p>
         </w:tc>
         <w:tc>
           <w:tcPr>
-            <w:tcW w:type="dxa" w:w="2592"/>
+            <w:tcW w:type="dxa" w:w="2566"/>
+            <w:shd w:fill="FFF9E8"/>
             <w:vAlign w:val="center"/>
+            <w:tcMar>
+              <w:top w:w="80" w:type="dxa"/>
+              <w:start w:w="120" w:type="dxa"/>
+              <w:bottom w:w="80" w:type="dxa"/>
+              <w:end w:w="120" w:type="dxa"/>
+            </w:tcMar>
           </w:tcPr>
           <w:p>
+            <w:pPr>
+              <w:spacing w:before="40" w:after="40" w:line="276" w:lineRule="auto"/>
+              <w:jc w:val="left"/>
+            </w:pPr>
+            <w:r/>
             <w:r>
-              <w:t>状态：□草稿  □已确认</w:t>
+              <w:rPr>
+                <w:rFonts w:ascii="Microsoft YaHei" w:hAnsi="Microsoft YaHei" w:eastAsia="Microsoft YaHei"/>
+                <w:b w:val="0"/>
+                <w:i w:val="0"/>
+                <w:color w:val="24364B"/>
+                <w:sz w:val="18"/>
+              </w:rPr>
+            </w:r>
+          </w:p>
+        </w:tc>
+        <w:tc>
+          <w:tcPr>
+            <w:tcW w:type="dxa" w:w="1192"/>
+            <w:shd w:fill="EDF5FF"/>
+            <w:vAlign w:val="center"/>
+            <w:tcMar>
+              <w:top w:w="80" w:type="dxa"/>
+              <w:start w:w="120" w:type="dxa"/>
+              <w:bottom w:w="80" w:type="dxa"/>
+              <w:end w:w="120" w:type="dxa"/>
+            </w:tcMar>
+          </w:tcPr>
+          <w:p>
+            <w:pPr>
+              <w:spacing w:before="40" w:after="40" w:line="276" w:lineRule="auto"/>
+              <w:jc w:val="center"/>
+            </w:pPr>
+            <w:r/>
+            <w:r>
+              <w:rPr>
+                <w:rFonts w:ascii="Microsoft YaHei" w:hAnsi="Microsoft YaHei" w:eastAsia="Microsoft YaHei"/>
+                <w:b/>
+                <w:i w:val="0"/>
+                <w:color w:val="17365D"/>
+                <w:sz w:val="18"/>
+              </w:rPr>
+              <w:t>模板版本</w:t>
+            </w:r>
+          </w:p>
+        </w:tc>
+        <w:tc>
+          <w:tcPr>
+            <w:tcW w:type="dxa" w:w="2235"/>
+            <w:shd w:fill="FFFFFF"/>
+            <w:vAlign w:val="center"/>
+            <w:tcMar>
+              <w:top w:w="80" w:type="dxa"/>
+              <w:start w:w="120" w:type="dxa"/>
+              <w:bottom w:w="80" w:type="dxa"/>
+              <w:end w:w="120" w:type="dxa"/>
+            </w:tcMar>
+          </w:tcPr>
+          <w:p>
+            <w:pPr>
+              <w:spacing w:before="40" w:after="40" w:line="276" w:lineRule="auto"/>
+              <w:jc w:val="left"/>
+            </w:pPr>
+            <w:r/>
+            <w:r>
+              <w:rPr>
+                <w:rFonts w:ascii="Microsoft YaHei" w:hAnsi="Microsoft YaHei" w:eastAsia="Microsoft YaHei"/>
+                <w:b w:val="0"/>
+                <w:i w:val="0"/>
+                <w:color w:val="24364B"/>
+                <w:sz w:val="18"/>
+              </w:rPr>
+              <w:t>V2.0</w:t>
+            </w:r>
+          </w:p>
+        </w:tc>
+        <w:tc>
+          <w:tcPr>
+            <w:tcW w:type="dxa" w:w="1192"/>
+            <w:shd w:fill="EDF5FF"/>
+            <w:vAlign w:val="center"/>
+            <w:tcMar>
+              <w:top w:w="80" w:type="dxa"/>
+              <w:start w:w="120" w:type="dxa"/>
+              <w:bottom w:w="80" w:type="dxa"/>
+              <w:end w:w="120" w:type="dxa"/>
+            </w:tcMar>
+          </w:tcPr>
+          <w:p>
+            <w:pPr>
+              <w:spacing w:before="40" w:after="40" w:line="276" w:lineRule="auto"/>
+              <w:jc w:val="center"/>
+            </w:pPr>
+            <w:r/>
+            <w:r>
+              <w:rPr>
+                <w:rFonts w:ascii="Microsoft YaHei" w:hAnsi="Microsoft YaHei" w:eastAsia="Microsoft YaHei"/>
+                <w:b/>
+                <w:i w:val="0"/>
+                <w:color w:val="17365D"/>
+                <w:sz w:val="18"/>
+              </w:rPr>
+              <w:t>文档状态</w:t>
+            </w:r>
+          </w:p>
+        </w:tc>
+        <w:tc>
+          <w:tcPr>
+            <w:tcW w:type="dxa" w:w="2765"/>
+            <w:shd w:fill="FFFFFF"/>
+            <w:vAlign w:val="center"/>
+            <w:tcMar>
+              <w:top w:w="80" w:type="dxa"/>
+              <w:start w:w="120" w:type="dxa"/>
+              <w:bottom w:w="80" w:type="dxa"/>
+              <w:end w:w="120" w:type="dxa"/>
+            </w:tcMar>
+          </w:tcPr>
+          <w:p>
+            <w:pPr>
+              <w:spacing w:before="40" w:after="40" w:line="276" w:lineRule="auto"/>
+              <w:jc w:val="left"/>
+            </w:pPr>
+            <w:r/>
+            <w:r>
+              <w:rPr>
+                <w:rFonts w:ascii="Microsoft YaHei" w:hAnsi="Microsoft YaHei" w:eastAsia="Microsoft YaHei"/>
+                <w:b w:val="0"/>
+                <w:i w:val="0"/>
+                <w:color w:val="24364B"/>
+                <w:sz w:val="18"/>
+              </w:rPr>
+              <w:t>☐ 草稿  ☐ 已确认</w:t>
+            </w:r>
+          </w:p>
+        </w:tc>
+      </w:tr>
+    </w:tbl>
+    <w:tbl>
+      <w:tblPr>
+        <w:tblStyle w:val="TableGrid"/>
+        <w:tblW w:type="dxa" w:w="14900"/>
+        <w:jc w:val="left"/>
+        <w:tblLayout w:type="fixed"/>
+        <w:tblLook w:firstColumn="1" w:firstRow="1" w:lastColumn="0" w:lastRow="0" w:noHBand="0" w:noVBand="1" w:val="04A0"/>
+        <w:tblInd w:w="120" w:type="dxa"/>
+        <w:tblBorders>
+          <w:top w:val="single" w:sz="5" w:color="B7D2F1"/>
+          <w:left w:val="single" w:sz="5" w:color="B7D2F1"/>
+          <w:bottom w:val="single" w:sz="5" w:color="B7D2F1"/>
+          <w:right w:val="single" w:sz="5" w:color="B7D2F1"/>
+          <w:insideH w:val="single" w:sz="5" w:color="B7D2F1"/>
+          <w:insideV w:val="single" w:sz="5" w:color="B7D2F1"/>
+        </w:tblBorders>
+      </w:tblPr>
+      <w:tblGrid>
+        <w:gridCol w:w="14900"/>
+      </w:tblGrid>
+      <w:tr>
+        <w:trPr>
+          <w:cantSplit/>
+        </w:trPr>
+        <w:tc>
+          <w:tcPr>
+            <w:tcW w:type="dxa" w:w="14900"/>
+            <w:shd w:fill="F6F9FD"/>
+            <w:vAlign w:val="center"/>
+            <w:tcMar>
+              <w:top w:w="80" w:type="dxa"/>
+              <w:start w:w="120" w:type="dxa"/>
+              <w:bottom w:w="80" w:type="dxa"/>
+              <w:end w:w="120" w:type="dxa"/>
+            </w:tcMar>
+          </w:tcPr>
+          <w:p>
+            <w:pPr>
+              <w:spacing w:before="40" w:after="40" w:line="276" w:lineRule="auto"/>
+              <w:jc w:val="left"/>
+            </w:pPr>
+            <w:r>
+              <w:rPr>
+                <w:b w:val="0"/>
+              </w:rPr>
+            </w:r>
+            <w:r>
+              <w:rPr>
+                <w:rFonts w:ascii="Microsoft YaHei" w:hAnsi="Microsoft YaHei" w:eastAsia="Microsoft YaHei"/>
+                <w:b w:val="0"/>
+                <w:i w:val="0"/>
+                <w:color w:val="24364B"/>
+                <w:sz w:val="18"/>
+              </w:rPr>
+              <w:t>填写提示  |  确认结论应指向具体接口文档版本；未决字段、异常码和业务口径必须形成责任人与完成日期。</w:t>
             </w:r>
           </w:p>
         </w:tc>
       </w:tr>
     </w:tbl>
     <w:p>
+      <w:pPr>
+        <w:pStyle w:val="Heading2"/>
+        <w:keepNext/>
+      </w:pPr>
       <w:r>
-        <w:t>填写说明：请依据项目实际情况填写，涉及确认的内容应由责任方签字或确认。</w:t>
+        <w:rPr>
+          <w:rFonts w:ascii="Microsoft YaHei" w:hAnsi="Microsoft YaHei" w:eastAsia="Microsoft YaHei"/>
+          <w:b/>
+          <w:i w:val="0"/>
+          <w:color w:val="1769E0"/>
+          <w:sz w:val="26"/>
+        </w:rPr>
+        <w:t>一、范围与基本信息</w:t>
       </w:r>
     </w:p>
     <w:tbl>
       <w:tblPr>
         <w:tblStyle w:val="TableGrid"/>
-        <w:tblW w:type="auto" w:w="0"/>
-        <w:jc w:val="center"/>
+        <w:tblW w:type="dxa" w:w="14900"/>
+        <w:jc w:val="left"/>
+        <w:tblLayout w:type="fixed"/>
         <w:tblLook w:firstColumn="1" w:firstRow="1" w:lastColumn="0" w:lastRow="0" w:noHBand="0" w:noVBand="1" w:val="04A0"/>
+        <w:tblInd w:w="120" w:type="dxa"/>
+        <w:tblBorders>
+          <w:top w:val="single" w:sz="5" w:color="C8D8EA"/>
+          <w:left w:val="single" w:sz="5" w:color="C8D8EA"/>
+          <w:bottom w:val="single" w:sz="5" w:color="C8D8EA"/>
+          <w:right w:val="single" w:sz="5" w:color="C8D8EA"/>
+          <w:insideH w:val="single" w:sz="5" w:color="C8D8EA"/>
+          <w:insideV w:val="single" w:sz="5" w:color="C8D8EA"/>
+        </w:tblBorders>
       </w:tblPr>
       <w:tblGrid>
-        <w:gridCol w:w="1296"/>
-        <w:gridCol w:w="1296"/>
-        <w:gridCol w:w="1296"/>
-        <w:gridCol w:w="1296"/>
-        <w:gridCol w:w="1296"/>
-        <w:gridCol w:w="1296"/>
-        <w:gridCol w:w="1296"/>
-        <w:gridCol w:w="1296"/>
+        <w:gridCol w:w="1215"/>
+        <w:gridCol w:w="2510"/>
+        <w:gridCol w:w="1215"/>
+        <w:gridCol w:w="2510"/>
+        <w:gridCol w:w="1215"/>
+        <w:gridCol w:w="2510"/>
+        <w:gridCol w:w="1215"/>
+        <w:gridCol w:w="2510"/>
       </w:tblGrid>
       <w:tr>
+        <w:trPr>
+          <w:cantSplit/>
+        </w:trPr>
         <w:tc>
           <w:tcPr>
-            <w:tcW w:type="dxa" w:w="1296"/>
-            <w:shd w:fill="DCEBFA"/>
+            <w:tcW w:type="dxa" w:w="1215"/>
+            <w:shd w:fill="EDF5FF"/>
+            <w:vAlign w:val="center"/>
+            <w:tcMar>
+              <w:top w:w="80" w:type="dxa"/>
+              <w:start w:w="120" w:type="dxa"/>
+              <w:bottom w:w="80" w:type="dxa"/>
+              <w:end w:w="120" w:type="dxa"/>
+            </w:tcMar>
           </w:tcPr>
           <w:p>
+            <w:pPr>
+              <w:spacing w:before="40" w:after="40" w:line="276" w:lineRule="auto"/>
+              <w:jc w:val="center"/>
+            </w:pPr>
+            <w:r/>
             <w:r>
               <w:rPr>
+                <w:rFonts w:ascii="Microsoft YaHei" w:hAnsi="Microsoft YaHei" w:eastAsia="Microsoft YaHei"/>
                 <w:b/>
+                <w:i w:val="0"/>
+                <w:color w:val="17365D"/>
+                <w:sz w:val="17"/>
+              </w:rPr>
+              <w:t>接口范围</w:t>
+            </w:r>
+          </w:p>
+        </w:tc>
+        <w:tc>
+          <w:tcPr>
+            <w:tcW w:type="dxa" w:w="2510"/>
+            <w:shd w:fill="FFF9E8"/>
+            <w:vAlign w:val="center"/>
+            <w:tcMar>
+              <w:top w:w="80" w:type="dxa"/>
+              <w:start w:w="120" w:type="dxa"/>
+              <w:bottom w:w="80" w:type="dxa"/>
+              <w:end w:w="120" w:type="dxa"/>
+            </w:tcMar>
+          </w:tcPr>
+          <w:p>
+            <w:pPr>
+              <w:spacing w:before="40" w:after="40" w:line="276" w:lineRule="auto"/>
+              <w:jc w:val="left"/>
+            </w:pPr>
+            <w:r/>
+            <w:r>
+              <w:rPr>
+                <w:rFonts w:ascii="Microsoft YaHei" w:hAnsi="Microsoft YaHei" w:eastAsia="Microsoft YaHei"/>
+                <w:b w:val="0"/>
+                <w:i w:val="0"/>
+                <w:color w:val="24364B"/>
+                <w:sz w:val="17"/>
+              </w:rPr>
+            </w:r>
+          </w:p>
+        </w:tc>
+        <w:tc>
+          <w:tcPr>
+            <w:tcW w:type="dxa" w:w="1215"/>
+            <w:shd w:fill="EDF5FF"/>
+            <w:vAlign w:val="center"/>
+            <w:tcMar>
+              <w:top w:w="80" w:type="dxa"/>
+              <w:start w:w="120" w:type="dxa"/>
+              <w:bottom w:w="80" w:type="dxa"/>
+              <w:end w:w="120" w:type="dxa"/>
+            </w:tcMar>
+          </w:tcPr>
+          <w:p>
+            <w:pPr>
+              <w:spacing w:before="40" w:after="40" w:line="276" w:lineRule="auto"/>
+              <w:jc w:val="center"/>
+            </w:pPr>
+            <w:r/>
+            <w:r>
+              <w:rPr>
+                <w:rFonts w:ascii="Microsoft YaHei" w:hAnsi="Microsoft YaHei" w:eastAsia="Microsoft YaHei"/>
+                <w:b/>
+                <w:i w:val="0"/>
+                <w:color w:val="17365D"/>
+                <w:sz w:val="17"/>
+              </w:rPr>
+              <w:t>文档版本</w:t>
+            </w:r>
+          </w:p>
+        </w:tc>
+        <w:tc>
+          <w:tcPr>
+            <w:tcW w:type="dxa" w:w="2510"/>
+            <w:shd w:fill="FFF9E8"/>
+            <w:vAlign w:val="center"/>
+            <w:tcMar>
+              <w:top w:w="80" w:type="dxa"/>
+              <w:start w:w="120" w:type="dxa"/>
+              <w:bottom w:w="80" w:type="dxa"/>
+              <w:end w:w="120" w:type="dxa"/>
+            </w:tcMar>
+          </w:tcPr>
+          <w:p>
+            <w:pPr>
+              <w:spacing w:before="40" w:after="40" w:line="276" w:lineRule="auto"/>
+              <w:jc w:val="left"/>
+            </w:pPr>
+            <w:r/>
+            <w:r>
+              <w:rPr>
+                <w:rFonts w:ascii="Microsoft YaHei" w:hAnsi="Microsoft YaHei" w:eastAsia="Microsoft YaHei"/>
+                <w:b w:val="0"/>
+                <w:i w:val="0"/>
+                <w:color w:val="24364B"/>
+                <w:sz w:val="17"/>
+              </w:rPr>
+            </w:r>
+          </w:p>
+        </w:tc>
+        <w:tc>
+          <w:tcPr>
+            <w:tcW w:type="dxa" w:w="1215"/>
+            <w:shd w:fill="EDF5FF"/>
+            <w:vAlign w:val="center"/>
+            <w:tcMar>
+              <w:top w:w="80" w:type="dxa"/>
+              <w:start w:w="120" w:type="dxa"/>
+              <w:bottom w:w="80" w:type="dxa"/>
+              <w:end w:w="120" w:type="dxa"/>
+            </w:tcMar>
+          </w:tcPr>
+          <w:p>
+            <w:pPr>
+              <w:spacing w:before="40" w:after="40" w:line="276" w:lineRule="auto"/>
+              <w:jc w:val="center"/>
+            </w:pPr>
+            <w:r/>
+            <w:r>
+              <w:rPr>
+                <w:rFonts w:ascii="Microsoft YaHei" w:hAnsi="Microsoft YaHei" w:eastAsia="Microsoft YaHei"/>
+                <w:b/>
+                <w:i w:val="0"/>
+                <w:color w:val="17365D"/>
+                <w:sz w:val="17"/>
+              </w:rPr>
+              <w:t>提出方</w:t>
+            </w:r>
+          </w:p>
+        </w:tc>
+        <w:tc>
+          <w:tcPr>
+            <w:tcW w:type="dxa" w:w="2510"/>
+            <w:shd w:fill="FFF9E8"/>
+            <w:vAlign w:val="center"/>
+            <w:tcMar>
+              <w:top w:w="80" w:type="dxa"/>
+              <w:start w:w="120" w:type="dxa"/>
+              <w:bottom w:w="80" w:type="dxa"/>
+              <w:end w:w="120" w:type="dxa"/>
+            </w:tcMar>
+          </w:tcPr>
+          <w:p>
+            <w:pPr>
+              <w:spacing w:before="40" w:after="40" w:line="276" w:lineRule="auto"/>
+              <w:jc w:val="left"/>
+            </w:pPr>
+            <w:r/>
+            <w:r>
+              <w:rPr>
+                <w:rFonts w:ascii="Microsoft YaHei" w:hAnsi="Microsoft YaHei" w:eastAsia="Microsoft YaHei"/>
+                <w:b w:val="0"/>
+                <w:i w:val="0"/>
+                <w:color w:val="24364B"/>
+                <w:sz w:val="17"/>
+              </w:rPr>
+            </w:r>
+          </w:p>
+        </w:tc>
+        <w:tc>
+          <w:tcPr>
+            <w:tcW w:type="dxa" w:w="1215"/>
+            <w:shd w:fill="EDF5FF"/>
+            <w:vAlign w:val="center"/>
+            <w:tcMar>
+              <w:top w:w="80" w:type="dxa"/>
+              <w:start w:w="120" w:type="dxa"/>
+              <w:bottom w:w="80" w:type="dxa"/>
+              <w:end w:w="120" w:type="dxa"/>
+            </w:tcMar>
+          </w:tcPr>
+          <w:p>
+            <w:pPr>
+              <w:spacing w:before="40" w:after="40" w:line="276" w:lineRule="auto"/>
+              <w:jc w:val="center"/>
+            </w:pPr>
+            <w:r/>
+            <w:r>
+              <w:rPr>
+                <w:rFonts w:ascii="Microsoft YaHei" w:hAnsi="Microsoft YaHei" w:eastAsia="Microsoft YaHei"/>
+                <w:b/>
+                <w:i w:val="0"/>
+                <w:color w:val="17365D"/>
+                <w:sz w:val="17"/>
+              </w:rPr>
+              <w:t>确认方</w:t>
+            </w:r>
+          </w:p>
+        </w:tc>
+        <w:tc>
+          <w:tcPr>
+            <w:tcW w:type="dxa" w:w="2510"/>
+            <w:shd w:fill="FFF9E8"/>
+            <w:vAlign w:val="center"/>
+            <w:tcMar>
+              <w:top w:w="80" w:type="dxa"/>
+              <w:start w:w="120" w:type="dxa"/>
+              <w:bottom w:w="80" w:type="dxa"/>
+              <w:end w:w="120" w:type="dxa"/>
+            </w:tcMar>
+          </w:tcPr>
+          <w:p>
+            <w:pPr>
+              <w:spacing w:before="40" w:after="40" w:line="276" w:lineRule="auto"/>
+              <w:jc w:val="left"/>
+            </w:pPr>
+            <w:r/>
+            <w:r>
+              <w:rPr>
+                <w:rFonts w:ascii="Microsoft YaHei" w:hAnsi="Microsoft YaHei" w:eastAsia="Microsoft YaHei"/>
+                <w:b w:val="0"/>
+                <w:i w:val="0"/>
+                <w:color w:val="24364B"/>
+                <w:sz w:val="17"/>
+              </w:rPr>
+            </w:r>
+          </w:p>
+        </w:tc>
+      </w:tr>
+      <w:tr>
+        <w:trPr>
+          <w:cantSplit/>
+        </w:trPr>
+        <w:tc>
+          <w:tcPr>
+            <w:tcW w:type="dxa" w:w="1215"/>
+            <w:shd w:fill="EDF5FF"/>
+            <w:vAlign w:val="center"/>
+            <w:tcMar>
+              <w:top w:w="80" w:type="dxa"/>
+              <w:start w:w="120" w:type="dxa"/>
+              <w:bottom w:w="80" w:type="dxa"/>
+              <w:end w:w="120" w:type="dxa"/>
+            </w:tcMar>
+          </w:tcPr>
+          <w:p>
+            <w:pPr>
+              <w:spacing w:before="40" w:after="40" w:line="276" w:lineRule="auto"/>
+              <w:jc w:val="center"/>
+            </w:pPr>
+            <w:r/>
+            <w:r>
+              <w:rPr>
+                <w:rFonts w:ascii="Microsoft YaHei" w:hAnsi="Microsoft YaHei" w:eastAsia="Microsoft YaHei"/>
+                <w:b/>
+                <w:i w:val="0"/>
+                <w:color w:val="17365D"/>
+                <w:sz w:val="17"/>
+              </w:rPr>
+              <w:t>归档位置</w:t>
+            </w:r>
+          </w:p>
+        </w:tc>
+        <w:tc>
+          <w:tcPr>
+            <w:tcW w:type="dxa" w:w="2510"/>
+            <w:shd w:fill="FFF9E8"/>
+            <w:vAlign w:val="center"/>
+            <w:tcMar>
+              <w:top w:w="80" w:type="dxa"/>
+              <w:start w:w="120" w:type="dxa"/>
+              <w:bottom w:w="80" w:type="dxa"/>
+              <w:end w:w="120" w:type="dxa"/>
+            </w:tcMar>
+          </w:tcPr>
+          <w:p>
+            <w:pPr>
+              <w:spacing w:before="40" w:after="40" w:line="276" w:lineRule="auto"/>
+              <w:jc w:val="left"/>
+            </w:pPr>
+            <w:r/>
+            <w:r>
+              <w:rPr>
+                <w:rFonts w:ascii="Microsoft YaHei" w:hAnsi="Microsoft YaHei" w:eastAsia="Microsoft YaHei"/>
+                <w:b w:val="0"/>
+                <w:i w:val="0"/>
+                <w:color w:val="24364B"/>
+                <w:sz w:val="17"/>
+              </w:rPr>
+            </w:r>
+          </w:p>
+        </w:tc>
+        <w:tc>
+          <w:tcPr>
+            <w:tcW w:type="dxa" w:w="1215"/>
+            <w:shd w:fill="EDF5FF"/>
+            <w:vAlign w:val="center"/>
+            <w:tcMar>
+              <w:top w:w="80" w:type="dxa"/>
+              <w:start w:w="120" w:type="dxa"/>
+              <w:bottom w:w="80" w:type="dxa"/>
+              <w:end w:w="120" w:type="dxa"/>
+            </w:tcMar>
+          </w:tcPr>
+          <w:p>
+            <w:pPr>
+              <w:spacing w:before="40" w:after="40" w:line="276" w:lineRule="auto"/>
+              <w:jc w:val="center"/>
+            </w:pPr>
+            <w:r/>
+            <w:r>
+              <w:rPr>
+                <w:rFonts w:ascii="Microsoft YaHei" w:hAnsi="Microsoft YaHei" w:eastAsia="Microsoft YaHei"/>
+                <w:b/>
+                <w:i w:val="0"/>
+                <w:color w:val="17365D"/>
+                <w:sz w:val="17"/>
+              </w:rPr>
+              <w:t>附件数量</w:t>
+            </w:r>
+          </w:p>
+        </w:tc>
+        <w:tc>
+          <w:tcPr>
+            <w:tcW w:type="dxa" w:w="2510"/>
+            <w:shd w:fill="FFF9E8"/>
+            <w:vAlign w:val="center"/>
+            <w:tcMar>
+              <w:top w:w="80" w:type="dxa"/>
+              <w:start w:w="120" w:type="dxa"/>
+              <w:bottom w:w="80" w:type="dxa"/>
+              <w:end w:w="120" w:type="dxa"/>
+            </w:tcMar>
+          </w:tcPr>
+          <w:p>
+            <w:pPr>
+              <w:spacing w:before="40" w:after="40" w:line="276" w:lineRule="auto"/>
+              <w:jc w:val="left"/>
+            </w:pPr>
+            <w:r/>
+            <w:r>
+              <w:rPr>
+                <w:rFonts w:ascii="Microsoft YaHei" w:hAnsi="Microsoft YaHei" w:eastAsia="Microsoft YaHei"/>
+                <w:b w:val="0"/>
+                <w:i w:val="0"/>
+                <w:color w:val="24364B"/>
+                <w:sz w:val="17"/>
+              </w:rPr>
+            </w:r>
+          </w:p>
+        </w:tc>
+        <w:tc>
+          <w:tcPr>
+            <w:tcW w:type="dxa" w:w="1215"/>
+            <w:shd w:fill="EDF5FF"/>
+            <w:vAlign w:val="center"/>
+            <w:tcMar>
+              <w:top w:w="80" w:type="dxa"/>
+              <w:start w:w="120" w:type="dxa"/>
+              <w:bottom w:w="80" w:type="dxa"/>
+              <w:end w:w="120" w:type="dxa"/>
+            </w:tcMar>
+          </w:tcPr>
+          <w:p>
+            <w:pPr>
+              <w:spacing w:before="40" w:after="40" w:line="276" w:lineRule="auto"/>
+              <w:jc w:val="center"/>
+            </w:pPr>
+            <w:r/>
+            <w:r>
+              <w:rPr>
+                <w:rFonts w:ascii="Microsoft YaHei" w:hAnsi="Microsoft YaHei" w:eastAsia="Microsoft YaHei"/>
+                <w:b/>
+                <w:i w:val="0"/>
+                <w:color w:val="17365D"/>
+                <w:sz w:val="17"/>
+              </w:rPr>
+              <w:t>复核人</w:t>
+            </w:r>
+          </w:p>
+        </w:tc>
+        <w:tc>
+          <w:tcPr>
+            <w:tcW w:type="dxa" w:w="2510"/>
+            <w:shd w:fill="FFF9E8"/>
+            <w:vAlign w:val="center"/>
+            <w:tcMar>
+              <w:top w:w="80" w:type="dxa"/>
+              <w:start w:w="120" w:type="dxa"/>
+              <w:bottom w:w="80" w:type="dxa"/>
+              <w:end w:w="120" w:type="dxa"/>
+            </w:tcMar>
+          </w:tcPr>
+          <w:p>
+            <w:pPr>
+              <w:spacing w:before="40" w:after="40" w:line="276" w:lineRule="auto"/>
+              <w:jc w:val="left"/>
+            </w:pPr>
+            <w:r/>
+            <w:r>
+              <w:rPr>
+                <w:rFonts w:ascii="Microsoft YaHei" w:hAnsi="Microsoft YaHei" w:eastAsia="Microsoft YaHei"/>
+                <w:b w:val="0"/>
+                <w:i w:val="0"/>
+                <w:color w:val="24364B"/>
+                <w:sz w:val="17"/>
+              </w:rPr>
+            </w:r>
+          </w:p>
+        </w:tc>
+        <w:tc>
+          <w:tcPr>
+            <w:tcW w:type="dxa" w:w="1215"/>
+            <w:shd w:fill="EDF5FF"/>
+            <w:vAlign w:val="center"/>
+            <w:tcMar>
+              <w:top w:w="80" w:type="dxa"/>
+              <w:start w:w="120" w:type="dxa"/>
+              <w:bottom w:w="80" w:type="dxa"/>
+              <w:end w:w="120" w:type="dxa"/>
+            </w:tcMar>
+          </w:tcPr>
+          <w:p>
+            <w:pPr>
+              <w:spacing w:before="40" w:after="40" w:line="276" w:lineRule="auto"/>
+              <w:jc w:val="center"/>
+            </w:pPr>
+            <w:r/>
+            <w:r>
+              <w:rPr>
+                <w:rFonts w:ascii="Microsoft YaHei" w:hAnsi="Microsoft YaHei" w:eastAsia="Microsoft YaHei"/>
+                <w:b/>
+                <w:i w:val="0"/>
+                <w:color w:val="17365D"/>
+                <w:sz w:val="17"/>
+              </w:rPr>
+              <w:t>复核日期</w:t>
+            </w:r>
+          </w:p>
+        </w:tc>
+        <w:tc>
+          <w:tcPr>
+            <w:tcW w:type="dxa" w:w="2510"/>
+            <w:shd w:fill="FFF9E8"/>
+            <w:vAlign w:val="center"/>
+            <w:tcMar>
+              <w:top w:w="80" w:type="dxa"/>
+              <w:start w:w="120" w:type="dxa"/>
+              <w:bottom w:w="80" w:type="dxa"/>
+              <w:end w:w="120" w:type="dxa"/>
+            </w:tcMar>
+          </w:tcPr>
+          <w:p>
+            <w:pPr>
+              <w:spacing w:before="40" w:after="40" w:line="276" w:lineRule="auto"/>
+              <w:jc w:val="left"/>
+            </w:pPr>
+            <w:r/>
+            <w:r>
+              <w:rPr>
+                <w:rFonts w:ascii="Microsoft YaHei" w:hAnsi="Microsoft YaHei" w:eastAsia="Microsoft YaHei"/>
+                <w:b w:val="0"/>
+                <w:i w:val="0"/>
+                <w:color w:val="24364B"/>
+                <w:sz w:val="17"/>
+              </w:rPr>
+            </w:r>
+          </w:p>
+        </w:tc>
+      </w:tr>
+    </w:tbl>
+    <w:p>
+      <w:pPr>
+        <w:pStyle w:val="Heading2"/>
+        <w:keepNext/>
+      </w:pPr>
+      <w:r>
+        <w:rPr>
+          <w:rFonts w:ascii="Microsoft YaHei" w:hAnsi="Microsoft YaHei" w:eastAsia="Microsoft YaHei"/>
+          <w:b/>
+          <w:i w:val="0"/>
+          <w:color w:val="1769E0"/>
+          <w:sz w:val="26"/>
+        </w:rPr>
+        <w:t>二、明细记录</w:t>
+      </w:r>
+    </w:p>
+    <w:tbl>
+      <w:tblPr>
+        <w:tblStyle w:val="TableGrid"/>
+        <w:tblW w:type="dxa" w:w="14900"/>
+        <w:tblLayout w:type="fixed"/>
+        <w:tblLook w:firstColumn="1" w:firstRow="1" w:lastColumn="0" w:lastRow="0" w:noHBand="0" w:noVBand="1" w:val="04A0"/>
+        <w:jc w:val="left"/>
+        <w:tblInd w:w="120" w:type="dxa"/>
+        <w:tblBorders>
+          <w:top w:val="single" w:sz="5" w:color="C8D8EA"/>
+          <w:left w:val="single" w:sz="5" w:color="C8D8EA"/>
+          <w:bottom w:val="single" w:sz="5" w:color="C8D8EA"/>
+          <w:right w:val="single" w:sz="5" w:color="C8D8EA"/>
+          <w:insideH w:val="single" w:sz="5" w:color="C8D8EA"/>
+          <w:insideV w:val="single" w:sz="5" w:color="C8D8EA"/>
+        </w:tblBorders>
+      </w:tblPr>
+      <w:tblGrid>
+        <w:gridCol w:w="847"/>
+        <w:gridCol w:w="2116"/>
+        <w:gridCol w:w="3725"/>
+        <w:gridCol w:w="1439"/>
+        <w:gridCol w:w="1439"/>
+        <w:gridCol w:w="1609"/>
+        <w:gridCol w:w="1609"/>
+        <w:gridCol w:w="2116"/>
+      </w:tblGrid>
+      <w:tr>
+        <w:trPr>
+          <w:cantSplit/>
+          <w:tblHeader w:val="true"/>
+          <w:cantSplit/>
+          <w:cantSplit/>
+          <w:cantSplit/>
+          <w:cantSplit/>
+          <w:cantSplit/>
+          <w:cantSplit/>
+          <w:cantSplit/>
+          <w:cantSplit/>
+        </w:trPr>
+        <w:tc>
+          <w:tcPr>
+            <w:tcW w:type="dxa" w:w="847"/>
+            <w:shd w:fill="1769E0"/>
+            <w:vAlign w:val="center"/>
+            <w:tcMar>
+              <w:top w:w="80" w:type="dxa"/>
+              <w:start w:w="120" w:type="dxa"/>
+              <w:bottom w:w="80" w:type="dxa"/>
+              <w:end w:w="120" w:type="dxa"/>
+            </w:tcMar>
+          </w:tcPr>
+          <w:p>
+            <w:pPr>
+              <w:spacing w:before="40" w:after="40" w:line="276" w:lineRule="auto"/>
+              <w:jc w:val="center"/>
+            </w:pPr>
+            <w:r/>
+            <w:r>
+              <w:rPr>
+                <w:rFonts w:ascii="Microsoft YaHei" w:hAnsi="Microsoft YaHei" w:eastAsia="Microsoft YaHei"/>
+                <w:b/>
+                <w:i w:val="0"/>
+                <w:color w:val="FFFFFF"/>
+                <w:sz w:val="17"/>
               </w:rPr>
               <w:t>序号</w:t>
             </w:r>
@@ -173,13 +1235,29 @@
         </w:tc>
         <w:tc>
           <w:tcPr>
-            <w:tcW w:type="dxa" w:w="1296"/>
-            <w:shd w:fill="DCEBFA"/>
+            <w:tcW w:type="dxa" w:w="2116"/>
+            <w:shd w:fill="17365D"/>
+            <w:vAlign w:val="center"/>
+            <w:tcMar>
+              <w:top w:w="80" w:type="dxa"/>
+              <w:start w:w="120" w:type="dxa"/>
+              <w:bottom w:w="80" w:type="dxa"/>
+              <w:end w:w="120" w:type="dxa"/>
+            </w:tcMar>
           </w:tcPr>
           <w:p>
+            <w:pPr>
+              <w:spacing w:before="40" w:after="40" w:line="276" w:lineRule="auto"/>
+              <w:jc w:val="center"/>
+            </w:pPr>
+            <w:r/>
             <w:r>
               <w:rPr>
+                <w:rFonts w:ascii="Microsoft YaHei" w:hAnsi="Microsoft YaHei" w:eastAsia="Microsoft YaHei"/>
                 <w:b/>
+                <w:i w:val="0"/>
+                <w:color w:val="FFFFFF"/>
+                <w:sz w:val="17"/>
               </w:rPr>
               <w:t>接口名称</w:t>
             </w:r>
@@ -187,27 +1265,59 @@
         </w:tc>
         <w:tc>
           <w:tcPr>
-            <w:tcW w:type="dxa" w:w="1296"/>
-            <w:shd w:fill="DCEBFA"/>
+            <w:tcW w:type="dxa" w:w="3725"/>
+            <w:shd w:fill="17365D"/>
+            <w:vAlign w:val="center"/>
+            <w:tcMar>
+              <w:top w:w="80" w:type="dxa"/>
+              <w:start w:w="120" w:type="dxa"/>
+              <w:bottom w:w="80" w:type="dxa"/>
+              <w:end w:w="120" w:type="dxa"/>
+            </w:tcMar>
           </w:tcPr>
           <w:p>
+            <w:pPr>
+              <w:spacing w:before="40" w:after="40" w:line="276" w:lineRule="auto"/>
+              <w:jc w:val="center"/>
+            </w:pPr>
+            <w:r/>
             <w:r>
               <w:rPr>
+                <w:rFonts w:ascii="Microsoft YaHei" w:hAnsi="Microsoft YaHei" w:eastAsia="Microsoft YaHei"/>
                 <w:b/>
+                <w:i w:val="0"/>
+                <w:color w:val="FFFFFF"/>
+                <w:sz w:val="17"/>
               </w:rPr>
-              <w:t>字段/协议确认内容</w:t>
+              <w:t>确认内容</w:t>
             </w:r>
           </w:p>
         </w:tc>
         <w:tc>
           <w:tcPr>
-            <w:tcW w:type="dxa" w:w="1296"/>
-            <w:shd w:fill="DCEBFA"/>
+            <w:tcW w:type="dxa" w:w="1439"/>
+            <w:shd w:fill="17365D"/>
+            <w:vAlign w:val="center"/>
+            <w:tcMar>
+              <w:top w:w="80" w:type="dxa"/>
+              <w:start w:w="120" w:type="dxa"/>
+              <w:bottom w:w="80" w:type="dxa"/>
+              <w:end w:w="120" w:type="dxa"/>
+            </w:tcMar>
           </w:tcPr>
           <w:p>
+            <w:pPr>
+              <w:spacing w:before="40" w:after="40" w:line="276" w:lineRule="auto"/>
+              <w:jc w:val="center"/>
+            </w:pPr>
+            <w:r/>
             <w:r>
               <w:rPr>
+                <w:rFonts w:ascii="Microsoft YaHei" w:hAnsi="Microsoft YaHei" w:eastAsia="Microsoft YaHei"/>
                 <w:b/>
+                <w:i w:val="0"/>
+                <w:color w:val="FFFFFF"/>
+                <w:sz w:val="17"/>
               </w:rPr>
               <w:t>提出方</w:t>
             </w:r>
@@ -215,13 +1325,29 @@
         </w:tc>
         <w:tc>
           <w:tcPr>
-            <w:tcW w:type="dxa" w:w="1296"/>
-            <w:shd w:fill="DCEBFA"/>
+            <w:tcW w:type="dxa" w:w="1439"/>
+            <w:shd w:fill="17365D"/>
+            <w:vAlign w:val="center"/>
+            <w:tcMar>
+              <w:top w:w="80" w:type="dxa"/>
+              <w:start w:w="120" w:type="dxa"/>
+              <w:bottom w:w="80" w:type="dxa"/>
+              <w:end w:w="120" w:type="dxa"/>
+            </w:tcMar>
           </w:tcPr>
           <w:p>
+            <w:pPr>
+              <w:spacing w:before="40" w:after="40" w:line="276" w:lineRule="auto"/>
+              <w:jc w:val="center"/>
+            </w:pPr>
+            <w:r/>
             <w:r>
               <w:rPr>
+                <w:rFonts w:ascii="Microsoft YaHei" w:hAnsi="Microsoft YaHei" w:eastAsia="Microsoft YaHei"/>
                 <w:b/>
+                <w:i w:val="0"/>
+                <w:color w:val="FFFFFF"/>
+                <w:sz w:val="17"/>
               </w:rPr>
               <w:t>确认方</w:t>
             </w:r>
@@ -229,13 +1355,29 @@
         </w:tc>
         <w:tc>
           <w:tcPr>
-            <w:tcW w:type="dxa" w:w="1296"/>
-            <w:shd w:fill="DCEBFA"/>
+            <w:tcW w:type="dxa" w:w="1609"/>
+            <w:shd w:fill="17365D"/>
+            <w:vAlign w:val="center"/>
+            <w:tcMar>
+              <w:top w:w="80" w:type="dxa"/>
+              <w:start w:w="120" w:type="dxa"/>
+              <w:bottom w:w="80" w:type="dxa"/>
+              <w:end w:w="120" w:type="dxa"/>
+            </w:tcMar>
           </w:tcPr>
           <w:p>
+            <w:pPr>
+              <w:spacing w:before="40" w:after="40" w:line="276" w:lineRule="auto"/>
+              <w:jc w:val="center"/>
+            </w:pPr>
+            <w:r/>
             <w:r>
               <w:rPr>
+                <w:rFonts w:ascii="Microsoft YaHei" w:hAnsi="Microsoft YaHei" w:eastAsia="Microsoft YaHei"/>
                 <w:b/>
+                <w:i w:val="0"/>
+                <w:color w:val="FFFFFF"/>
+                <w:sz w:val="17"/>
               </w:rPr>
               <w:t>确认日期</w:t>
             </w:r>
@@ -243,13 +1385,29 @@
         </w:tc>
         <w:tc>
           <w:tcPr>
-            <w:tcW w:type="dxa" w:w="1296"/>
-            <w:shd w:fill="DCEBFA"/>
+            <w:tcW w:type="dxa" w:w="1609"/>
+            <w:shd w:fill="17365D"/>
+            <w:vAlign w:val="center"/>
+            <w:tcMar>
+              <w:top w:w="80" w:type="dxa"/>
+              <w:start w:w="120" w:type="dxa"/>
+              <w:bottom w:w="80" w:type="dxa"/>
+              <w:end w:w="120" w:type="dxa"/>
+            </w:tcMar>
           </w:tcPr>
           <w:p>
+            <w:pPr>
+              <w:spacing w:before="40" w:after="40" w:line="276" w:lineRule="auto"/>
+              <w:jc w:val="center"/>
+            </w:pPr>
+            <w:r/>
             <w:r>
               <w:rPr>
+                <w:rFonts w:ascii="Microsoft YaHei" w:hAnsi="Microsoft YaHei" w:eastAsia="Microsoft YaHei"/>
                 <w:b/>
+                <w:i w:val="0"/>
+                <w:color w:val="FFFFFF"/>
+                <w:sz w:val="17"/>
               </w:rPr>
               <w:t>确认结论</w:t>
             </w:r>
@@ -257,13 +1415,29 @@
         </w:tc>
         <w:tc>
           <w:tcPr>
-            <w:tcW w:type="dxa" w:w="1296"/>
-            <w:shd w:fill="DCEBFA"/>
+            <w:tcW w:type="dxa" w:w="2116"/>
+            <w:shd w:fill="17365D"/>
+            <w:vAlign w:val="center"/>
+            <w:tcMar>
+              <w:top w:w="80" w:type="dxa"/>
+              <w:start w:w="120" w:type="dxa"/>
+              <w:bottom w:w="80" w:type="dxa"/>
+              <w:end w:w="120" w:type="dxa"/>
+            </w:tcMar>
           </w:tcPr>
           <w:p>
+            <w:pPr>
+              <w:spacing w:before="40" w:after="40" w:line="276" w:lineRule="auto"/>
+              <w:jc w:val="center"/>
+            </w:pPr>
+            <w:r/>
             <w:r>
               <w:rPr>
+                <w:rFonts w:ascii="Microsoft YaHei" w:hAnsi="Microsoft YaHei" w:eastAsia="Microsoft YaHei"/>
                 <w:b/>
+                <w:i w:val="0"/>
+                <w:color w:val="FFFFFF"/>
+                <w:sz w:val="17"/>
               </w:rPr>
               <w:t>备注</w:t>
             </w:r>
@@ -271,565 +1445,3407 @@
         </w:tc>
       </w:tr>
       <w:tr>
+        <w:trPr>
+          <w:cantSplit/>
+          <w:cantSplit/>
+          <w:cantSplit/>
+          <w:cantSplit/>
+          <w:cantSplit/>
+          <w:cantSplit/>
+          <w:cantSplit/>
+          <w:cantSplit/>
+          <w:cantSplit/>
+        </w:trPr>
         <w:tc>
           <w:tcPr>
-            <w:tcW w:type="dxa" w:w="1296"/>
+            <w:tcW w:type="dxa" w:w="847"/>
+            <w:shd w:fill="FFFFFF"/>
+            <w:vAlign w:val="center"/>
+            <w:tcMar>
+              <w:top w:w="80" w:type="dxa"/>
+              <w:start w:w="120" w:type="dxa"/>
+              <w:bottom w:w="80" w:type="dxa"/>
+              <w:end w:w="120" w:type="dxa"/>
+            </w:tcMar>
           </w:tcPr>
           <w:p>
+            <w:pPr>
+              <w:spacing w:before="40" w:after="40" w:line="276" w:lineRule="auto"/>
+              <w:jc w:val="center"/>
+            </w:pPr>
             <w:r/>
+            <w:r>
+              <w:rPr>
+                <w:rFonts w:ascii="Microsoft YaHei" w:hAnsi="Microsoft YaHei" w:eastAsia="Microsoft YaHei"/>
+                <w:b w:val="0"/>
+                <w:i w:val="0"/>
+                <w:color w:val="667A90"/>
+                <w:sz w:val="17"/>
+              </w:rPr>
+              <w:t>1</w:t>
+            </w:r>
           </w:p>
         </w:tc>
         <w:tc>
           <w:tcPr>
-            <w:tcW w:type="dxa" w:w="1296"/>
+            <w:tcW w:type="dxa" w:w="2116"/>
+            <w:shd w:fill="FFF9E8"/>
+            <w:vAlign w:val="center"/>
+            <w:tcMar>
+              <w:top w:w="80" w:type="dxa"/>
+              <w:start w:w="120" w:type="dxa"/>
+              <w:bottom w:w="80" w:type="dxa"/>
+              <w:end w:w="120" w:type="dxa"/>
+            </w:tcMar>
           </w:tcPr>
           <w:p>
+            <w:pPr>
+              <w:spacing w:before="40" w:after="40" w:line="276" w:lineRule="auto"/>
+              <w:jc w:val="left"/>
+            </w:pPr>
             <w:r/>
+            <w:r>
+              <w:rPr>
+                <w:rFonts w:ascii="Microsoft YaHei" w:hAnsi="Microsoft YaHei" w:eastAsia="Microsoft YaHei"/>
+                <w:b w:val="0"/>
+                <w:i w:val="0"/>
+                <w:color w:val="24364B"/>
+                <w:sz w:val="17"/>
+              </w:rPr>
+            </w:r>
           </w:p>
         </w:tc>
         <w:tc>
           <w:tcPr>
-            <w:tcW w:type="dxa" w:w="1296"/>
+            <w:tcW w:type="dxa" w:w="3725"/>
+            <w:shd w:fill="FFF9E8"/>
+            <w:vAlign w:val="center"/>
+            <w:tcMar>
+              <w:top w:w="80" w:type="dxa"/>
+              <w:start w:w="120" w:type="dxa"/>
+              <w:bottom w:w="80" w:type="dxa"/>
+              <w:end w:w="120" w:type="dxa"/>
+            </w:tcMar>
           </w:tcPr>
           <w:p>
+            <w:pPr>
+              <w:spacing w:before="40" w:after="40" w:line="276" w:lineRule="auto"/>
+              <w:jc w:val="left"/>
+            </w:pPr>
             <w:r/>
+            <w:r>
+              <w:rPr>
+                <w:rFonts w:ascii="Microsoft YaHei" w:hAnsi="Microsoft YaHei" w:eastAsia="Microsoft YaHei"/>
+                <w:b w:val="0"/>
+                <w:i w:val="0"/>
+                <w:color w:val="24364B"/>
+                <w:sz w:val="17"/>
+              </w:rPr>
+            </w:r>
           </w:p>
         </w:tc>
         <w:tc>
           <w:tcPr>
-            <w:tcW w:type="dxa" w:w="1296"/>
+            <w:tcW w:type="dxa" w:w="1439"/>
+            <w:shd w:fill="FFF9E8"/>
+            <w:vAlign w:val="center"/>
+            <w:tcMar>
+              <w:top w:w="80" w:type="dxa"/>
+              <w:start w:w="120" w:type="dxa"/>
+              <w:bottom w:w="80" w:type="dxa"/>
+              <w:end w:w="120" w:type="dxa"/>
+            </w:tcMar>
           </w:tcPr>
           <w:p>
+            <w:pPr>
+              <w:spacing w:before="40" w:after="40" w:line="276" w:lineRule="auto"/>
+              <w:jc w:val="left"/>
+            </w:pPr>
             <w:r/>
+            <w:r>
+              <w:rPr>
+                <w:rFonts w:ascii="Microsoft YaHei" w:hAnsi="Microsoft YaHei" w:eastAsia="Microsoft YaHei"/>
+                <w:b w:val="0"/>
+                <w:i w:val="0"/>
+                <w:color w:val="24364B"/>
+                <w:sz w:val="17"/>
+              </w:rPr>
+            </w:r>
           </w:p>
         </w:tc>
         <w:tc>
           <w:tcPr>
-            <w:tcW w:type="dxa" w:w="1296"/>
+            <w:tcW w:type="dxa" w:w="1439"/>
+            <w:shd w:fill="FFF9E8"/>
+            <w:vAlign w:val="center"/>
+            <w:tcMar>
+              <w:top w:w="80" w:type="dxa"/>
+              <w:start w:w="120" w:type="dxa"/>
+              <w:bottom w:w="80" w:type="dxa"/>
+              <w:end w:w="120" w:type="dxa"/>
+            </w:tcMar>
           </w:tcPr>
           <w:p>
+            <w:pPr>
+              <w:spacing w:before="40" w:after="40" w:line="276" w:lineRule="auto"/>
+              <w:jc w:val="left"/>
+            </w:pPr>
             <w:r/>
+            <w:r>
+              <w:rPr>
+                <w:rFonts w:ascii="Microsoft YaHei" w:hAnsi="Microsoft YaHei" w:eastAsia="Microsoft YaHei"/>
+                <w:b w:val="0"/>
+                <w:i w:val="0"/>
+                <w:color w:val="24364B"/>
+                <w:sz w:val="17"/>
+              </w:rPr>
+            </w:r>
           </w:p>
         </w:tc>
         <w:tc>
           <w:tcPr>
-            <w:tcW w:type="dxa" w:w="1296"/>
+            <w:tcW w:type="dxa" w:w="1609"/>
+            <w:shd w:fill="FFF9E8"/>
+            <w:vAlign w:val="center"/>
+            <w:tcMar>
+              <w:top w:w="80" w:type="dxa"/>
+              <w:start w:w="120" w:type="dxa"/>
+              <w:bottom w:w="80" w:type="dxa"/>
+              <w:end w:w="120" w:type="dxa"/>
+            </w:tcMar>
           </w:tcPr>
           <w:p>
+            <w:pPr>
+              <w:spacing w:before="40" w:after="40" w:line="276" w:lineRule="auto"/>
+              <w:jc w:val="left"/>
+            </w:pPr>
             <w:r/>
+            <w:r>
+              <w:rPr>
+                <w:rFonts w:ascii="Microsoft YaHei" w:hAnsi="Microsoft YaHei" w:eastAsia="Microsoft YaHei"/>
+                <w:b w:val="0"/>
+                <w:i w:val="0"/>
+                <w:color w:val="24364B"/>
+                <w:sz w:val="17"/>
+              </w:rPr>
+            </w:r>
           </w:p>
         </w:tc>
         <w:tc>
           <w:tcPr>
-            <w:tcW w:type="dxa" w:w="1296"/>
+            <w:tcW w:type="dxa" w:w="1609"/>
+            <w:shd w:fill="FFF9E8"/>
+            <w:vAlign w:val="center"/>
+            <w:tcMar>
+              <w:top w:w="80" w:type="dxa"/>
+              <w:start w:w="120" w:type="dxa"/>
+              <w:bottom w:w="80" w:type="dxa"/>
+              <w:end w:w="120" w:type="dxa"/>
+            </w:tcMar>
           </w:tcPr>
           <w:p>
+            <w:pPr>
+              <w:spacing w:before="40" w:after="40" w:line="276" w:lineRule="auto"/>
+              <w:jc w:val="left"/>
+            </w:pPr>
             <w:r/>
+            <w:r>
+              <w:rPr>
+                <w:rFonts w:ascii="Microsoft YaHei" w:hAnsi="Microsoft YaHei" w:eastAsia="Microsoft YaHei"/>
+                <w:b w:val="0"/>
+                <w:i w:val="0"/>
+                <w:color w:val="24364B"/>
+                <w:sz w:val="17"/>
+              </w:rPr>
+            </w:r>
           </w:p>
         </w:tc>
         <w:tc>
           <w:tcPr>
-            <w:tcW w:type="dxa" w:w="1296"/>
+            <w:tcW w:type="dxa" w:w="2116"/>
+            <w:shd w:fill="FFF9E8"/>
+            <w:vAlign w:val="center"/>
+            <w:tcMar>
+              <w:top w:w="80" w:type="dxa"/>
+              <w:start w:w="120" w:type="dxa"/>
+              <w:bottom w:w="80" w:type="dxa"/>
+              <w:end w:w="120" w:type="dxa"/>
+            </w:tcMar>
           </w:tcPr>
           <w:p>
+            <w:pPr>
+              <w:spacing w:before="40" w:after="40" w:line="276" w:lineRule="auto"/>
+              <w:jc w:val="left"/>
+            </w:pPr>
             <w:r/>
+            <w:r>
+              <w:rPr>
+                <w:rFonts w:ascii="Microsoft YaHei" w:hAnsi="Microsoft YaHei" w:eastAsia="Microsoft YaHei"/>
+                <w:b w:val="0"/>
+                <w:i w:val="0"/>
+                <w:color w:val="24364B"/>
+                <w:sz w:val="17"/>
+              </w:rPr>
+            </w:r>
           </w:p>
         </w:tc>
       </w:tr>
       <w:tr>
+        <w:trPr>
+          <w:cantSplit/>
+          <w:cantSplit/>
+          <w:cantSplit/>
+          <w:cantSplit/>
+          <w:cantSplit/>
+          <w:cantSplit/>
+          <w:cantSplit/>
+          <w:cantSplit/>
+        </w:trPr>
         <w:tc>
           <w:tcPr>
-            <w:tcW w:type="dxa" w:w="1296"/>
+            <w:tcW w:type="dxa" w:w="847"/>
+            <w:shd w:fill="FFFFFF"/>
+            <w:vAlign w:val="center"/>
+            <w:tcMar>
+              <w:top w:w="80" w:type="dxa"/>
+              <w:start w:w="120" w:type="dxa"/>
+              <w:bottom w:w="80" w:type="dxa"/>
+              <w:end w:w="120" w:type="dxa"/>
+            </w:tcMar>
           </w:tcPr>
           <w:p>
+            <w:pPr>
+              <w:spacing w:before="40" w:after="40" w:line="276" w:lineRule="auto"/>
+              <w:jc w:val="center"/>
+            </w:pPr>
             <w:r/>
+            <w:r>
+              <w:rPr>
+                <w:rFonts w:ascii="Microsoft YaHei" w:hAnsi="Microsoft YaHei" w:eastAsia="Microsoft YaHei"/>
+                <w:b w:val="0"/>
+                <w:i w:val="0"/>
+                <w:color w:val="667A90"/>
+                <w:sz w:val="17"/>
+              </w:rPr>
+              <w:t>2</w:t>
+            </w:r>
           </w:p>
         </w:tc>
         <w:tc>
           <w:tcPr>
-            <w:tcW w:type="dxa" w:w="1296"/>
+            <w:tcW w:type="dxa" w:w="2116"/>
+            <w:shd w:fill="FFF9E8"/>
+            <w:vAlign w:val="center"/>
+            <w:tcMar>
+              <w:top w:w="80" w:type="dxa"/>
+              <w:start w:w="120" w:type="dxa"/>
+              <w:bottom w:w="80" w:type="dxa"/>
+              <w:end w:w="120" w:type="dxa"/>
+            </w:tcMar>
           </w:tcPr>
           <w:p>
+            <w:pPr>
+              <w:spacing w:before="40" w:after="40" w:line="276" w:lineRule="auto"/>
+              <w:jc w:val="left"/>
+            </w:pPr>
             <w:r/>
+            <w:r>
+              <w:rPr>
+                <w:rFonts w:ascii="Microsoft YaHei" w:hAnsi="Microsoft YaHei" w:eastAsia="Microsoft YaHei"/>
+                <w:b w:val="0"/>
+                <w:i w:val="0"/>
+                <w:color w:val="24364B"/>
+                <w:sz w:val="17"/>
+              </w:rPr>
+            </w:r>
           </w:p>
         </w:tc>
         <w:tc>
           <w:tcPr>
-            <w:tcW w:type="dxa" w:w="1296"/>
+            <w:tcW w:type="dxa" w:w="3725"/>
+            <w:shd w:fill="FFF9E8"/>
+            <w:vAlign w:val="center"/>
+            <w:tcMar>
+              <w:top w:w="80" w:type="dxa"/>
+              <w:start w:w="120" w:type="dxa"/>
+              <w:bottom w:w="80" w:type="dxa"/>
+              <w:end w:w="120" w:type="dxa"/>
+            </w:tcMar>
           </w:tcPr>
           <w:p>
+            <w:pPr>
+              <w:spacing w:before="40" w:after="40" w:line="276" w:lineRule="auto"/>
+              <w:jc w:val="left"/>
+            </w:pPr>
             <w:r/>
+            <w:r>
+              <w:rPr>
+                <w:rFonts w:ascii="Microsoft YaHei" w:hAnsi="Microsoft YaHei" w:eastAsia="Microsoft YaHei"/>
+                <w:b w:val="0"/>
+                <w:i w:val="0"/>
+                <w:color w:val="24364B"/>
+                <w:sz w:val="17"/>
+              </w:rPr>
+            </w:r>
           </w:p>
         </w:tc>
         <w:tc>
           <w:tcPr>
-            <w:tcW w:type="dxa" w:w="1296"/>
+            <w:tcW w:type="dxa" w:w="1439"/>
+            <w:shd w:fill="FFF9E8"/>
+            <w:vAlign w:val="center"/>
+            <w:tcMar>
+              <w:top w:w="80" w:type="dxa"/>
+              <w:start w:w="120" w:type="dxa"/>
+              <w:bottom w:w="80" w:type="dxa"/>
+              <w:end w:w="120" w:type="dxa"/>
+            </w:tcMar>
           </w:tcPr>
           <w:p>
+            <w:pPr>
+              <w:spacing w:before="40" w:after="40" w:line="276" w:lineRule="auto"/>
+              <w:jc w:val="left"/>
+            </w:pPr>
             <w:r/>
+            <w:r>
+              <w:rPr>
+                <w:rFonts w:ascii="Microsoft YaHei" w:hAnsi="Microsoft YaHei" w:eastAsia="Microsoft YaHei"/>
+                <w:b w:val="0"/>
+                <w:i w:val="0"/>
+                <w:color w:val="24364B"/>
+                <w:sz w:val="17"/>
+              </w:rPr>
+            </w:r>
           </w:p>
         </w:tc>
         <w:tc>
           <w:tcPr>
-            <w:tcW w:type="dxa" w:w="1296"/>
+            <w:tcW w:type="dxa" w:w="1439"/>
+            <w:shd w:fill="FFF9E8"/>
+            <w:vAlign w:val="center"/>
+            <w:tcMar>
+              <w:top w:w="80" w:type="dxa"/>
+              <w:start w:w="120" w:type="dxa"/>
+              <w:bottom w:w="80" w:type="dxa"/>
+              <w:end w:w="120" w:type="dxa"/>
+            </w:tcMar>
           </w:tcPr>
           <w:p>
+            <w:pPr>
+              <w:spacing w:before="40" w:after="40" w:line="276" w:lineRule="auto"/>
+              <w:jc w:val="left"/>
+            </w:pPr>
             <w:r/>
+            <w:r>
+              <w:rPr>
+                <w:rFonts w:ascii="Microsoft YaHei" w:hAnsi="Microsoft YaHei" w:eastAsia="Microsoft YaHei"/>
+                <w:b w:val="0"/>
+                <w:i w:val="0"/>
+                <w:color w:val="24364B"/>
+                <w:sz w:val="17"/>
+              </w:rPr>
+            </w:r>
           </w:p>
         </w:tc>
         <w:tc>
           <w:tcPr>
-            <w:tcW w:type="dxa" w:w="1296"/>
+            <w:tcW w:type="dxa" w:w="1609"/>
+            <w:shd w:fill="FFF9E8"/>
+            <w:vAlign w:val="center"/>
+            <w:tcMar>
+              <w:top w:w="80" w:type="dxa"/>
+              <w:start w:w="120" w:type="dxa"/>
+              <w:bottom w:w="80" w:type="dxa"/>
+              <w:end w:w="120" w:type="dxa"/>
+            </w:tcMar>
           </w:tcPr>
           <w:p>
+            <w:pPr>
+              <w:spacing w:before="40" w:after="40" w:line="276" w:lineRule="auto"/>
+              <w:jc w:val="left"/>
+            </w:pPr>
             <w:r/>
+            <w:r>
+              <w:rPr>
+                <w:rFonts w:ascii="Microsoft YaHei" w:hAnsi="Microsoft YaHei" w:eastAsia="Microsoft YaHei"/>
+                <w:b w:val="0"/>
+                <w:i w:val="0"/>
+                <w:color w:val="24364B"/>
+                <w:sz w:val="17"/>
+              </w:rPr>
+            </w:r>
           </w:p>
         </w:tc>
         <w:tc>
           <w:tcPr>
-            <w:tcW w:type="dxa" w:w="1296"/>
+            <w:tcW w:type="dxa" w:w="1609"/>
+            <w:shd w:fill="FFF9E8"/>
+            <w:vAlign w:val="center"/>
+            <w:tcMar>
+              <w:top w:w="80" w:type="dxa"/>
+              <w:start w:w="120" w:type="dxa"/>
+              <w:bottom w:w="80" w:type="dxa"/>
+              <w:end w:w="120" w:type="dxa"/>
+            </w:tcMar>
           </w:tcPr>
           <w:p>
+            <w:pPr>
+              <w:spacing w:before="40" w:after="40" w:line="276" w:lineRule="auto"/>
+              <w:jc w:val="left"/>
+            </w:pPr>
             <w:r/>
+            <w:r>
+              <w:rPr>
+                <w:rFonts w:ascii="Microsoft YaHei" w:hAnsi="Microsoft YaHei" w:eastAsia="Microsoft YaHei"/>
+                <w:b w:val="0"/>
+                <w:i w:val="0"/>
+                <w:color w:val="24364B"/>
+                <w:sz w:val="17"/>
+              </w:rPr>
+            </w:r>
           </w:p>
         </w:tc>
         <w:tc>
           <w:tcPr>
-            <w:tcW w:type="dxa" w:w="1296"/>
+            <w:tcW w:type="dxa" w:w="2116"/>
+            <w:shd w:fill="FFF9E8"/>
+            <w:vAlign w:val="center"/>
+            <w:tcMar>
+              <w:top w:w="80" w:type="dxa"/>
+              <w:start w:w="120" w:type="dxa"/>
+              <w:bottom w:w="80" w:type="dxa"/>
+              <w:end w:w="120" w:type="dxa"/>
+            </w:tcMar>
           </w:tcPr>
           <w:p>
+            <w:pPr>
+              <w:spacing w:before="40" w:after="40" w:line="276" w:lineRule="auto"/>
+              <w:jc w:val="left"/>
+            </w:pPr>
             <w:r/>
+            <w:r>
+              <w:rPr>
+                <w:rFonts w:ascii="Microsoft YaHei" w:hAnsi="Microsoft YaHei" w:eastAsia="Microsoft YaHei"/>
+                <w:b w:val="0"/>
+                <w:i w:val="0"/>
+                <w:color w:val="24364B"/>
+                <w:sz w:val="17"/>
+              </w:rPr>
+            </w:r>
           </w:p>
         </w:tc>
       </w:tr>
       <w:tr>
+        <w:trPr>
+          <w:cantSplit/>
+          <w:cantSplit/>
+          <w:cantSplit/>
+          <w:cantSplit/>
+          <w:cantSplit/>
+          <w:cantSplit/>
+          <w:cantSplit/>
+        </w:trPr>
         <w:tc>
           <w:tcPr>
-            <w:tcW w:type="dxa" w:w="1296"/>
+            <w:tcW w:type="dxa" w:w="847"/>
+            <w:shd w:fill="FFFFFF"/>
+            <w:vAlign w:val="center"/>
+            <w:tcMar>
+              <w:top w:w="80" w:type="dxa"/>
+              <w:start w:w="120" w:type="dxa"/>
+              <w:bottom w:w="80" w:type="dxa"/>
+              <w:end w:w="120" w:type="dxa"/>
+            </w:tcMar>
           </w:tcPr>
           <w:p>
+            <w:pPr>
+              <w:spacing w:before="40" w:after="40" w:line="276" w:lineRule="auto"/>
+              <w:jc w:val="center"/>
+            </w:pPr>
             <w:r/>
+            <w:r>
+              <w:rPr>
+                <w:rFonts w:ascii="Microsoft YaHei" w:hAnsi="Microsoft YaHei" w:eastAsia="Microsoft YaHei"/>
+                <w:b w:val="0"/>
+                <w:i w:val="0"/>
+                <w:color w:val="667A90"/>
+                <w:sz w:val="17"/>
+              </w:rPr>
+              <w:t>3</w:t>
+            </w:r>
           </w:p>
         </w:tc>
         <w:tc>
           <w:tcPr>
-            <w:tcW w:type="dxa" w:w="1296"/>
+            <w:tcW w:type="dxa" w:w="2116"/>
+            <w:shd w:fill="FFF9E8"/>
+            <w:vAlign w:val="center"/>
+            <w:tcMar>
+              <w:top w:w="80" w:type="dxa"/>
+              <w:start w:w="120" w:type="dxa"/>
+              <w:bottom w:w="80" w:type="dxa"/>
+              <w:end w:w="120" w:type="dxa"/>
+            </w:tcMar>
           </w:tcPr>
           <w:p>
+            <w:pPr>
+              <w:spacing w:before="40" w:after="40" w:line="276" w:lineRule="auto"/>
+              <w:jc w:val="left"/>
+            </w:pPr>
             <w:r/>
+            <w:r>
+              <w:rPr>
+                <w:rFonts w:ascii="Microsoft YaHei" w:hAnsi="Microsoft YaHei" w:eastAsia="Microsoft YaHei"/>
+                <w:b w:val="0"/>
+                <w:i w:val="0"/>
+                <w:color w:val="24364B"/>
+                <w:sz w:val="17"/>
+              </w:rPr>
+            </w:r>
           </w:p>
         </w:tc>
         <w:tc>
           <w:tcPr>
-            <w:tcW w:type="dxa" w:w="1296"/>
+            <w:tcW w:type="dxa" w:w="3725"/>
+            <w:shd w:fill="FFF9E8"/>
+            <w:vAlign w:val="center"/>
+            <w:tcMar>
+              <w:top w:w="80" w:type="dxa"/>
+              <w:start w:w="120" w:type="dxa"/>
+              <w:bottom w:w="80" w:type="dxa"/>
+              <w:end w:w="120" w:type="dxa"/>
+            </w:tcMar>
           </w:tcPr>
           <w:p>
+            <w:pPr>
+              <w:spacing w:before="40" w:after="40" w:line="276" w:lineRule="auto"/>
+              <w:jc w:val="left"/>
+            </w:pPr>
             <w:r/>
+            <w:r>
+              <w:rPr>
+                <w:rFonts w:ascii="Microsoft YaHei" w:hAnsi="Microsoft YaHei" w:eastAsia="Microsoft YaHei"/>
+                <w:b w:val="0"/>
+                <w:i w:val="0"/>
+                <w:color w:val="24364B"/>
+                <w:sz w:val="17"/>
+              </w:rPr>
+            </w:r>
           </w:p>
         </w:tc>
         <w:tc>
           <w:tcPr>
-            <w:tcW w:type="dxa" w:w="1296"/>
+            <w:tcW w:type="dxa" w:w="1439"/>
+            <w:shd w:fill="FFF9E8"/>
+            <w:vAlign w:val="center"/>
+            <w:tcMar>
+              <w:top w:w="80" w:type="dxa"/>
+              <w:start w:w="120" w:type="dxa"/>
+              <w:bottom w:w="80" w:type="dxa"/>
+              <w:end w:w="120" w:type="dxa"/>
+            </w:tcMar>
           </w:tcPr>
           <w:p>
+            <w:pPr>
+              <w:spacing w:before="40" w:after="40" w:line="276" w:lineRule="auto"/>
+              <w:jc w:val="left"/>
+            </w:pPr>
             <w:r/>
+            <w:r>
+              <w:rPr>
+                <w:rFonts w:ascii="Microsoft YaHei" w:hAnsi="Microsoft YaHei" w:eastAsia="Microsoft YaHei"/>
+                <w:b w:val="0"/>
+                <w:i w:val="0"/>
+                <w:color w:val="24364B"/>
+                <w:sz w:val="17"/>
+              </w:rPr>
+            </w:r>
           </w:p>
         </w:tc>
         <w:tc>
           <w:tcPr>
-            <w:tcW w:type="dxa" w:w="1296"/>
+            <w:tcW w:type="dxa" w:w="1439"/>
+            <w:shd w:fill="FFF9E8"/>
+            <w:vAlign w:val="center"/>
+            <w:tcMar>
+              <w:top w:w="80" w:type="dxa"/>
+              <w:start w:w="120" w:type="dxa"/>
+              <w:bottom w:w="80" w:type="dxa"/>
+              <w:end w:w="120" w:type="dxa"/>
+            </w:tcMar>
           </w:tcPr>
           <w:p>
+            <w:pPr>
+              <w:spacing w:before="40" w:after="40" w:line="276" w:lineRule="auto"/>
+              <w:jc w:val="left"/>
+            </w:pPr>
             <w:r/>
+            <w:r>
+              <w:rPr>
+                <w:rFonts w:ascii="Microsoft YaHei" w:hAnsi="Microsoft YaHei" w:eastAsia="Microsoft YaHei"/>
+                <w:b w:val="0"/>
+                <w:i w:val="0"/>
+                <w:color w:val="24364B"/>
+                <w:sz w:val="17"/>
+              </w:rPr>
+            </w:r>
           </w:p>
         </w:tc>
         <w:tc>
           <w:tcPr>
-            <w:tcW w:type="dxa" w:w="1296"/>
+            <w:tcW w:type="dxa" w:w="1609"/>
+            <w:shd w:fill="FFF9E8"/>
+            <w:vAlign w:val="center"/>
+            <w:tcMar>
+              <w:top w:w="80" w:type="dxa"/>
+              <w:start w:w="120" w:type="dxa"/>
+              <w:bottom w:w="80" w:type="dxa"/>
+              <w:end w:w="120" w:type="dxa"/>
+            </w:tcMar>
           </w:tcPr>
           <w:p>
+            <w:pPr>
+              <w:spacing w:before="40" w:after="40" w:line="276" w:lineRule="auto"/>
+              <w:jc w:val="left"/>
+            </w:pPr>
             <w:r/>
+            <w:r>
+              <w:rPr>
+                <w:rFonts w:ascii="Microsoft YaHei" w:hAnsi="Microsoft YaHei" w:eastAsia="Microsoft YaHei"/>
+                <w:b w:val="0"/>
+                <w:i w:val="0"/>
+                <w:color w:val="24364B"/>
+                <w:sz w:val="17"/>
+              </w:rPr>
+            </w:r>
           </w:p>
         </w:tc>
         <w:tc>
           <w:tcPr>
-            <w:tcW w:type="dxa" w:w="1296"/>
+            <w:tcW w:type="dxa" w:w="1609"/>
+            <w:shd w:fill="FFF9E8"/>
+            <w:vAlign w:val="center"/>
+            <w:tcMar>
+              <w:top w:w="80" w:type="dxa"/>
+              <w:start w:w="120" w:type="dxa"/>
+              <w:bottom w:w="80" w:type="dxa"/>
+              <w:end w:w="120" w:type="dxa"/>
+            </w:tcMar>
           </w:tcPr>
           <w:p>
+            <w:pPr>
+              <w:spacing w:before="40" w:after="40" w:line="276" w:lineRule="auto"/>
+              <w:jc w:val="left"/>
+            </w:pPr>
             <w:r/>
+            <w:r>
+              <w:rPr>
+                <w:rFonts w:ascii="Microsoft YaHei" w:hAnsi="Microsoft YaHei" w:eastAsia="Microsoft YaHei"/>
+                <w:b w:val="0"/>
+                <w:i w:val="0"/>
+                <w:color w:val="24364B"/>
+                <w:sz w:val="17"/>
+              </w:rPr>
+            </w:r>
           </w:p>
         </w:tc>
         <w:tc>
           <w:tcPr>
-            <w:tcW w:type="dxa" w:w="1296"/>
+            <w:tcW w:type="dxa" w:w="2116"/>
+            <w:shd w:fill="FFF9E8"/>
+            <w:vAlign w:val="center"/>
+            <w:tcMar>
+              <w:top w:w="80" w:type="dxa"/>
+              <w:start w:w="120" w:type="dxa"/>
+              <w:bottom w:w="80" w:type="dxa"/>
+              <w:end w:w="120" w:type="dxa"/>
+            </w:tcMar>
           </w:tcPr>
           <w:p>
+            <w:pPr>
+              <w:spacing w:before="40" w:after="40" w:line="276" w:lineRule="auto"/>
+              <w:jc w:val="left"/>
+            </w:pPr>
             <w:r/>
+            <w:r>
+              <w:rPr>
+                <w:rFonts w:ascii="Microsoft YaHei" w:hAnsi="Microsoft YaHei" w:eastAsia="Microsoft YaHei"/>
+                <w:b w:val="0"/>
+                <w:i w:val="0"/>
+                <w:color w:val="24364B"/>
+                <w:sz w:val="17"/>
+              </w:rPr>
+            </w:r>
           </w:p>
         </w:tc>
       </w:tr>
       <w:tr>
+        <w:trPr>
+          <w:cantSplit/>
+          <w:cantSplit/>
+          <w:cantSplit/>
+          <w:cantSplit/>
+          <w:cantSplit/>
+          <w:cantSplit/>
+        </w:trPr>
         <w:tc>
           <w:tcPr>
-            <w:tcW w:type="dxa" w:w="1296"/>
+            <w:tcW w:type="dxa" w:w="847"/>
+            <w:shd w:fill="FFFFFF"/>
+            <w:vAlign w:val="center"/>
+            <w:tcMar>
+              <w:top w:w="80" w:type="dxa"/>
+              <w:start w:w="120" w:type="dxa"/>
+              <w:bottom w:w="80" w:type="dxa"/>
+              <w:end w:w="120" w:type="dxa"/>
+            </w:tcMar>
           </w:tcPr>
           <w:p>
+            <w:pPr>
+              <w:spacing w:before="40" w:after="40" w:line="276" w:lineRule="auto"/>
+              <w:jc w:val="center"/>
+            </w:pPr>
             <w:r/>
+            <w:r>
+              <w:rPr>
+                <w:rFonts w:ascii="Microsoft YaHei" w:hAnsi="Microsoft YaHei" w:eastAsia="Microsoft YaHei"/>
+                <w:b w:val="0"/>
+                <w:i w:val="0"/>
+                <w:color w:val="667A90"/>
+                <w:sz w:val="17"/>
+              </w:rPr>
+              <w:t>4</w:t>
+            </w:r>
           </w:p>
         </w:tc>
         <w:tc>
           <w:tcPr>
-            <w:tcW w:type="dxa" w:w="1296"/>
+            <w:tcW w:type="dxa" w:w="2116"/>
+            <w:shd w:fill="FFF9E8"/>
+            <w:vAlign w:val="center"/>
+            <w:tcMar>
+              <w:top w:w="80" w:type="dxa"/>
+              <w:start w:w="120" w:type="dxa"/>
+              <w:bottom w:w="80" w:type="dxa"/>
+              <w:end w:w="120" w:type="dxa"/>
+            </w:tcMar>
           </w:tcPr>
           <w:p>
+            <w:pPr>
+              <w:spacing w:before="40" w:after="40" w:line="276" w:lineRule="auto"/>
+              <w:jc w:val="left"/>
+            </w:pPr>
             <w:r/>
+            <w:r>
+              <w:rPr>
+                <w:rFonts w:ascii="Microsoft YaHei" w:hAnsi="Microsoft YaHei" w:eastAsia="Microsoft YaHei"/>
+                <w:b w:val="0"/>
+                <w:i w:val="0"/>
+                <w:color w:val="24364B"/>
+                <w:sz w:val="17"/>
+              </w:rPr>
+            </w:r>
           </w:p>
         </w:tc>
         <w:tc>
           <w:tcPr>
-            <w:tcW w:type="dxa" w:w="1296"/>
+            <w:tcW w:type="dxa" w:w="3725"/>
+            <w:shd w:fill="FFF9E8"/>
+            <w:vAlign w:val="center"/>
+            <w:tcMar>
+              <w:top w:w="80" w:type="dxa"/>
+              <w:start w:w="120" w:type="dxa"/>
+              <w:bottom w:w="80" w:type="dxa"/>
+              <w:end w:w="120" w:type="dxa"/>
+            </w:tcMar>
           </w:tcPr>
           <w:p>
+            <w:pPr>
+              <w:spacing w:before="40" w:after="40" w:line="276" w:lineRule="auto"/>
+              <w:jc w:val="left"/>
+            </w:pPr>
             <w:r/>
+            <w:r>
+              <w:rPr>
+                <w:rFonts w:ascii="Microsoft YaHei" w:hAnsi="Microsoft YaHei" w:eastAsia="Microsoft YaHei"/>
+                <w:b w:val="0"/>
+                <w:i w:val="0"/>
+                <w:color w:val="24364B"/>
+                <w:sz w:val="17"/>
+              </w:rPr>
+            </w:r>
           </w:p>
         </w:tc>
         <w:tc>
           <w:tcPr>
-            <w:tcW w:type="dxa" w:w="1296"/>
+            <w:tcW w:type="dxa" w:w="1439"/>
+            <w:shd w:fill="FFF9E8"/>
+            <w:vAlign w:val="center"/>
+            <w:tcMar>
+              <w:top w:w="80" w:type="dxa"/>
+              <w:start w:w="120" w:type="dxa"/>
+              <w:bottom w:w="80" w:type="dxa"/>
+              <w:end w:w="120" w:type="dxa"/>
+            </w:tcMar>
           </w:tcPr>
           <w:p>
+            <w:pPr>
+              <w:spacing w:before="40" w:after="40" w:line="276" w:lineRule="auto"/>
+              <w:jc w:val="left"/>
+            </w:pPr>
             <w:r/>
+            <w:r>
+              <w:rPr>
+                <w:rFonts w:ascii="Microsoft YaHei" w:hAnsi="Microsoft YaHei" w:eastAsia="Microsoft YaHei"/>
+                <w:b w:val="0"/>
+                <w:i w:val="0"/>
+                <w:color w:val="24364B"/>
+                <w:sz w:val="17"/>
+              </w:rPr>
+            </w:r>
           </w:p>
         </w:tc>
         <w:tc>
           <w:tcPr>
-            <w:tcW w:type="dxa" w:w="1296"/>
+            <w:tcW w:type="dxa" w:w="1439"/>
+            <w:shd w:fill="FFF9E8"/>
+            <w:vAlign w:val="center"/>
+            <w:tcMar>
+              <w:top w:w="80" w:type="dxa"/>
+              <w:start w:w="120" w:type="dxa"/>
+              <w:bottom w:w="80" w:type="dxa"/>
+              <w:end w:w="120" w:type="dxa"/>
+            </w:tcMar>
           </w:tcPr>
           <w:p>
+            <w:pPr>
+              <w:spacing w:before="40" w:after="40" w:line="276" w:lineRule="auto"/>
+              <w:jc w:val="left"/>
+            </w:pPr>
             <w:r/>
+            <w:r>
+              <w:rPr>
+                <w:rFonts w:ascii="Microsoft YaHei" w:hAnsi="Microsoft YaHei" w:eastAsia="Microsoft YaHei"/>
+                <w:b w:val="0"/>
+                <w:i w:val="0"/>
+                <w:color w:val="24364B"/>
+                <w:sz w:val="17"/>
+              </w:rPr>
+            </w:r>
           </w:p>
         </w:tc>
         <w:tc>
           <w:tcPr>
-            <w:tcW w:type="dxa" w:w="1296"/>
+            <w:tcW w:type="dxa" w:w="1609"/>
+            <w:shd w:fill="FFF9E8"/>
+            <w:vAlign w:val="center"/>
+            <w:tcMar>
+              <w:top w:w="80" w:type="dxa"/>
+              <w:start w:w="120" w:type="dxa"/>
+              <w:bottom w:w="80" w:type="dxa"/>
+              <w:end w:w="120" w:type="dxa"/>
+            </w:tcMar>
           </w:tcPr>
           <w:p>
+            <w:pPr>
+              <w:spacing w:before="40" w:after="40" w:line="276" w:lineRule="auto"/>
+              <w:jc w:val="left"/>
+            </w:pPr>
             <w:r/>
+            <w:r>
+              <w:rPr>
+                <w:rFonts w:ascii="Microsoft YaHei" w:hAnsi="Microsoft YaHei" w:eastAsia="Microsoft YaHei"/>
+                <w:b w:val="0"/>
+                <w:i w:val="0"/>
+                <w:color w:val="24364B"/>
+                <w:sz w:val="17"/>
+              </w:rPr>
+            </w:r>
           </w:p>
         </w:tc>
         <w:tc>
           <w:tcPr>
-            <w:tcW w:type="dxa" w:w="1296"/>
+            <w:tcW w:type="dxa" w:w="1609"/>
+            <w:shd w:fill="FFF9E8"/>
+            <w:vAlign w:val="center"/>
+            <w:tcMar>
+              <w:top w:w="80" w:type="dxa"/>
+              <w:start w:w="120" w:type="dxa"/>
+              <w:bottom w:w="80" w:type="dxa"/>
+              <w:end w:w="120" w:type="dxa"/>
+            </w:tcMar>
           </w:tcPr>
           <w:p>
+            <w:pPr>
+              <w:spacing w:before="40" w:after="40" w:line="276" w:lineRule="auto"/>
+              <w:jc w:val="left"/>
+            </w:pPr>
             <w:r/>
+            <w:r>
+              <w:rPr>
+                <w:rFonts w:ascii="Microsoft YaHei" w:hAnsi="Microsoft YaHei" w:eastAsia="Microsoft YaHei"/>
+                <w:b w:val="0"/>
+                <w:i w:val="0"/>
+                <w:color w:val="24364B"/>
+                <w:sz w:val="17"/>
+              </w:rPr>
+            </w:r>
           </w:p>
         </w:tc>
         <w:tc>
           <w:tcPr>
-            <w:tcW w:type="dxa" w:w="1296"/>
+            <w:tcW w:type="dxa" w:w="2116"/>
+            <w:shd w:fill="FFF9E8"/>
+            <w:vAlign w:val="center"/>
+            <w:tcMar>
+              <w:top w:w="80" w:type="dxa"/>
+              <w:start w:w="120" w:type="dxa"/>
+              <w:bottom w:w="80" w:type="dxa"/>
+              <w:end w:w="120" w:type="dxa"/>
+            </w:tcMar>
           </w:tcPr>
           <w:p>
+            <w:pPr>
+              <w:spacing w:before="40" w:after="40" w:line="276" w:lineRule="auto"/>
+              <w:jc w:val="left"/>
+            </w:pPr>
             <w:r/>
+            <w:r>
+              <w:rPr>
+                <w:rFonts w:ascii="Microsoft YaHei" w:hAnsi="Microsoft YaHei" w:eastAsia="Microsoft YaHei"/>
+                <w:b w:val="0"/>
+                <w:i w:val="0"/>
+                <w:color w:val="24364B"/>
+                <w:sz w:val="17"/>
+              </w:rPr>
+            </w:r>
           </w:p>
         </w:tc>
       </w:tr>
       <w:tr>
+        <w:trPr>
+          <w:cantSplit/>
+          <w:cantSplit/>
+          <w:cantSplit/>
+          <w:cantSplit/>
+          <w:cantSplit/>
+        </w:trPr>
         <w:tc>
           <w:tcPr>
-            <w:tcW w:type="dxa" w:w="1296"/>
+            <w:tcW w:type="dxa" w:w="847"/>
+            <w:shd w:fill="FFFFFF"/>
+            <w:vAlign w:val="center"/>
+            <w:tcMar>
+              <w:top w:w="80" w:type="dxa"/>
+              <w:start w:w="120" w:type="dxa"/>
+              <w:bottom w:w="80" w:type="dxa"/>
+              <w:end w:w="120" w:type="dxa"/>
+            </w:tcMar>
           </w:tcPr>
           <w:p>
+            <w:pPr>
+              <w:spacing w:before="40" w:after="40" w:line="276" w:lineRule="auto"/>
+              <w:jc w:val="center"/>
+            </w:pPr>
             <w:r/>
+            <w:r>
+              <w:rPr>
+                <w:rFonts w:ascii="Microsoft YaHei" w:hAnsi="Microsoft YaHei" w:eastAsia="Microsoft YaHei"/>
+                <w:b w:val="0"/>
+                <w:i w:val="0"/>
+                <w:color w:val="667A90"/>
+                <w:sz w:val="17"/>
+              </w:rPr>
+              <w:t>5</w:t>
+            </w:r>
           </w:p>
         </w:tc>
         <w:tc>
           <w:tcPr>
-            <w:tcW w:type="dxa" w:w="1296"/>
+            <w:tcW w:type="dxa" w:w="2116"/>
+            <w:shd w:fill="FFF9E8"/>
+            <w:vAlign w:val="center"/>
+            <w:tcMar>
+              <w:top w:w="80" w:type="dxa"/>
+              <w:start w:w="120" w:type="dxa"/>
+              <w:bottom w:w="80" w:type="dxa"/>
+              <w:end w:w="120" w:type="dxa"/>
+            </w:tcMar>
           </w:tcPr>
           <w:p>
+            <w:pPr>
+              <w:spacing w:before="40" w:after="40" w:line="276" w:lineRule="auto"/>
+              <w:jc w:val="left"/>
+            </w:pPr>
             <w:r/>
+            <w:r>
+              <w:rPr>
+                <w:rFonts w:ascii="Microsoft YaHei" w:hAnsi="Microsoft YaHei" w:eastAsia="Microsoft YaHei"/>
+                <w:b w:val="0"/>
+                <w:i w:val="0"/>
+                <w:color w:val="24364B"/>
+                <w:sz w:val="17"/>
+              </w:rPr>
+            </w:r>
           </w:p>
         </w:tc>
         <w:tc>
           <w:tcPr>
-            <w:tcW w:type="dxa" w:w="1296"/>
+            <w:tcW w:type="dxa" w:w="3725"/>
+            <w:shd w:fill="FFF9E8"/>
+            <w:vAlign w:val="center"/>
+            <w:tcMar>
+              <w:top w:w="80" w:type="dxa"/>
+              <w:start w:w="120" w:type="dxa"/>
+              <w:bottom w:w="80" w:type="dxa"/>
+              <w:end w:w="120" w:type="dxa"/>
+            </w:tcMar>
           </w:tcPr>
           <w:p>
+            <w:pPr>
+              <w:spacing w:before="40" w:after="40" w:line="276" w:lineRule="auto"/>
+              <w:jc w:val="left"/>
+            </w:pPr>
             <w:r/>
+            <w:r>
+              <w:rPr>
+                <w:rFonts w:ascii="Microsoft YaHei" w:hAnsi="Microsoft YaHei" w:eastAsia="Microsoft YaHei"/>
+                <w:b w:val="0"/>
+                <w:i w:val="0"/>
+                <w:color w:val="24364B"/>
+                <w:sz w:val="17"/>
+              </w:rPr>
+            </w:r>
           </w:p>
         </w:tc>
         <w:tc>
           <w:tcPr>
-            <w:tcW w:type="dxa" w:w="1296"/>
+            <w:tcW w:type="dxa" w:w="1439"/>
+            <w:shd w:fill="FFF9E8"/>
+            <w:vAlign w:val="center"/>
+            <w:tcMar>
+              <w:top w:w="80" w:type="dxa"/>
+              <w:start w:w="120" w:type="dxa"/>
+              <w:bottom w:w="80" w:type="dxa"/>
+              <w:end w:w="120" w:type="dxa"/>
+            </w:tcMar>
           </w:tcPr>
           <w:p>
+            <w:pPr>
+              <w:spacing w:before="40" w:after="40" w:line="276" w:lineRule="auto"/>
+              <w:jc w:val="left"/>
+            </w:pPr>
             <w:r/>
+            <w:r>
+              <w:rPr>
+                <w:rFonts w:ascii="Microsoft YaHei" w:hAnsi="Microsoft YaHei" w:eastAsia="Microsoft YaHei"/>
+                <w:b w:val="0"/>
+                <w:i w:val="0"/>
+                <w:color w:val="24364B"/>
+                <w:sz w:val="17"/>
+              </w:rPr>
+            </w:r>
           </w:p>
         </w:tc>
         <w:tc>
           <w:tcPr>
-            <w:tcW w:type="dxa" w:w="1296"/>
+            <w:tcW w:type="dxa" w:w="1439"/>
+            <w:shd w:fill="FFF9E8"/>
+            <w:vAlign w:val="center"/>
+            <w:tcMar>
+              <w:top w:w="80" w:type="dxa"/>
+              <w:start w:w="120" w:type="dxa"/>
+              <w:bottom w:w="80" w:type="dxa"/>
+              <w:end w:w="120" w:type="dxa"/>
+            </w:tcMar>
           </w:tcPr>
           <w:p>
+            <w:pPr>
+              <w:spacing w:before="40" w:after="40" w:line="276" w:lineRule="auto"/>
+              <w:jc w:val="left"/>
+            </w:pPr>
             <w:r/>
+            <w:r>
+              <w:rPr>
+                <w:rFonts w:ascii="Microsoft YaHei" w:hAnsi="Microsoft YaHei" w:eastAsia="Microsoft YaHei"/>
+                <w:b w:val="0"/>
+                <w:i w:val="0"/>
+                <w:color w:val="24364B"/>
+                <w:sz w:val="17"/>
+              </w:rPr>
+            </w:r>
           </w:p>
         </w:tc>
         <w:tc>
           <w:tcPr>
-            <w:tcW w:type="dxa" w:w="1296"/>
+            <w:tcW w:type="dxa" w:w="1609"/>
+            <w:shd w:fill="FFF9E8"/>
+            <w:vAlign w:val="center"/>
+            <w:tcMar>
+              <w:top w:w="80" w:type="dxa"/>
+              <w:start w:w="120" w:type="dxa"/>
+              <w:bottom w:w="80" w:type="dxa"/>
+              <w:end w:w="120" w:type="dxa"/>
+            </w:tcMar>
           </w:tcPr>
           <w:p>
+            <w:pPr>
+              <w:spacing w:before="40" w:after="40" w:line="276" w:lineRule="auto"/>
+              <w:jc w:val="left"/>
+            </w:pPr>
             <w:r/>
+            <w:r>
+              <w:rPr>
+                <w:rFonts w:ascii="Microsoft YaHei" w:hAnsi="Microsoft YaHei" w:eastAsia="Microsoft YaHei"/>
+                <w:b w:val="0"/>
+                <w:i w:val="0"/>
+                <w:color w:val="24364B"/>
+                <w:sz w:val="17"/>
+              </w:rPr>
+            </w:r>
           </w:p>
         </w:tc>
         <w:tc>
           <w:tcPr>
-            <w:tcW w:type="dxa" w:w="1296"/>
+            <w:tcW w:type="dxa" w:w="1609"/>
+            <w:shd w:fill="FFF9E8"/>
+            <w:vAlign w:val="center"/>
+            <w:tcMar>
+              <w:top w:w="80" w:type="dxa"/>
+              <w:start w:w="120" w:type="dxa"/>
+              <w:bottom w:w="80" w:type="dxa"/>
+              <w:end w:w="120" w:type="dxa"/>
+            </w:tcMar>
           </w:tcPr>
           <w:p>
+            <w:pPr>
+              <w:spacing w:before="40" w:after="40" w:line="276" w:lineRule="auto"/>
+              <w:jc w:val="left"/>
+            </w:pPr>
             <w:r/>
+            <w:r>
+              <w:rPr>
+                <w:rFonts w:ascii="Microsoft YaHei" w:hAnsi="Microsoft YaHei" w:eastAsia="Microsoft YaHei"/>
+                <w:b w:val="0"/>
+                <w:i w:val="0"/>
+                <w:color w:val="24364B"/>
+                <w:sz w:val="17"/>
+              </w:rPr>
+            </w:r>
           </w:p>
         </w:tc>
         <w:tc>
           <w:tcPr>
-            <w:tcW w:type="dxa" w:w="1296"/>
+            <w:tcW w:type="dxa" w:w="2116"/>
+            <w:shd w:fill="FFF9E8"/>
+            <w:vAlign w:val="center"/>
+            <w:tcMar>
+              <w:top w:w="80" w:type="dxa"/>
+              <w:start w:w="120" w:type="dxa"/>
+              <w:bottom w:w="80" w:type="dxa"/>
+              <w:end w:w="120" w:type="dxa"/>
+            </w:tcMar>
           </w:tcPr>
           <w:p>
+            <w:pPr>
+              <w:spacing w:before="40" w:after="40" w:line="276" w:lineRule="auto"/>
+              <w:jc w:val="left"/>
+            </w:pPr>
             <w:r/>
+            <w:r>
+              <w:rPr>
+                <w:rFonts w:ascii="Microsoft YaHei" w:hAnsi="Microsoft YaHei" w:eastAsia="Microsoft YaHei"/>
+                <w:b w:val="0"/>
+                <w:i w:val="0"/>
+                <w:color w:val="24364B"/>
+                <w:sz w:val="17"/>
+              </w:rPr>
+            </w:r>
           </w:p>
         </w:tc>
       </w:tr>
       <w:tr>
+        <w:trPr>
+          <w:cantSplit/>
+          <w:cantSplit/>
+          <w:cantSplit/>
+          <w:cantSplit/>
+        </w:trPr>
         <w:tc>
           <w:tcPr>
-            <w:tcW w:type="dxa" w:w="1296"/>
+            <w:tcW w:type="dxa" w:w="847"/>
+            <w:shd w:fill="FFFFFF"/>
+            <w:vAlign w:val="center"/>
+            <w:tcMar>
+              <w:top w:w="80" w:type="dxa"/>
+              <w:start w:w="120" w:type="dxa"/>
+              <w:bottom w:w="80" w:type="dxa"/>
+              <w:end w:w="120" w:type="dxa"/>
+            </w:tcMar>
           </w:tcPr>
           <w:p>
+            <w:pPr>
+              <w:spacing w:before="40" w:after="40" w:line="276" w:lineRule="auto"/>
+              <w:jc w:val="center"/>
+            </w:pPr>
             <w:r/>
+            <w:r>
+              <w:rPr>
+                <w:rFonts w:ascii="Microsoft YaHei" w:hAnsi="Microsoft YaHei" w:eastAsia="Microsoft YaHei"/>
+                <w:b w:val="0"/>
+                <w:i w:val="0"/>
+                <w:color w:val="667A90"/>
+                <w:sz w:val="17"/>
+              </w:rPr>
+              <w:t>6</w:t>
+            </w:r>
           </w:p>
         </w:tc>
         <w:tc>
           <w:tcPr>
-            <w:tcW w:type="dxa" w:w="1296"/>
+            <w:tcW w:type="dxa" w:w="2116"/>
+            <w:shd w:fill="FFF9E8"/>
+            <w:vAlign w:val="center"/>
+            <w:tcMar>
+              <w:top w:w="80" w:type="dxa"/>
+              <w:start w:w="120" w:type="dxa"/>
+              <w:bottom w:w="80" w:type="dxa"/>
+              <w:end w:w="120" w:type="dxa"/>
+            </w:tcMar>
           </w:tcPr>
           <w:p>
+            <w:pPr>
+              <w:spacing w:before="40" w:after="40" w:line="276" w:lineRule="auto"/>
+              <w:jc w:val="left"/>
+            </w:pPr>
             <w:r/>
+            <w:r>
+              <w:rPr>
+                <w:rFonts w:ascii="Microsoft YaHei" w:hAnsi="Microsoft YaHei" w:eastAsia="Microsoft YaHei"/>
+                <w:b w:val="0"/>
+                <w:i w:val="0"/>
+                <w:color w:val="24364B"/>
+                <w:sz w:val="17"/>
+              </w:rPr>
+            </w:r>
           </w:p>
         </w:tc>
         <w:tc>
           <w:tcPr>
-            <w:tcW w:type="dxa" w:w="1296"/>
+            <w:tcW w:type="dxa" w:w="3725"/>
+            <w:shd w:fill="FFF9E8"/>
+            <w:vAlign w:val="center"/>
+            <w:tcMar>
+              <w:top w:w="80" w:type="dxa"/>
+              <w:start w:w="120" w:type="dxa"/>
+              <w:bottom w:w="80" w:type="dxa"/>
+              <w:end w:w="120" w:type="dxa"/>
+            </w:tcMar>
           </w:tcPr>
           <w:p>
+            <w:pPr>
+              <w:spacing w:before="40" w:after="40" w:line="276" w:lineRule="auto"/>
+              <w:jc w:val="left"/>
+            </w:pPr>
             <w:r/>
+            <w:r>
+              <w:rPr>
+                <w:rFonts w:ascii="Microsoft YaHei" w:hAnsi="Microsoft YaHei" w:eastAsia="Microsoft YaHei"/>
+                <w:b w:val="0"/>
+                <w:i w:val="0"/>
+                <w:color w:val="24364B"/>
+                <w:sz w:val="17"/>
+              </w:rPr>
+            </w:r>
           </w:p>
         </w:tc>
         <w:tc>
           <w:tcPr>
-            <w:tcW w:type="dxa" w:w="1296"/>
+            <w:tcW w:type="dxa" w:w="1439"/>
+            <w:shd w:fill="FFF9E8"/>
+            <w:vAlign w:val="center"/>
+            <w:tcMar>
+              <w:top w:w="80" w:type="dxa"/>
+              <w:start w:w="120" w:type="dxa"/>
+              <w:bottom w:w="80" w:type="dxa"/>
+              <w:end w:w="120" w:type="dxa"/>
+            </w:tcMar>
           </w:tcPr>
           <w:p>
+            <w:pPr>
+              <w:spacing w:before="40" w:after="40" w:line="276" w:lineRule="auto"/>
+              <w:jc w:val="left"/>
+            </w:pPr>
             <w:r/>
+            <w:r>
+              <w:rPr>
+                <w:rFonts w:ascii="Microsoft YaHei" w:hAnsi="Microsoft YaHei" w:eastAsia="Microsoft YaHei"/>
+                <w:b w:val="0"/>
+                <w:i w:val="0"/>
+                <w:color w:val="24364B"/>
+                <w:sz w:val="17"/>
+              </w:rPr>
+            </w:r>
           </w:p>
         </w:tc>
         <w:tc>
           <w:tcPr>
-            <w:tcW w:type="dxa" w:w="1296"/>
+            <w:tcW w:type="dxa" w:w="1439"/>
+            <w:shd w:fill="FFF9E8"/>
+            <w:vAlign w:val="center"/>
+            <w:tcMar>
+              <w:top w:w="80" w:type="dxa"/>
+              <w:start w:w="120" w:type="dxa"/>
+              <w:bottom w:w="80" w:type="dxa"/>
+              <w:end w:w="120" w:type="dxa"/>
+            </w:tcMar>
           </w:tcPr>
           <w:p>
+            <w:pPr>
+              <w:spacing w:before="40" w:after="40" w:line="276" w:lineRule="auto"/>
+              <w:jc w:val="left"/>
+            </w:pPr>
             <w:r/>
+            <w:r>
+              <w:rPr>
+                <w:rFonts w:ascii="Microsoft YaHei" w:hAnsi="Microsoft YaHei" w:eastAsia="Microsoft YaHei"/>
+                <w:b w:val="0"/>
+                <w:i w:val="0"/>
+                <w:color w:val="24364B"/>
+                <w:sz w:val="17"/>
+              </w:rPr>
+            </w:r>
           </w:p>
         </w:tc>
         <w:tc>
           <w:tcPr>
-            <w:tcW w:type="dxa" w:w="1296"/>
+            <w:tcW w:type="dxa" w:w="1609"/>
+            <w:shd w:fill="FFF9E8"/>
+            <w:vAlign w:val="center"/>
+            <w:tcMar>
+              <w:top w:w="80" w:type="dxa"/>
+              <w:start w:w="120" w:type="dxa"/>
+              <w:bottom w:w="80" w:type="dxa"/>
+              <w:end w:w="120" w:type="dxa"/>
+            </w:tcMar>
           </w:tcPr>
           <w:p>
+            <w:pPr>
+              <w:spacing w:before="40" w:after="40" w:line="276" w:lineRule="auto"/>
+              <w:jc w:val="left"/>
+            </w:pPr>
             <w:r/>
+            <w:r>
+              <w:rPr>
+                <w:rFonts w:ascii="Microsoft YaHei" w:hAnsi="Microsoft YaHei" w:eastAsia="Microsoft YaHei"/>
+                <w:b w:val="0"/>
+                <w:i w:val="0"/>
+                <w:color w:val="24364B"/>
+                <w:sz w:val="17"/>
+              </w:rPr>
+            </w:r>
           </w:p>
         </w:tc>
         <w:tc>
           <w:tcPr>
-            <w:tcW w:type="dxa" w:w="1296"/>
+            <w:tcW w:type="dxa" w:w="1609"/>
+            <w:shd w:fill="FFF9E8"/>
+            <w:vAlign w:val="center"/>
+            <w:tcMar>
+              <w:top w:w="80" w:type="dxa"/>
+              <w:start w:w="120" w:type="dxa"/>
+              <w:bottom w:w="80" w:type="dxa"/>
+              <w:end w:w="120" w:type="dxa"/>
+            </w:tcMar>
           </w:tcPr>
           <w:p>
+            <w:pPr>
+              <w:spacing w:before="40" w:after="40" w:line="276" w:lineRule="auto"/>
+              <w:jc w:val="left"/>
+            </w:pPr>
             <w:r/>
+            <w:r>
+              <w:rPr>
+                <w:rFonts w:ascii="Microsoft YaHei" w:hAnsi="Microsoft YaHei" w:eastAsia="Microsoft YaHei"/>
+                <w:b w:val="0"/>
+                <w:i w:val="0"/>
+                <w:color w:val="24364B"/>
+                <w:sz w:val="17"/>
+              </w:rPr>
+            </w:r>
           </w:p>
         </w:tc>
         <w:tc>
           <w:tcPr>
-            <w:tcW w:type="dxa" w:w="1296"/>
+            <w:tcW w:type="dxa" w:w="2116"/>
+            <w:shd w:fill="FFF9E8"/>
+            <w:vAlign w:val="center"/>
+            <w:tcMar>
+              <w:top w:w="80" w:type="dxa"/>
+              <w:start w:w="120" w:type="dxa"/>
+              <w:bottom w:w="80" w:type="dxa"/>
+              <w:end w:w="120" w:type="dxa"/>
+            </w:tcMar>
           </w:tcPr>
           <w:p>
+            <w:pPr>
+              <w:spacing w:before="40" w:after="40" w:line="276" w:lineRule="auto"/>
+              <w:jc w:val="left"/>
+            </w:pPr>
             <w:r/>
+            <w:r>
+              <w:rPr>
+                <w:rFonts w:ascii="Microsoft YaHei" w:hAnsi="Microsoft YaHei" w:eastAsia="Microsoft YaHei"/>
+                <w:b w:val="0"/>
+                <w:i w:val="0"/>
+                <w:color w:val="24364B"/>
+                <w:sz w:val="17"/>
+              </w:rPr>
+            </w:r>
           </w:p>
         </w:tc>
       </w:tr>
       <w:tr>
+        <w:trPr>
+          <w:cantSplit/>
+          <w:cantSplit/>
+          <w:cantSplit/>
+        </w:trPr>
         <w:tc>
           <w:tcPr>
-            <w:tcW w:type="dxa" w:w="1296"/>
+            <w:tcW w:type="dxa" w:w="847"/>
+            <w:shd w:fill="FFFFFF"/>
+            <w:vAlign w:val="center"/>
+            <w:tcMar>
+              <w:top w:w="80" w:type="dxa"/>
+              <w:start w:w="120" w:type="dxa"/>
+              <w:bottom w:w="80" w:type="dxa"/>
+              <w:end w:w="120" w:type="dxa"/>
+            </w:tcMar>
           </w:tcPr>
           <w:p>
+            <w:pPr>
+              <w:spacing w:before="40" w:after="40" w:line="276" w:lineRule="auto"/>
+              <w:jc w:val="center"/>
+            </w:pPr>
             <w:r/>
+            <w:r>
+              <w:rPr>
+                <w:rFonts w:ascii="Microsoft YaHei" w:hAnsi="Microsoft YaHei" w:eastAsia="Microsoft YaHei"/>
+                <w:b w:val="0"/>
+                <w:i w:val="0"/>
+                <w:color w:val="667A90"/>
+                <w:sz w:val="17"/>
+              </w:rPr>
+              <w:t>7</w:t>
+            </w:r>
           </w:p>
         </w:tc>
         <w:tc>
           <w:tcPr>
-            <w:tcW w:type="dxa" w:w="1296"/>
+            <w:tcW w:type="dxa" w:w="2116"/>
+            <w:shd w:fill="FFF9E8"/>
+            <w:vAlign w:val="center"/>
+            <w:tcMar>
+              <w:top w:w="80" w:type="dxa"/>
+              <w:start w:w="120" w:type="dxa"/>
+              <w:bottom w:w="80" w:type="dxa"/>
+              <w:end w:w="120" w:type="dxa"/>
+            </w:tcMar>
           </w:tcPr>
           <w:p>
+            <w:pPr>
+              <w:spacing w:before="40" w:after="40" w:line="276" w:lineRule="auto"/>
+              <w:jc w:val="left"/>
+            </w:pPr>
             <w:r/>
+            <w:r>
+              <w:rPr>
+                <w:rFonts w:ascii="Microsoft YaHei" w:hAnsi="Microsoft YaHei" w:eastAsia="Microsoft YaHei"/>
+                <w:b w:val="0"/>
+                <w:i w:val="0"/>
+                <w:color w:val="24364B"/>
+                <w:sz w:val="17"/>
+              </w:rPr>
+            </w:r>
           </w:p>
         </w:tc>
         <w:tc>
           <w:tcPr>
-            <w:tcW w:type="dxa" w:w="1296"/>
+            <w:tcW w:type="dxa" w:w="3725"/>
+            <w:shd w:fill="FFF9E8"/>
+            <w:vAlign w:val="center"/>
+            <w:tcMar>
+              <w:top w:w="80" w:type="dxa"/>
+              <w:start w:w="120" w:type="dxa"/>
+              <w:bottom w:w="80" w:type="dxa"/>
+              <w:end w:w="120" w:type="dxa"/>
+            </w:tcMar>
           </w:tcPr>
           <w:p>
+            <w:pPr>
+              <w:spacing w:before="40" w:after="40" w:line="276" w:lineRule="auto"/>
+              <w:jc w:val="left"/>
+            </w:pPr>
             <w:r/>
+            <w:r>
+              <w:rPr>
+                <w:rFonts w:ascii="Microsoft YaHei" w:hAnsi="Microsoft YaHei" w:eastAsia="Microsoft YaHei"/>
+                <w:b w:val="0"/>
+                <w:i w:val="0"/>
+                <w:color w:val="24364B"/>
+                <w:sz w:val="17"/>
+              </w:rPr>
+            </w:r>
           </w:p>
         </w:tc>
         <w:tc>
           <w:tcPr>
-            <w:tcW w:type="dxa" w:w="1296"/>
+            <w:tcW w:type="dxa" w:w="1439"/>
+            <w:shd w:fill="FFF9E8"/>
+            <w:vAlign w:val="center"/>
+            <w:tcMar>
+              <w:top w:w="80" w:type="dxa"/>
+              <w:start w:w="120" w:type="dxa"/>
+              <w:bottom w:w="80" w:type="dxa"/>
+              <w:end w:w="120" w:type="dxa"/>
+            </w:tcMar>
           </w:tcPr>
           <w:p>
+            <w:pPr>
+              <w:spacing w:before="40" w:after="40" w:line="276" w:lineRule="auto"/>
+              <w:jc w:val="left"/>
+            </w:pPr>
             <w:r/>
+            <w:r>
+              <w:rPr>
+                <w:rFonts w:ascii="Microsoft YaHei" w:hAnsi="Microsoft YaHei" w:eastAsia="Microsoft YaHei"/>
+                <w:b w:val="0"/>
+                <w:i w:val="0"/>
+                <w:color w:val="24364B"/>
+                <w:sz w:val="17"/>
+              </w:rPr>
+            </w:r>
           </w:p>
         </w:tc>
         <w:tc>
           <w:tcPr>
-            <w:tcW w:type="dxa" w:w="1296"/>
+            <w:tcW w:type="dxa" w:w="1439"/>
+            <w:shd w:fill="FFF9E8"/>
+            <w:vAlign w:val="center"/>
+            <w:tcMar>
+              <w:top w:w="80" w:type="dxa"/>
+              <w:start w:w="120" w:type="dxa"/>
+              <w:bottom w:w="80" w:type="dxa"/>
+              <w:end w:w="120" w:type="dxa"/>
+            </w:tcMar>
           </w:tcPr>
           <w:p>
+            <w:pPr>
+              <w:spacing w:before="40" w:after="40" w:line="276" w:lineRule="auto"/>
+              <w:jc w:val="left"/>
+            </w:pPr>
             <w:r/>
+            <w:r>
+              <w:rPr>
+                <w:rFonts w:ascii="Microsoft YaHei" w:hAnsi="Microsoft YaHei" w:eastAsia="Microsoft YaHei"/>
+                <w:b w:val="0"/>
+                <w:i w:val="0"/>
+                <w:color w:val="24364B"/>
+                <w:sz w:val="17"/>
+              </w:rPr>
+            </w:r>
           </w:p>
         </w:tc>
         <w:tc>
           <w:tcPr>
-            <w:tcW w:type="dxa" w:w="1296"/>
+            <w:tcW w:type="dxa" w:w="1609"/>
+            <w:shd w:fill="FFF9E8"/>
+            <w:vAlign w:val="center"/>
+            <w:tcMar>
+              <w:top w:w="80" w:type="dxa"/>
+              <w:start w:w="120" w:type="dxa"/>
+              <w:bottom w:w="80" w:type="dxa"/>
+              <w:end w:w="120" w:type="dxa"/>
+            </w:tcMar>
           </w:tcPr>
           <w:p>
+            <w:pPr>
+              <w:spacing w:before="40" w:after="40" w:line="276" w:lineRule="auto"/>
+              <w:jc w:val="left"/>
+            </w:pPr>
             <w:r/>
+            <w:r>
+              <w:rPr>
+                <w:rFonts w:ascii="Microsoft YaHei" w:hAnsi="Microsoft YaHei" w:eastAsia="Microsoft YaHei"/>
+                <w:b w:val="0"/>
+                <w:i w:val="0"/>
+                <w:color w:val="24364B"/>
+                <w:sz w:val="17"/>
+              </w:rPr>
+            </w:r>
           </w:p>
         </w:tc>
         <w:tc>
           <w:tcPr>
-            <w:tcW w:type="dxa" w:w="1296"/>
+            <w:tcW w:type="dxa" w:w="1609"/>
+            <w:shd w:fill="FFF9E8"/>
+            <w:vAlign w:val="center"/>
+            <w:tcMar>
+              <w:top w:w="80" w:type="dxa"/>
+              <w:start w:w="120" w:type="dxa"/>
+              <w:bottom w:w="80" w:type="dxa"/>
+              <w:end w:w="120" w:type="dxa"/>
+            </w:tcMar>
           </w:tcPr>
           <w:p>
+            <w:pPr>
+              <w:spacing w:before="40" w:after="40" w:line="276" w:lineRule="auto"/>
+              <w:jc w:val="left"/>
+            </w:pPr>
             <w:r/>
+            <w:r>
+              <w:rPr>
+                <w:rFonts w:ascii="Microsoft YaHei" w:hAnsi="Microsoft YaHei" w:eastAsia="Microsoft YaHei"/>
+                <w:b w:val="0"/>
+                <w:i w:val="0"/>
+                <w:color w:val="24364B"/>
+                <w:sz w:val="17"/>
+              </w:rPr>
+            </w:r>
           </w:p>
         </w:tc>
         <w:tc>
           <w:tcPr>
-            <w:tcW w:type="dxa" w:w="1296"/>
+            <w:tcW w:type="dxa" w:w="2116"/>
+            <w:shd w:fill="FFF9E8"/>
+            <w:vAlign w:val="center"/>
+            <w:tcMar>
+              <w:top w:w="80" w:type="dxa"/>
+              <w:start w:w="120" w:type="dxa"/>
+              <w:bottom w:w="80" w:type="dxa"/>
+              <w:end w:w="120" w:type="dxa"/>
+            </w:tcMar>
           </w:tcPr>
           <w:p>
+            <w:pPr>
+              <w:spacing w:before="40" w:after="40" w:line="276" w:lineRule="auto"/>
+              <w:jc w:val="left"/>
+            </w:pPr>
             <w:r/>
+            <w:r>
+              <w:rPr>
+                <w:rFonts w:ascii="Microsoft YaHei" w:hAnsi="Microsoft YaHei" w:eastAsia="Microsoft YaHei"/>
+                <w:b w:val="0"/>
+                <w:i w:val="0"/>
+                <w:color w:val="24364B"/>
+                <w:sz w:val="17"/>
+              </w:rPr>
+            </w:r>
           </w:p>
         </w:tc>
       </w:tr>
       <w:tr>
+        <w:trPr>
+          <w:cantSplit/>
+          <w:cantSplit/>
+        </w:trPr>
         <w:tc>
           <w:tcPr>
-            <w:tcW w:type="dxa" w:w="1296"/>
+            <w:tcW w:type="dxa" w:w="847"/>
+            <w:shd w:fill="FFFFFF"/>
+            <w:vAlign w:val="center"/>
+            <w:tcMar>
+              <w:top w:w="80" w:type="dxa"/>
+              <w:start w:w="120" w:type="dxa"/>
+              <w:bottom w:w="80" w:type="dxa"/>
+              <w:end w:w="120" w:type="dxa"/>
+            </w:tcMar>
           </w:tcPr>
           <w:p>
+            <w:pPr>
+              <w:spacing w:before="40" w:after="40" w:line="276" w:lineRule="auto"/>
+              <w:jc w:val="center"/>
+            </w:pPr>
             <w:r/>
+            <w:r>
+              <w:rPr>
+                <w:rFonts w:ascii="Microsoft YaHei" w:hAnsi="Microsoft YaHei" w:eastAsia="Microsoft YaHei"/>
+                <w:b w:val="0"/>
+                <w:i w:val="0"/>
+                <w:color w:val="667A90"/>
+                <w:sz w:val="17"/>
+              </w:rPr>
+              <w:t>8</w:t>
+            </w:r>
           </w:p>
         </w:tc>
         <w:tc>
           <w:tcPr>
-            <w:tcW w:type="dxa" w:w="1296"/>
+            <w:tcW w:type="dxa" w:w="2116"/>
+            <w:shd w:fill="FFF9E8"/>
+            <w:vAlign w:val="center"/>
+            <w:tcMar>
+              <w:top w:w="80" w:type="dxa"/>
+              <w:start w:w="120" w:type="dxa"/>
+              <w:bottom w:w="80" w:type="dxa"/>
+              <w:end w:w="120" w:type="dxa"/>
+            </w:tcMar>
           </w:tcPr>
           <w:p>
+            <w:pPr>
+              <w:spacing w:before="40" w:after="40" w:line="276" w:lineRule="auto"/>
+              <w:jc w:val="left"/>
+            </w:pPr>
             <w:r/>
+            <w:r>
+              <w:rPr>
+                <w:rFonts w:ascii="Microsoft YaHei" w:hAnsi="Microsoft YaHei" w:eastAsia="Microsoft YaHei"/>
+                <w:b w:val="0"/>
+                <w:i w:val="0"/>
+                <w:color w:val="24364B"/>
+                <w:sz w:val="17"/>
+              </w:rPr>
+            </w:r>
           </w:p>
         </w:tc>
         <w:tc>
           <w:tcPr>
-            <w:tcW w:type="dxa" w:w="1296"/>
+            <w:tcW w:type="dxa" w:w="3725"/>
+            <w:shd w:fill="FFF9E8"/>
+            <w:vAlign w:val="center"/>
+            <w:tcMar>
+              <w:top w:w="80" w:type="dxa"/>
+              <w:start w:w="120" w:type="dxa"/>
+              <w:bottom w:w="80" w:type="dxa"/>
+              <w:end w:w="120" w:type="dxa"/>
+            </w:tcMar>
           </w:tcPr>
           <w:p>
+            <w:pPr>
+              <w:spacing w:before="40" w:after="40" w:line="276" w:lineRule="auto"/>
+              <w:jc w:val="left"/>
+            </w:pPr>
             <w:r/>
+            <w:r>
+              <w:rPr>
+                <w:rFonts w:ascii="Microsoft YaHei" w:hAnsi="Microsoft YaHei" w:eastAsia="Microsoft YaHei"/>
+                <w:b w:val="0"/>
+                <w:i w:val="0"/>
+                <w:color w:val="24364B"/>
+                <w:sz w:val="17"/>
+              </w:rPr>
+            </w:r>
           </w:p>
         </w:tc>
         <w:tc>
           <w:tcPr>
-            <w:tcW w:type="dxa" w:w="1296"/>
+            <w:tcW w:type="dxa" w:w="1439"/>
+            <w:shd w:fill="FFF9E8"/>
+            <w:vAlign w:val="center"/>
+            <w:tcMar>
+              <w:top w:w="80" w:type="dxa"/>
+              <w:start w:w="120" w:type="dxa"/>
+              <w:bottom w:w="80" w:type="dxa"/>
+              <w:end w:w="120" w:type="dxa"/>
+            </w:tcMar>
           </w:tcPr>
           <w:p>
+            <w:pPr>
+              <w:spacing w:before="40" w:after="40" w:line="276" w:lineRule="auto"/>
+              <w:jc w:val="left"/>
+            </w:pPr>
             <w:r/>
+            <w:r>
+              <w:rPr>
+                <w:rFonts w:ascii="Microsoft YaHei" w:hAnsi="Microsoft YaHei" w:eastAsia="Microsoft YaHei"/>
+                <w:b w:val="0"/>
+                <w:i w:val="0"/>
+                <w:color w:val="24364B"/>
+                <w:sz w:val="17"/>
+              </w:rPr>
+            </w:r>
           </w:p>
         </w:tc>
         <w:tc>
           <w:tcPr>
-            <w:tcW w:type="dxa" w:w="1296"/>
+            <w:tcW w:type="dxa" w:w="1439"/>
+            <w:shd w:fill="FFF9E8"/>
+            <w:vAlign w:val="center"/>
+            <w:tcMar>
+              <w:top w:w="80" w:type="dxa"/>
+              <w:start w:w="120" w:type="dxa"/>
+              <w:bottom w:w="80" w:type="dxa"/>
+              <w:end w:w="120" w:type="dxa"/>
+            </w:tcMar>
           </w:tcPr>
           <w:p>
+            <w:pPr>
+              <w:spacing w:before="40" w:after="40" w:line="276" w:lineRule="auto"/>
+              <w:jc w:val="left"/>
+            </w:pPr>
             <w:r/>
+            <w:r>
+              <w:rPr>
+                <w:rFonts w:ascii="Microsoft YaHei" w:hAnsi="Microsoft YaHei" w:eastAsia="Microsoft YaHei"/>
+                <w:b w:val="0"/>
+                <w:i w:val="0"/>
+                <w:color w:val="24364B"/>
+                <w:sz w:val="17"/>
+              </w:rPr>
+            </w:r>
           </w:p>
         </w:tc>
         <w:tc>
           <w:tcPr>
-            <w:tcW w:type="dxa" w:w="1296"/>
+            <w:tcW w:type="dxa" w:w="1609"/>
+            <w:shd w:fill="FFF9E8"/>
+            <w:vAlign w:val="center"/>
+            <w:tcMar>
+              <w:top w:w="80" w:type="dxa"/>
+              <w:start w:w="120" w:type="dxa"/>
+              <w:bottom w:w="80" w:type="dxa"/>
+              <w:end w:w="120" w:type="dxa"/>
+            </w:tcMar>
           </w:tcPr>
           <w:p>
+            <w:pPr>
+              <w:spacing w:before="40" w:after="40" w:line="276" w:lineRule="auto"/>
+              <w:jc w:val="left"/>
+            </w:pPr>
             <w:r/>
+            <w:r>
+              <w:rPr>
+                <w:rFonts w:ascii="Microsoft YaHei" w:hAnsi="Microsoft YaHei" w:eastAsia="Microsoft YaHei"/>
+                <w:b w:val="0"/>
+                <w:i w:val="0"/>
+                <w:color w:val="24364B"/>
+                <w:sz w:val="17"/>
+              </w:rPr>
+            </w:r>
           </w:p>
         </w:tc>
         <w:tc>
           <w:tcPr>
-            <w:tcW w:type="dxa" w:w="1296"/>
+            <w:tcW w:type="dxa" w:w="1609"/>
+            <w:shd w:fill="FFF9E8"/>
+            <w:vAlign w:val="center"/>
+            <w:tcMar>
+              <w:top w:w="80" w:type="dxa"/>
+              <w:start w:w="120" w:type="dxa"/>
+              <w:bottom w:w="80" w:type="dxa"/>
+              <w:end w:w="120" w:type="dxa"/>
+            </w:tcMar>
           </w:tcPr>
           <w:p>
+            <w:pPr>
+              <w:spacing w:before="40" w:after="40" w:line="276" w:lineRule="auto"/>
+              <w:jc w:val="left"/>
+            </w:pPr>
             <w:r/>
+            <w:r>
+              <w:rPr>
+                <w:rFonts w:ascii="Microsoft YaHei" w:hAnsi="Microsoft YaHei" w:eastAsia="Microsoft YaHei"/>
+                <w:b w:val="0"/>
+                <w:i w:val="0"/>
+                <w:color w:val="24364B"/>
+                <w:sz w:val="17"/>
+              </w:rPr>
+            </w:r>
           </w:p>
         </w:tc>
         <w:tc>
           <w:tcPr>
-            <w:tcW w:type="dxa" w:w="1296"/>
+            <w:tcW w:type="dxa" w:w="2116"/>
+            <w:shd w:fill="FFF9E8"/>
+            <w:vAlign w:val="center"/>
+            <w:tcMar>
+              <w:top w:w="80" w:type="dxa"/>
+              <w:start w:w="120" w:type="dxa"/>
+              <w:bottom w:w="80" w:type="dxa"/>
+              <w:end w:w="120" w:type="dxa"/>
+            </w:tcMar>
           </w:tcPr>
           <w:p>
+            <w:pPr>
+              <w:spacing w:before="40" w:after="40" w:line="276" w:lineRule="auto"/>
+              <w:jc w:val="left"/>
+            </w:pPr>
             <w:r/>
+            <w:r>
+              <w:rPr>
+                <w:rFonts w:ascii="Microsoft YaHei" w:hAnsi="Microsoft YaHei" w:eastAsia="Microsoft YaHei"/>
+                <w:b w:val="0"/>
+                <w:i w:val="0"/>
+                <w:color w:val="24364B"/>
+                <w:sz w:val="17"/>
+              </w:rPr>
+            </w:r>
           </w:p>
         </w:tc>
       </w:tr>
     </w:tbl>
-    <w:p/>
     <w:p>
+      <w:pPr>
+        <w:pStyle w:val="Heading2"/>
+        <w:keepNext/>
+      </w:pPr>
       <w:r>
         <w:rPr>
+          <w:rFonts w:ascii="Microsoft YaHei" w:hAnsi="Microsoft YaHei" w:eastAsia="Microsoft YaHei"/>
           <w:b/>
+          <w:i w:val="0"/>
+          <w:color w:val="1769E0"/>
+          <w:sz w:val="26"/>
         </w:rPr>
-        <w:t>备注/结论：</w:t>
+        <w:t>三、质量核对</w:t>
       </w:r>
     </w:p>
+    <w:tbl>
+      <w:tblPr>
+        <w:tblStyle w:val="TableGrid"/>
+        <w:tblW w:type="dxa" w:w="14900"/>
+        <w:tblLayout w:type="fixed"/>
+        <w:tblLook w:firstColumn="1" w:firstRow="1" w:lastColumn="0" w:lastRow="0" w:noHBand="0" w:noVBand="1" w:val="04A0"/>
+        <w:jc w:val="left"/>
+        <w:tblInd w:w="120" w:type="dxa"/>
+        <w:tblBorders>
+          <w:top w:val="single" w:sz="5" w:color="C8D8EA"/>
+          <w:left w:val="single" w:sz="5" w:color="C8D8EA"/>
+          <w:bottom w:val="single" w:sz="5" w:color="C8D8EA"/>
+          <w:right w:val="single" w:sz="5" w:color="C8D8EA"/>
+          <w:insideH w:val="single" w:sz="5" w:color="C8D8EA"/>
+          <w:insideV w:val="single" w:sz="5" w:color="C8D8EA"/>
+        </w:tblBorders>
+      </w:tblPr>
+      <w:tblGrid>
+        <w:gridCol w:w="1104"/>
+        <w:gridCol w:w="2299"/>
+        <w:gridCol w:w="9014"/>
+        <w:gridCol w:w="2483"/>
+      </w:tblGrid>
+      <w:tr>
+        <w:trPr>
+          <w:cantSplit/>
+          <w:cantSplit/>
+        </w:trPr>
+        <w:tc>
+          <w:tcPr>
+            <w:tcW w:type="dxa" w:w="1104"/>
+            <w:shd w:fill="17365D"/>
+            <w:vAlign w:val="center"/>
+            <w:tcMar>
+              <w:top w:w="80" w:type="dxa"/>
+              <w:start w:w="120" w:type="dxa"/>
+              <w:bottom w:w="80" w:type="dxa"/>
+              <w:end w:w="120" w:type="dxa"/>
+            </w:tcMar>
+          </w:tcPr>
+          <w:p>
+            <w:pPr>
+              <w:spacing w:before="40" w:after="40" w:line="276" w:lineRule="auto"/>
+              <w:jc w:val="center"/>
+            </w:pPr>
+            <w:r/>
+            <w:r>
+              <w:rPr>
+                <w:rFonts w:ascii="Microsoft YaHei" w:hAnsi="Microsoft YaHei" w:eastAsia="Microsoft YaHei"/>
+                <w:b/>
+                <w:i w:val="0"/>
+                <w:color w:val="FFFFFF"/>
+                <w:sz w:val="17"/>
+              </w:rPr>
+              <w:t>序号</w:t>
+            </w:r>
+          </w:p>
+        </w:tc>
+        <w:tc>
+          <w:tcPr>
+            <w:tcW w:type="dxa" w:w="2299"/>
+            <w:shd w:fill="17365D"/>
+            <w:vAlign w:val="center"/>
+            <w:tcMar>
+              <w:top w:w="80" w:type="dxa"/>
+              <w:start w:w="120" w:type="dxa"/>
+              <w:bottom w:w="80" w:type="dxa"/>
+              <w:end w:w="120" w:type="dxa"/>
+            </w:tcMar>
+          </w:tcPr>
+          <w:p>
+            <w:pPr>
+              <w:spacing w:before="40" w:after="40" w:line="276" w:lineRule="auto"/>
+              <w:jc w:val="center"/>
+            </w:pPr>
+            <w:r/>
+            <w:r>
+              <w:rPr>
+                <w:rFonts w:ascii="Microsoft YaHei" w:hAnsi="Microsoft YaHei" w:eastAsia="Microsoft YaHei"/>
+                <w:b/>
+                <w:i w:val="0"/>
+                <w:color w:val="FFFFFF"/>
+                <w:sz w:val="17"/>
+              </w:rPr>
+              <w:t>检查维度</w:t>
+            </w:r>
+          </w:p>
+        </w:tc>
+        <w:tc>
+          <w:tcPr>
+            <w:tcW w:type="dxa" w:w="9014"/>
+            <w:shd w:fill="17365D"/>
+            <w:vAlign w:val="center"/>
+            <w:tcMar>
+              <w:top w:w="80" w:type="dxa"/>
+              <w:start w:w="120" w:type="dxa"/>
+              <w:bottom w:w="80" w:type="dxa"/>
+              <w:end w:w="120" w:type="dxa"/>
+            </w:tcMar>
+          </w:tcPr>
+          <w:p>
+            <w:pPr>
+              <w:spacing w:before="40" w:after="40" w:line="276" w:lineRule="auto"/>
+              <w:jc w:val="center"/>
+            </w:pPr>
+            <w:r/>
+            <w:r>
+              <w:rPr>
+                <w:rFonts w:ascii="Microsoft YaHei" w:hAnsi="Microsoft YaHei" w:eastAsia="Microsoft YaHei"/>
+                <w:b/>
+                <w:i w:val="0"/>
+                <w:color w:val="FFFFFF"/>
+                <w:sz w:val="17"/>
+              </w:rPr>
+              <w:t>核对要求</w:t>
+            </w:r>
+          </w:p>
+        </w:tc>
+        <w:tc>
+          <w:tcPr>
+            <w:tcW w:type="dxa" w:w="2483"/>
+            <w:shd w:fill="17365D"/>
+            <w:vAlign w:val="center"/>
+            <w:tcMar>
+              <w:top w:w="80" w:type="dxa"/>
+              <w:start w:w="120" w:type="dxa"/>
+              <w:bottom w:w="80" w:type="dxa"/>
+              <w:end w:w="120" w:type="dxa"/>
+            </w:tcMar>
+          </w:tcPr>
+          <w:p>
+            <w:pPr>
+              <w:spacing w:before="40" w:after="40" w:line="276" w:lineRule="auto"/>
+              <w:jc w:val="center"/>
+            </w:pPr>
+            <w:r/>
+            <w:r>
+              <w:rPr>
+                <w:rFonts w:ascii="Microsoft YaHei" w:hAnsi="Microsoft YaHei" w:eastAsia="Microsoft YaHei"/>
+                <w:b/>
+                <w:i w:val="0"/>
+                <w:color w:val="FFFFFF"/>
+                <w:sz w:val="17"/>
+              </w:rPr>
+              <w:t>结论</w:t>
+            </w:r>
+          </w:p>
+        </w:tc>
+      </w:tr>
+      <w:tr>
+        <w:trPr>
+          <w:cantSplit/>
+          <w:cantSplit/>
+        </w:trPr>
+        <w:tc>
+          <w:tcPr>
+            <w:tcW w:type="dxa" w:w="1104"/>
+            <w:shd w:fill="FFFFFF"/>
+            <w:vAlign w:val="center"/>
+            <w:tcMar>
+              <w:top w:w="80" w:type="dxa"/>
+              <w:start w:w="120" w:type="dxa"/>
+              <w:bottom w:w="80" w:type="dxa"/>
+              <w:end w:w="120" w:type="dxa"/>
+            </w:tcMar>
+          </w:tcPr>
+          <w:p>
+            <w:pPr>
+              <w:spacing w:before="40" w:after="40" w:line="276" w:lineRule="auto"/>
+              <w:jc w:val="center"/>
+            </w:pPr>
+            <w:r/>
+            <w:r>
+              <w:rPr>
+                <w:rFonts w:ascii="Microsoft YaHei" w:hAnsi="Microsoft YaHei" w:eastAsia="Microsoft YaHei"/>
+                <w:b w:val="0"/>
+                <w:i w:val="0"/>
+                <w:color w:val="24364B"/>
+                <w:sz w:val="17"/>
+              </w:rPr>
+              <w:t>1</w:t>
+            </w:r>
+          </w:p>
+        </w:tc>
+        <w:tc>
+          <w:tcPr>
+            <w:tcW w:type="dxa" w:w="2299"/>
+            <w:shd w:fill="FFFFFF"/>
+            <w:vAlign w:val="center"/>
+            <w:tcMar>
+              <w:top w:w="80" w:type="dxa"/>
+              <w:start w:w="120" w:type="dxa"/>
+              <w:bottom w:w="80" w:type="dxa"/>
+              <w:end w:w="120" w:type="dxa"/>
+            </w:tcMar>
+          </w:tcPr>
+          <w:p>
+            <w:pPr>
+              <w:spacing w:before="40" w:after="40" w:line="276" w:lineRule="auto"/>
+              <w:jc w:val="center"/>
+            </w:pPr>
+            <w:r/>
+            <w:r>
+              <w:rPr>
+                <w:rFonts w:ascii="Microsoft YaHei" w:hAnsi="Microsoft YaHei" w:eastAsia="Microsoft YaHei"/>
+                <w:b w:val="0"/>
+                <w:i w:val="0"/>
+                <w:color w:val="24364B"/>
+                <w:sz w:val="17"/>
+              </w:rPr>
+              <w:t>协议与安全</w:t>
+            </w:r>
+          </w:p>
+        </w:tc>
+        <w:tc>
+          <w:tcPr>
+            <w:tcW w:type="dxa" w:w="9014"/>
+            <w:shd w:fill="FFFFFF"/>
+            <w:vAlign w:val="center"/>
+            <w:tcMar>
+              <w:top w:w="80" w:type="dxa"/>
+              <w:start w:w="120" w:type="dxa"/>
+              <w:bottom w:w="80" w:type="dxa"/>
+              <w:end w:w="120" w:type="dxa"/>
+            </w:tcMar>
+          </w:tcPr>
+          <w:p>
+            <w:pPr>
+              <w:spacing w:before="40" w:after="40" w:line="276" w:lineRule="auto"/>
+              <w:jc w:val="left"/>
+            </w:pPr>
+            <w:r/>
+            <w:r>
+              <w:rPr>
+                <w:rFonts w:ascii="Microsoft YaHei" w:hAnsi="Microsoft YaHei" w:eastAsia="Microsoft YaHei"/>
+                <w:b w:val="0"/>
+                <w:i w:val="0"/>
+                <w:color w:val="24364B"/>
+                <w:sz w:val="17"/>
+              </w:rPr>
+              <w:t>地址、协议、鉴权、加密和重试策略已确认</w:t>
+            </w:r>
+          </w:p>
+        </w:tc>
+        <w:tc>
+          <w:tcPr>
+            <w:tcW w:type="dxa" w:w="2483"/>
+            <w:shd w:fill="FFF9E8"/>
+            <w:vAlign w:val="center"/>
+            <w:tcMar>
+              <w:top w:w="80" w:type="dxa"/>
+              <w:start w:w="120" w:type="dxa"/>
+              <w:bottom w:w="80" w:type="dxa"/>
+              <w:end w:w="120" w:type="dxa"/>
+            </w:tcMar>
+          </w:tcPr>
+          <w:p>
+            <w:pPr>
+              <w:spacing w:before="40" w:after="40" w:line="276" w:lineRule="auto"/>
+              <w:jc w:val="center"/>
+            </w:pPr>
+            <w:r/>
+            <w:r>
+              <w:rPr>
+                <w:rFonts w:ascii="Microsoft YaHei" w:hAnsi="Microsoft YaHei" w:eastAsia="Microsoft YaHei"/>
+                <w:b w:val="0"/>
+                <w:i w:val="0"/>
+                <w:color w:val="24364B"/>
+                <w:sz w:val="17"/>
+              </w:rPr>
+              <w:t>☐ 通过  ☐ 不通过  ☐ 不适用</w:t>
+            </w:r>
+          </w:p>
+        </w:tc>
+      </w:tr>
+      <w:tr>
+        <w:trPr>
+          <w:cantSplit/>
+          <w:cantSplit/>
+        </w:trPr>
+        <w:tc>
+          <w:tcPr>
+            <w:tcW w:type="dxa" w:w="1104"/>
+            <w:shd w:fill="FFFFFF"/>
+            <w:vAlign w:val="center"/>
+            <w:tcMar>
+              <w:top w:w="80" w:type="dxa"/>
+              <w:start w:w="120" w:type="dxa"/>
+              <w:bottom w:w="80" w:type="dxa"/>
+              <w:end w:w="120" w:type="dxa"/>
+            </w:tcMar>
+          </w:tcPr>
+          <w:p>
+            <w:pPr>
+              <w:spacing w:before="40" w:after="40" w:line="276" w:lineRule="auto"/>
+              <w:jc w:val="center"/>
+            </w:pPr>
+            <w:r/>
+            <w:r>
+              <w:rPr>
+                <w:rFonts w:ascii="Microsoft YaHei" w:hAnsi="Microsoft YaHei" w:eastAsia="Microsoft YaHei"/>
+                <w:b w:val="0"/>
+                <w:i w:val="0"/>
+                <w:color w:val="24364B"/>
+                <w:sz w:val="17"/>
+              </w:rPr>
+              <w:t>2</w:t>
+            </w:r>
+          </w:p>
+        </w:tc>
+        <w:tc>
+          <w:tcPr>
+            <w:tcW w:type="dxa" w:w="2299"/>
+            <w:shd w:fill="FFFFFF"/>
+            <w:vAlign w:val="center"/>
+            <w:tcMar>
+              <w:top w:w="80" w:type="dxa"/>
+              <w:start w:w="120" w:type="dxa"/>
+              <w:bottom w:w="80" w:type="dxa"/>
+              <w:end w:w="120" w:type="dxa"/>
+            </w:tcMar>
+          </w:tcPr>
+          <w:p>
+            <w:pPr>
+              <w:spacing w:before="40" w:after="40" w:line="276" w:lineRule="auto"/>
+              <w:jc w:val="center"/>
+            </w:pPr>
+            <w:r/>
+            <w:r>
+              <w:rPr>
+                <w:rFonts w:ascii="Microsoft YaHei" w:hAnsi="Microsoft YaHei" w:eastAsia="Microsoft YaHei"/>
+                <w:b w:val="0"/>
+                <w:i w:val="0"/>
+                <w:color w:val="24364B"/>
+                <w:sz w:val="17"/>
+              </w:rPr>
+              <w:t>数据口径</w:t>
+            </w:r>
+          </w:p>
+        </w:tc>
+        <w:tc>
+          <w:tcPr>
+            <w:tcW w:type="dxa" w:w="9014"/>
+            <w:shd w:fill="FFFFFF"/>
+            <w:vAlign w:val="center"/>
+            <w:tcMar>
+              <w:top w:w="80" w:type="dxa"/>
+              <w:start w:w="120" w:type="dxa"/>
+              <w:bottom w:w="80" w:type="dxa"/>
+              <w:end w:w="120" w:type="dxa"/>
+            </w:tcMar>
+          </w:tcPr>
+          <w:p>
+            <w:pPr>
+              <w:spacing w:before="40" w:after="40" w:line="276" w:lineRule="auto"/>
+              <w:jc w:val="left"/>
+            </w:pPr>
+            <w:r/>
+            <w:r>
+              <w:rPr>
+                <w:rFonts w:ascii="Microsoft YaHei" w:hAnsi="Microsoft YaHei" w:eastAsia="Microsoft YaHei"/>
+                <w:b w:val="0"/>
+                <w:i w:val="0"/>
+                <w:color w:val="24364B"/>
+                <w:sz w:val="17"/>
+              </w:rPr>
+              <w:t>字段、类型、长度、必填、字典和时间格式已确认</w:t>
+            </w:r>
+          </w:p>
+        </w:tc>
+        <w:tc>
+          <w:tcPr>
+            <w:tcW w:type="dxa" w:w="2483"/>
+            <w:shd w:fill="FFF9E8"/>
+            <w:vAlign w:val="center"/>
+            <w:tcMar>
+              <w:top w:w="80" w:type="dxa"/>
+              <w:start w:w="120" w:type="dxa"/>
+              <w:bottom w:w="80" w:type="dxa"/>
+              <w:end w:w="120" w:type="dxa"/>
+            </w:tcMar>
+          </w:tcPr>
+          <w:p>
+            <w:pPr>
+              <w:spacing w:before="40" w:after="40" w:line="276" w:lineRule="auto"/>
+              <w:jc w:val="center"/>
+            </w:pPr>
+            <w:r/>
+            <w:r>
+              <w:rPr>
+                <w:rFonts w:ascii="Microsoft YaHei" w:hAnsi="Microsoft YaHei" w:eastAsia="Microsoft YaHei"/>
+                <w:b w:val="0"/>
+                <w:i w:val="0"/>
+                <w:color w:val="24364B"/>
+                <w:sz w:val="17"/>
+              </w:rPr>
+              <w:t>☐ 通过  ☐ 不通过  ☐ 不适用</w:t>
+            </w:r>
+          </w:p>
+        </w:tc>
+      </w:tr>
+      <w:tr>
+        <w:trPr>
+          <w:cantSplit/>
+          <w:cantSplit/>
+        </w:trPr>
+        <w:tc>
+          <w:tcPr>
+            <w:tcW w:type="dxa" w:w="1104"/>
+            <w:shd w:fill="FFFFFF"/>
+            <w:vAlign w:val="center"/>
+            <w:tcMar>
+              <w:top w:w="80" w:type="dxa"/>
+              <w:start w:w="120" w:type="dxa"/>
+              <w:bottom w:w="80" w:type="dxa"/>
+              <w:end w:w="120" w:type="dxa"/>
+            </w:tcMar>
+          </w:tcPr>
+          <w:p>
+            <w:pPr>
+              <w:spacing w:before="40" w:after="40" w:line="276" w:lineRule="auto"/>
+              <w:jc w:val="center"/>
+            </w:pPr>
+            <w:r/>
+            <w:r>
+              <w:rPr>
+                <w:rFonts w:ascii="Microsoft YaHei" w:hAnsi="Microsoft YaHei" w:eastAsia="Microsoft YaHei"/>
+                <w:b w:val="0"/>
+                <w:i w:val="0"/>
+                <w:color w:val="24364B"/>
+                <w:sz w:val="17"/>
+              </w:rPr>
+              <w:t>3</w:t>
+            </w:r>
+          </w:p>
+        </w:tc>
+        <w:tc>
+          <w:tcPr>
+            <w:tcW w:type="dxa" w:w="2299"/>
+            <w:shd w:fill="FFFFFF"/>
+            <w:vAlign w:val="center"/>
+            <w:tcMar>
+              <w:top w:w="80" w:type="dxa"/>
+              <w:start w:w="120" w:type="dxa"/>
+              <w:bottom w:w="80" w:type="dxa"/>
+              <w:end w:w="120" w:type="dxa"/>
+            </w:tcMar>
+          </w:tcPr>
+          <w:p>
+            <w:pPr>
+              <w:spacing w:before="40" w:after="40" w:line="276" w:lineRule="auto"/>
+              <w:jc w:val="center"/>
+            </w:pPr>
+            <w:r/>
+            <w:r>
+              <w:rPr>
+                <w:rFonts w:ascii="Microsoft YaHei" w:hAnsi="Microsoft YaHei" w:eastAsia="Microsoft YaHei"/>
+                <w:b w:val="0"/>
+                <w:i w:val="0"/>
+                <w:color w:val="24364B"/>
+                <w:sz w:val="17"/>
+              </w:rPr>
+              <w:t>异常处理</w:t>
+            </w:r>
+          </w:p>
+        </w:tc>
+        <w:tc>
+          <w:tcPr>
+            <w:tcW w:type="dxa" w:w="9014"/>
+            <w:shd w:fill="FFFFFF"/>
+            <w:vAlign w:val="center"/>
+            <w:tcMar>
+              <w:top w:w="80" w:type="dxa"/>
+              <w:start w:w="120" w:type="dxa"/>
+              <w:bottom w:w="80" w:type="dxa"/>
+              <w:end w:w="120" w:type="dxa"/>
+            </w:tcMar>
+          </w:tcPr>
+          <w:p>
+            <w:pPr>
+              <w:spacing w:before="40" w:after="40" w:line="276" w:lineRule="auto"/>
+              <w:jc w:val="left"/>
+            </w:pPr>
+            <w:r/>
+            <w:r>
+              <w:rPr>
+                <w:rFonts w:ascii="Microsoft YaHei" w:hAnsi="Microsoft YaHei" w:eastAsia="Microsoft YaHei"/>
+                <w:b w:val="0"/>
+                <w:i w:val="0"/>
+                <w:color w:val="24364B"/>
+                <w:sz w:val="17"/>
+              </w:rPr>
+              <w:t>错误码、超时、补偿、幂等和日志追踪已确认</w:t>
+            </w:r>
+          </w:p>
+        </w:tc>
+        <w:tc>
+          <w:tcPr>
+            <w:tcW w:type="dxa" w:w="2483"/>
+            <w:shd w:fill="FFF9E8"/>
+            <w:vAlign w:val="center"/>
+            <w:tcMar>
+              <w:top w:w="80" w:type="dxa"/>
+              <w:start w:w="120" w:type="dxa"/>
+              <w:bottom w:w="80" w:type="dxa"/>
+              <w:end w:w="120" w:type="dxa"/>
+            </w:tcMar>
+          </w:tcPr>
+          <w:p>
+            <w:pPr>
+              <w:spacing w:before="40" w:after="40" w:line="276" w:lineRule="auto"/>
+              <w:jc w:val="center"/>
+            </w:pPr>
+            <w:r/>
+            <w:r>
+              <w:rPr>
+                <w:rFonts w:ascii="Microsoft YaHei" w:hAnsi="Microsoft YaHei" w:eastAsia="Microsoft YaHei"/>
+                <w:b w:val="0"/>
+                <w:i w:val="0"/>
+                <w:color w:val="24364B"/>
+                <w:sz w:val="17"/>
+              </w:rPr>
+              <w:t>☐ 通过  ☐ 不通过  ☐ 不适用</w:t>
+            </w:r>
+          </w:p>
+        </w:tc>
+      </w:tr>
+    </w:tbl>
     <w:p>
+      <w:pPr>
+        <w:pStyle w:val="Heading2"/>
+        <w:keepNext/>
+      </w:pPr>
       <w:r>
-        <w:br/>
-        <w:br/>
+        <w:rPr>
+          <w:rFonts w:ascii="Microsoft YaHei" w:hAnsi="Microsoft YaHei" w:eastAsia="Microsoft YaHei"/>
+          <w:b/>
+          <w:i w:val="0"/>
+          <w:color w:val="1769E0"/>
+          <w:sz w:val="26"/>
+        </w:rPr>
+        <w:t>四、结论与遗留事项</w:t>
       </w:r>
     </w:p>
+    <w:tbl>
+      <w:tblPr>
+        <w:tblStyle w:val="TableGrid"/>
+        <w:tblW w:type="dxa" w:w="14900"/>
+        <w:jc w:val="left"/>
+        <w:tblLayout w:type="fixed"/>
+        <w:tblLook w:firstColumn="1" w:firstRow="1" w:lastColumn="0" w:lastRow="0" w:noHBand="0" w:noVBand="1" w:val="04A0"/>
+        <w:tblInd w:w="120" w:type="dxa"/>
+        <w:tblBorders>
+          <w:top w:val="single" w:sz="5" w:color="C8D8EA"/>
+          <w:left w:val="single" w:sz="5" w:color="C8D8EA"/>
+          <w:bottom w:val="single" w:sz="5" w:color="C8D8EA"/>
+          <w:right w:val="single" w:sz="5" w:color="C8D8EA"/>
+          <w:insideH w:val="single" w:sz="5" w:color="C8D8EA"/>
+          <w:insideV w:val="single" w:sz="5" w:color="C8D8EA"/>
+        </w:tblBorders>
+      </w:tblPr>
+      <w:tblGrid>
+        <w:gridCol w:w="1639"/>
+        <w:gridCol w:w="13261"/>
+      </w:tblGrid>
+      <w:tr>
+        <w:trPr>
+          <w:cantSplit/>
+        </w:trPr>
+        <w:tc>
+          <w:tcPr>
+            <w:tcW w:type="dxa" w:w="1639"/>
+            <w:shd w:fill="EDF5FF"/>
+            <w:vAlign w:val="center"/>
+            <w:tcMar>
+              <w:top w:w="80" w:type="dxa"/>
+              <w:start w:w="120" w:type="dxa"/>
+              <w:bottom w:w="80" w:type="dxa"/>
+              <w:end w:w="120" w:type="dxa"/>
+            </w:tcMar>
+          </w:tcPr>
+          <w:p>
+            <w:pPr>
+              <w:spacing w:before="40" w:after="40" w:line="276" w:lineRule="auto"/>
+              <w:jc w:val="center"/>
+            </w:pPr>
+            <w:r/>
+            <w:r>
+              <w:rPr>
+                <w:rFonts w:ascii="Microsoft YaHei" w:hAnsi="Microsoft YaHei" w:eastAsia="Microsoft YaHei"/>
+                <w:b/>
+                <w:i w:val="0"/>
+                <w:color w:val="17365D"/>
+                <w:sz w:val="18"/>
+              </w:rPr>
+              <w:t>总体结论</w:t>
+            </w:r>
+          </w:p>
+        </w:tc>
+        <w:tc>
+          <w:tcPr>
+            <w:tcW w:type="dxa" w:w="13261"/>
+            <w:shd w:fill="FFF9E8"/>
+            <w:vAlign w:val="center"/>
+            <w:tcMar>
+              <w:top w:w="80" w:type="dxa"/>
+              <w:start w:w="120" w:type="dxa"/>
+              <w:bottom w:w="80" w:type="dxa"/>
+              <w:end w:w="120" w:type="dxa"/>
+            </w:tcMar>
+          </w:tcPr>
+          <w:p>
+            <w:pPr>
+              <w:spacing w:before="40" w:after="40" w:line="276" w:lineRule="auto"/>
+              <w:jc w:val="left"/>
+            </w:pPr>
+            <w:r/>
+            <w:r>
+              <w:rPr>
+                <w:rFonts w:ascii="Microsoft YaHei" w:hAnsi="Microsoft YaHei" w:eastAsia="Microsoft YaHei"/>
+                <w:b w:val="0"/>
+                <w:i w:val="0"/>
+                <w:color w:val="24364B"/>
+                <w:sz w:val="18"/>
+              </w:rPr>
+              <w:t>☐ 通过  ☐ 有条件通过  ☐ 不通过</w:t>
+            </w:r>
+          </w:p>
+        </w:tc>
+      </w:tr>
+      <w:tr>
+        <w:trPr>
+          <w:cantSplit/>
+        </w:trPr>
+        <w:tc>
+          <w:tcPr>
+            <w:tcW w:type="dxa" w:w="1639"/>
+            <w:shd w:fill="EDF5FF"/>
+            <w:vAlign w:val="center"/>
+            <w:tcMar>
+              <w:top w:w="80" w:type="dxa"/>
+              <w:start w:w="120" w:type="dxa"/>
+              <w:bottom w:w="80" w:type="dxa"/>
+              <w:end w:w="120" w:type="dxa"/>
+            </w:tcMar>
+          </w:tcPr>
+          <w:p>
+            <w:pPr>
+              <w:spacing w:before="40" w:after="40" w:line="276" w:lineRule="auto"/>
+              <w:jc w:val="center"/>
+            </w:pPr>
+            <w:r/>
+            <w:r>
+              <w:rPr>
+                <w:rFonts w:ascii="Microsoft YaHei" w:hAnsi="Microsoft YaHei" w:eastAsia="Microsoft YaHei"/>
+                <w:b/>
+                <w:i w:val="0"/>
+                <w:color w:val="17365D"/>
+                <w:sz w:val="18"/>
+              </w:rPr>
+              <w:t>遗留事项/风险</w:t>
+            </w:r>
+          </w:p>
+        </w:tc>
+        <w:tc>
+          <w:tcPr>
+            <w:tcW w:type="dxa" w:w="13261"/>
+            <w:shd w:fill="FFF9E8"/>
+            <w:vAlign w:val="center"/>
+            <w:tcMar>
+              <w:top w:w="80" w:type="dxa"/>
+              <w:start w:w="120" w:type="dxa"/>
+              <w:bottom w:w="80" w:type="dxa"/>
+              <w:end w:w="120" w:type="dxa"/>
+            </w:tcMar>
+          </w:tcPr>
+          <w:p>
+            <w:pPr>
+              <w:spacing w:before="40" w:after="40" w:line="276" w:lineRule="auto"/>
+              <w:jc w:val="left"/>
+            </w:pPr>
+            <w:r/>
+            <w:r>
+              <w:rPr>
+                <w:rFonts w:ascii="Microsoft YaHei" w:hAnsi="Microsoft YaHei" w:eastAsia="Microsoft YaHei"/>
+                <w:b w:val="0"/>
+                <w:i w:val="0"/>
+                <w:color w:val="24364B"/>
+                <w:sz w:val="18"/>
+              </w:rPr>
+            </w:r>
+          </w:p>
+        </w:tc>
+      </w:tr>
+      <w:tr>
+        <w:trPr>
+          <w:cantSplit/>
+        </w:trPr>
+        <w:tc>
+          <w:tcPr>
+            <w:tcW w:type="dxa" w:w="1639"/>
+            <w:shd w:fill="EDF5FF"/>
+            <w:vAlign w:val="center"/>
+            <w:tcMar>
+              <w:top w:w="80" w:type="dxa"/>
+              <w:start w:w="120" w:type="dxa"/>
+              <w:bottom w:w="80" w:type="dxa"/>
+              <w:end w:w="120" w:type="dxa"/>
+            </w:tcMar>
+          </w:tcPr>
+          <w:p>
+            <w:pPr>
+              <w:spacing w:before="40" w:after="40" w:line="276" w:lineRule="auto"/>
+              <w:jc w:val="center"/>
+            </w:pPr>
+            <w:r/>
+            <w:r>
+              <w:rPr>
+                <w:rFonts w:ascii="Microsoft YaHei" w:hAnsi="Microsoft YaHei" w:eastAsia="Microsoft YaHei"/>
+                <w:b/>
+                <w:i w:val="0"/>
+                <w:color w:val="17365D"/>
+                <w:sz w:val="18"/>
+              </w:rPr>
+              <w:t>附件与证据</w:t>
+            </w:r>
+          </w:p>
+        </w:tc>
+        <w:tc>
+          <w:tcPr>
+            <w:tcW w:type="dxa" w:w="13261"/>
+            <w:shd w:fill="FFF9E8"/>
+            <w:vAlign w:val="center"/>
+            <w:tcMar>
+              <w:top w:w="80" w:type="dxa"/>
+              <w:start w:w="120" w:type="dxa"/>
+              <w:bottom w:w="80" w:type="dxa"/>
+              <w:end w:w="120" w:type="dxa"/>
+            </w:tcMar>
+          </w:tcPr>
+          <w:p>
+            <w:pPr>
+              <w:spacing w:before="40" w:after="40" w:line="276" w:lineRule="auto"/>
+              <w:jc w:val="left"/>
+            </w:pPr>
+            <w:r/>
+            <w:r>
+              <w:rPr>
+                <w:rFonts w:ascii="Microsoft YaHei" w:hAnsi="Microsoft YaHei" w:eastAsia="Microsoft YaHei"/>
+                <w:b w:val="0"/>
+                <w:i w:val="0"/>
+                <w:color w:val="24364B"/>
+                <w:sz w:val="18"/>
+              </w:rPr>
+            </w:r>
+          </w:p>
+        </w:tc>
+      </w:tr>
+    </w:tbl>
     <w:p>
       <w:pPr>
+        <w:pStyle w:val="Heading2"/>
+        <w:keepNext/>
+      </w:pPr>
+      <w:r>
+        <w:rPr>
+          <w:rFonts w:ascii="Microsoft YaHei" w:hAnsi="Microsoft YaHei" w:eastAsia="Microsoft YaHei"/>
+          <w:b/>
+          <w:i w:val="0"/>
+          <w:color w:val="1769E0"/>
+          <w:sz w:val="26"/>
+        </w:rPr>
+        <w:t>五、审核确认</w:t>
+      </w:r>
+    </w:p>
+    <w:tbl>
+      <w:tblPr>
+        <w:tblStyle w:val="TableGrid"/>
+        <w:tblW w:type="dxa" w:w="14900"/>
+        <w:jc w:val="left"/>
+        <w:tblLayout w:type="fixed"/>
+        <w:tblLook w:firstColumn="1" w:firstRow="1" w:lastColumn="0" w:lastRow="0" w:noHBand="0" w:noVBand="1" w:val="04A0"/>
+        <w:tblInd w:w="120" w:type="dxa"/>
+        <w:tblBorders>
+          <w:top w:val="single" w:sz="5" w:color="C8D8EA"/>
+          <w:left w:val="single" w:sz="5" w:color="C8D8EA"/>
+          <w:bottom w:val="single" w:sz="5" w:color="C8D8EA"/>
+          <w:right w:val="single" w:sz="5" w:color="C8D8EA"/>
+          <w:insideH w:val="single" w:sz="5" w:color="C8D8EA"/>
+          <w:insideV w:val="single" w:sz="5" w:color="C8D8EA"/>
+        </w:tblBorders>
+      </w:tblPr>
+      <w:tblGrid>
+        <w:gridCol w:w="1862"/>
+        <w:gridCol w:w="2682"/>
+        <w:gridCol w:w="8120"/>
+        <w:gridCol w:w="2236"/>
+      </w:tblGrid>
+      <w:tr>
+        <w:trPr>
+          <w:cantSplit/>
+        </w:trPr>
+        <w:tc>
+          <w:tcPr>
+            <w:tcW w:type="dxa" w:w="1862"/>
+            <w:shd w:fill="17365D"/>
+            <w:vAlign w:val="center"/>
+            <w:tcMar>
+              <w:top w:w="80" w:type="dxa"/>
+              <w:start w:w="120" w:type="dxa"/>
+              <w:bottom w:w="80" w:type="dxa"/>
+              <w:end w:w="120" w:type="dxa"/>
+            </w:tcMar>
+          </w:tcPr>
+          <w:p>
+            <w:pPr>
+              <w:spacing w:before="40" w:after="40" w:line="276" w:lineRule="auto"/>
+              <w:jc w:val="center"/>
+            </w:pPr>
+            <w:r/>
+            <w:r>
+              <w:rPr>
+                <w:rFonts w:ascii="Microsoft YaHei" w:hAnsi="Microsoft YaHei" w:eastAsia="Microsoft YaHei"/>
+                <w:b/>
+                <w:i w:val="0"/>
+                <w:color w:val="FFFFFF"/>
+                <w:sz w:val="17"/>
+              </w:rPr>
+              <w:t>确认角色</w:t>
+            </w:r>
+          </w:p>
+        </w:tc>
+        <w:tc>
+          <w:tcPr>
+            <w:tcW w:type="dxa" w:w="2682"/>
+            <w:shd w:fill="17365D"/>
+            <w:vAlign w:val="center"/>
+            <w:tcMar>
+              <w:top w:w="80" w:type="dxa"/>
+              <w:start w:w="120" w:type="dxa"/>
+              <w:bottom w:w="80" w:type="dxa"/>
+              <w:end w:w="120" w:type="dxa"/>
+            </w:tcMar>
+          </w:tcPr>
+          <w:p>
+            <w:pPr>
+              <w:spacing w:before="40" w:after="40" w:line="276" w:lineRule="auto"/>
+              <w:jc w:val="center"/>
+            </w:pPr>
+            <w:r/>
+            <w:r>
+              <w:rPr>
+                <w:rFonts w:ascii="Microsoft YaHei" w:hAnsi="Microsoft YaHei" w:eastAsia="Microsoft YaHei"/>
+                <w:b/>
+                <w:i w:val="0"/>
+                <w:color w:val="FFFFFF"/>
+                <w:sz w:val="17"/>
+              </w:rPr>
+              <w:t>姓名/签字</w:t>
+            </w:r>
+          </w:p>
+        </w:tc>
+        <w:tc>
+          <w:tcPr>
+            <w:tcW w:type="dxa" w:w="8120"/>
+            <w:shd w:fill="17365D"/>
+            <w:vAlign w:val="center"/>
+            <w:tcMar>
+              <w:top w:w="80" w:type="dxa"/>
+              <w:start w:w="120" w:type="dxa"/>
+              <w:bottom w:w="80" w:type="dxa"/>
+              <w:end w:w="120" w:type="dxa"/>
+            </w:tcMar>
+          </w:tcPr>
+          <w:p>
+            <w:pPr>
+              <w:spacing w:before="40" w:after="40" w:line="276" w:lineRule="auto"/>
+              <w:jc w:val="center"/>
+            </w:pPr>
+            <w:r/>
+            <w:r>
+              <w:rPr>
+                <w:rFonts w:ascii="Microsoft YaHei" w:hAnsi="Microsoft YaHei" w:eastAsia="Microsoft YaHei"/>
+                <w:b/>
+                <w:i w:val="0"/>
+                <w:color w:val="FFFFFF"/>
+                <w:sz w:val="17"/>
+              </w:rPr>
+              <w:t>确认意见</w:t>
+            </w:r>
+          </w:p>
+        </w:tc>
+        <w:tc>
+          <w:tcPr>
+            <w:tcW w:type="dxa" w:w="2236"/>
+            <w:shd w:fill="17365D"/>
+            <w:vAlign w:val="center"/>
+            <w:tcMar>
+              <w:top w:w="80" w:type="dxa"/>
+              <w:start w:w="120" w:type="dxa"/>
+              <w:bottom w:w="80" w:type="dxa"/>
+              <w:end w:w="120" w:type="dxa"/>
+            </w:tcMar>
+          </w:tcPr>
+          <w:p>
+            <w:pPr>
+              <w:spacing w:before="40" w:after="40" w:line="276" w:lineRule="auto"/>
+              <w:jc w:val="center"/>
+            </w:pPr>
+            <w:r/>
+            <w:r>
+              <w:rPr>
+                <w:rFonts w:ascii="Microsoft YaHei" w:hAnsi="Microsoft YaHei" w:eastAsia="Microsoft YaHei"/>
+                <w:b/>
+                <w:i w:val="0"/>
+                <w:color w:val="FFFFFF"/>
+                <w:sz w:val="17"/>
+              </w:rPr>
+              <w:t>日期</w:t>
+            </w:r>
+          </w:p>
+        </w:tc>
+      </w:tr>
+      <w:tr>
+        <w:trPr>
+          <w:cantSplit/>
+        </w:trPr>
+        <w:tc>
+          <w:tcPr>
+            <w:tcW w:type="dxa" w:w="1862"/>
+            <w:shd w:fill="EDF5FF"/>
+            <w:vAlign w:val="center"/>
+            <w:tcMar>
+              <w:top w:w="80" w:type="dxa"/>
+              <w:start w:w="120" w:type="dxa"/>
+              <w:bottom w:w="80" w:type="dxa"/>
+              <w:end w:w="120" w:type="dxa"/>
+            </w:tcMar>
+          </w:tcPr>
+          <w:p>
+            <w:pPr>
+              <w:spacing w:before="40" w:after="40" w:line="276" w:lineRule="auto"/>
+              <w:jc w:val="center"/>
+            </w:pPr>
+            <w:r/>
+            <w:r>
+              <w:rPr>
+                <w:rFonts w:ascii="Microsoft YaHei" w:hAnsi="Microsoft YaHei" w:eastAsia="Microsoft YaHei"/>
+                <w:b/>
+                <w:i w:val="0"/>
+                <w:color w:val="17365D"/>
+                <w:sz w:val="17"/>
+              </w:rPr>
+              <w:t>实施方负责人</w:t>
+            </w:r>
+          </w:p>
+        </w:tc>
+        <w:tc>
+          <w:tcPr>
+            <w:tcW w:type="dxa" w:w="2682"/>
+            <w:shd w:fill="FFF9E8"/>
+            <w:vAlign w:val="center"/>
+            <w:tcMar>
+              <w:top w:w="80" w:type="dxa"/>
+              <w:start w:w="120" w:type="dxa"/>
+              <w:bottom w:w="80" w:type="dxa"/>
+              <w:end w:w="120" w:type="dxa"/>
+            </w:tcMar>
+          </w:tcPr>
+          <w:p>
+            <w:pPr>
+              <w:spacing w:before="40" w:after="40" w:line="276" w:lineRule="auto"/>
+              <w:jc w:val="center"/>
+            </w:pPr>
+            <w:r/>
+            <w:r>
+              <w:rPr>
+                <w:rFonts w:ascii="Microsoft YaHei" w:hAnsi="Microsoft YaHei" w:eastAsia="Microsoft YaHei"/>
+                <w:b w:val="0"/>
+                <w:i w:val="0"/>
+                <w:color w:val="24364B"/>
+                <w:sz w:val="17"/>
+              </w:rPr>
+            </w:r>
+          </w:p>
+        </w:tc>
+        <w:tc>
+          <w:tcPr>
+            <w:tcW w:type="dxa" w:w="8120"/>
+            <w:shd w:fill="FFF9E8"/>
+            <w:vAlign w:val="center"/>
+            <w:tcMar>
+              <w:top w:w="80" w:type="dxa"/>
+              <w:start w:w="120" w:type="dxa"/>
+              <w:bottom w:w="80" w:type="dxa"/>
+              <w:end w:w="120" w:type="dxa"/>
+            </w:tcMar>
+          </w:tcPr>
+          <w:p>
+            <w:pPr>
+              <w:spacing w:before="40" w:after="40" w:line="276" w:lineRule="auto"/>
+              <w:jc w:val="left"/>
+            </w:pPr>
+            <w:r/>
+            <w:r>
+              <w:rPr>
+                <w:rFonts w:ascii="Microsoft YaHei" w:hAnsi="Microsoft YaHei" w:eastAsia="Microsoft YaHei"/>
+                <w:b w:val="0"/>
+                <w:i w:val="0"/>
+                <w:color w:val="24364B"/>
+                <w:sz w:val="17"/>
+              </w:rPr>
+            </w:r>
+          </w:p>
+        </w:tc>
+        <w:tc>
+          <w:tcPr>
+            <w:tcW w:type="dxa" w:w="2236"/>
+            <w:shd w:fill="FFF9E8"/>
+            <w:vAlign w:val="center"/>
+            <w:tcMar>
+              <w:top w:w="80" w:type="dxa"/>
+              <w:start w:w="120" w:type="dxa"/>
+              <w:bottom w:w="80" w:type="dxa"/>
+              <w:end w:w="120" w:type="dxa"/>
+            </w:tcMar>
+          </w:tcPr>
+          <w:p>
+            <w:pPr>
+              <w:spacing w:before="40" w:after="40" w:line="276" w:lineRule="auto"/>
+              <w:jc w:val="center"/>
+            </w:pPr>
+            <w:r/>
+            <w:r>
+              <w:rPr>
+                <w:rFonts w:ascii="Microsoft YaHei" w:hAnsi="Microsoft YaHei" w:eastAsia="Microsoft YaHei"/>
+                <w:b w:val="0"/>
+                <w:i w:val="0"/>
+                <w:color w:val="24364B"/>
+                <w:sz w:val="17"/>
+              </w:rPr>
+            </w:r>
+          </w:p>
+        </w:tc>
+      </w:tr>
+      <w:tr>
+        <w:trPr>
+          <w:cantSplit/>
+        </w:trPr>
+        <w:tc>
+          <w:tcPr>
+            <w:tcW w:type="dxa" w:w="1862"/>
+            <w:shd w:fill="EDF5FF"/>
+            <w:vAlign w:val="center"/>
+            <w:tcMar>
+              <w:top w:w="80" w:type="dxa"/>
+              <w:start w:w="120" w:type="dxa"/>
+              <w:bottom w:w="80" w:type="dxa"/>
+              <w:end w:w="120" w:type="dxa"/>
+            </w:tcMar>
+          </w:tcPr>
+          <w:p>
+            <w:pPr>
+              <w:spacing w:before="40" w:after="40" w:line="276" w:lineRule="auto"/>
+              <w:jc w:val="center"/>
+            </w:pPr>
+            <w:r/>
+            <w:r>
+              <w:rPr>
+                <w:rFonts w:ascii="Microsoft YaHei" w:hAnsi="Microsoft YaHei" w:eastAsia="Microsoft YaHei"/>
+                <w:b/>
+                <w:i w:val="0"/>
+                <w:color w:val="17365D"/>
+                <w:sz w:val="17"/>
+              </w:rPr>
+              <w:t>客户项目负责人</w:t>
+            </w:r>
+          </w:p>
+        </w:tc>
+        <w:tc>
+          <w:tcPr>
+            <w:tcW w:type="dxa" w:w="2682"/>
+            <w:shd w:fill="FFF9E8"/>
+            <w:vAlign w:val="center"/>
+            <w:tcMar>
+              <w:top w:w="80" w:type="dxa"/>
+              <w:start w:w="120" w:type="dxa"/>
+              <w:bottom w:w="80" w:type="dxa"/>
+              <w:end w:w="120" w:type="dxa"/>
+            </w:tcMar>
+          </w:tcPr>
+          <w:p>
+            <w:pPr>
+              <w:spacing w:before="40" w:after="40" w:line="276" w:lineRule="auto"/>
+              <w:jc w:val="center"/>
+            </w:pPr>
+            <w:r/>
+            <w:r>
+              <w:rPr>
+                <w:rFonts w:ascii="Microsoft YaHei" w:hAnsi="Microsoft YaHei" w:eastAsia="Microsoft YaHei"/>
+                <w:b w:val="0"/>
+                <w:i w:val="0"/>
+                <w:color w:val="24364B"/>
+                <w:sz w:val="17"/>
+              </w:rPr>
+            </w:r>
+          </w:p>
+        </w:tc>
+        <w:tc>
+          <w:tcPr>
+            <w:tcW w:type="dxa" w:w="8120"/>
+            <w:shd w:fill="FFF9E8"/>
+            <w:vAlign w:val="center"/>
+            <w:tcMar>
+              <w:top w:w="80" w:type="dxa"/>
+              <w:start w:w="120" w:type="dxa"/>
+              <w:bottom w:w="80" w:type="dxa"/>
+              <w:end w:w="120" w:type="dxa"/>
+            </w:tcMar>
+          </w:tcPr>
+          <w:p>
+            <w:pPr>
+              <w:spacing w:before="40" w:after="40" w:line="276" w:lineRule="auto"/>
+              <w:jc w:val="left"/>
+            </w:pPr>
+            <w:r/>
+            <w:r>
+              <w:rPr>
+                <w:rFonts w:ascii="Microsoft YaHei" w:hAnsi="Microsoft YaHei" w:eastAsia="Microsoft YaHei"/>
+                <w:b w:val="0"/>
+                <w:i w:val="0"/>
+                <w:color w:val="24364B"/>
+                <w:sz w:val="17"/>
+              </w:rPr>
+            </w:r>
+          </w:p>
+        </w:tc>
+        <w:tc>
+          <w:tcPr>
+            <w:tcW w:type="dxa" w:w="2236"/>
+            <w:shd w:fill="FFF9E8"/>
+            <w:vAlign w:val="center"/>
+            <w:tcMar>
+              <w:top w:w="80" w:type="dxa"/>
+              <w:start w:w="120" w:type="dxa"/>
+              <w:bottom w:w="80" w:type="dxa"/>
+              <w:end w:w="120" w:type="dxa"/>
+            </w:tcMar>
+          </w:tcPr>
+          <w:p>
+            <w:pPr>
+              <w:spacing w:before="40" w:after="40" w:line="276" w:lineRule="auto"/>
+              <w:jc w:val="center"/>
+            </w:pPr>
+            <w:r/>
+            <w:r>
+              <w:rPr>
+                <w:rFonts w:ascii="Microsoft YaHei" w:hAnsi="Microsoft YaHei" w:eastAsia="Microsoft YaHei"/>
+                <w:b w:val="0"/>
+                <w:i w:val="0"/>
+                <w:color w:val="24364B"/>
+                <w:sz w:val="17"/>
+              </w:rPr>
+            </w:r>
+          </w:p>
+        </w:tc>
+      </w:tr>
+      <w:tr>
+        <w:trPr>
+          <w:cantSplit/>
+        </w:trPr>
+        <w:tc>
+          <w:tcPr>
+            <w:tcW w:type="dxa" w:w="1862"/>
+            <w:shd w:fill="EDF5FF"/>
+            <w:vAlign w:val="center"/>
+            <w:tcMar>
+              <w:top w:w="80" w:type="dxa"/>
+              <w:start w:w="120" w:type="dxa"/>
+              <w:bottom w:w="80" w:type="dxa"/>
+              <w:end w:w="120" w:type="dxa"/>
+            </w:tcMar>
+          </w:tcPr>
+          <w:p>
+            <w:pPr>
+              <w:spacing w:before="40" w:after="40" w:line="276" w:lineRule="auto"/>
+              <w:jc w:val="center"/>
+            </w:pPr>
+            <w:r/>
+            <w:r>
+              <w:rPr>
+                <w:rFonts w:ascii="Microsoft YaHei" w:hAnsi="Microsoft YaHei" w:eastAsia="Microsoft YaHei"/>
+                <w:b/>
+                <w:i w:val="0"/>
+                <w:color w:val="17365D"/>
+                <w:sz w:val="17"/>
+              </w:rPr>
+              <w:t>业务/信息部门</w:t>
+            </w:r>
+          </w:p>
+        </w:tc>
+        <w:tc>
+          <w:tcPr>
+            <w:tcW w:type="dxa" w:w="2682"/>
+            <w:shd w:fill="FFF9E8"/>
+            <w:vAlign w:val="center"/>
+            <w:tcMar>
+              <w:top w:w="80" w:type="dxa"/>
+              <w:start w:w="120" w:type="dxa"/>
+              <w:bottom w:w="80" w:type="dxa"/>
+              <w:end w:w="120" w:type="dxa"/>
+            </w:tcMar>
+          </w:tcPr>
+          <w:p>
+            <w:pPr>
+              <w:spacing w:before="40" w:after="40" w:line="276" w:lineRule="auto"/>
+              <w:jc w:val="center"/>
+            </w:pPr>
+            <w:r/>
+            <w:r>
+              <w:rPr>
+                <w:rFonts w:ascii="Microsoft YaHei" w:hAnsi="Microsoft YaHei" w:eastAsia="Microsoft YaHei"/>
+                <w:b w:val="0"/>
+                <w:i w:val="0"/>
+                <w:color w:val="24364B"/>
+                <w:sz w:val="17"/>
+              </w:rPr>
+            </w:r>
+          </w:p>
+        </w:tc>
+        <w:tc>
+          <w:tcPr>
+            <w:tcW w:type="dxa" w:w="8120"/>
+            <w:shd w:fill="FFF9E8"/>
+            <w:vAlign w:val="center"/>
+            <w:tcMar>
+              <w:top w:w="80" w:type="dxa"/>
+              <w:start w:w="120" w:type="dxa"/>
+              <w:bottom w:w="80" w:type="dxa"/>
+              <w:end w:w="120" w:type="dxa"/>
+            </w:tcMar>
+          </w:tcPr>
+          <w:p>
+            <w:pPr>
+              <w:spacing w:before="40" w:after="40" w:line="276" w:lineRule="auto"/>
+              <w:jc w:val="left"/>
+            </w:pPr>
+            <w:r/>
+            <w:r>
+              <w:rPr>
+                <w:rFonts w:ascii="Microsoft YaHei" w:hAnsi="Microsoft YaHei" w:eastAsia="Microsoft YaHei"/>
+                <w:b w:val="0"/>
+                <w:i w:val="0"/>
+                <w:color w:val="24364B"/>
+                <w:sz w:val="17"/>
+              </w:rPr>
+            </w:r>
+          </w:p>
+        </w:tc>
+        <w:tc>
+          <w:tcPr>
+            <w:tcW w:type="dxa" w:w="2236"/>
+            <w:shd w:fill="FFF9E8"/>
+            <w:vAlign w:val="center"/>
+            <w:tcMar>
+              <w:top w:w="80" w:type="dxa"/>
+              <w:start w:w="120" w:type="dxa"/>
+              <w:bottom w:w="80" w:type="dxa"/>
+              <w:end w:w="120" w:type="dxa"/>
+            </w:tcMar>
+          </w:tcPr>
+          <w:p>
+            <w:pPr>
+              <w:spacing w:before="40" w:after="40" w:line="276" w:lineRule="auto"/>
+              <w:jc w:val="center"/>
+            </w:pPr>
+            <w:r/>
+            <w:r>
+              <w:rPr>
+                <w:rFonts w:ascii="Microsoft YaHei" w:hAnsi="Microsoft YaHei" w:eastAsia="Microsoft YaHei"/>
+                <w:b w:val="0"/>
+                <w:i w:val="0"/>
+                <w:color w:val="24364B"/>
+                <w:sz w:val="17"/>
+              </w:rPr>
+            </w:r>
+          </w:p>
+        </w:tc>
+      </w:tr>
+    </w:tbl>
+    <w:p>
+      <w:pPr>
+        <w:spacing w:before="120" w:after="0"/>
         <w:jc w:val="right"/>
       </w:pPr>
       <w:r>
-        <w:t>编制：____________    审核：____________    确认日期：____________</w:t>
+        <w:rPr>
+          <w:rFonts w:ascii="Microsoft YaHei" w:hAnsi="Microsoft YaHei" w:eastAsia="Microsoft YaHei"/>
+          <w:b w:val="0"/>
+          <w:i w:val="0"/>
+          <w:color w:val="667A90"/>
+          <w:sz w:val="16"/>
+        </w:rPr>
+        <w:t>版本记录：V2.0 · 蓝白医疗信息化模板首版 · 2026-07-28</w:t>
       </w:r>
     </w:p>
     <w:sectPr>
-      <w:pgSz w:w="12240" w:h="15840"/>
-      <w:pgMar w:top="936" w:right="936" w:bottom="936" w:left="936" w:header="720" w:footer="720" w:gutter="0"/>
+      <w:headerReference w:type="default" r:id="rId9"/>
+      <w:footerReference w:type="default" r:id="rId10"/>
+      <w:pgSz w:w="16834" w:h="11909" w:orient="landscape"/>
+      <w:pgMar w:top="864" w:right="936" w:bottom="864" w:left="936" w:header="432" w:footer="432" w:gutter="0"/>
       <w:cols w:space="720"/>
       <w:docGrid w:linePitch="360"/>
     </w:sectPr>
   </w:body>
 </w:document>
+</file>
+
+<file path=word/footer1.xml><?xml version="1.0" encoding="utf-8"?>
+<w:ftr xmlns:m="http://schemas.openxmlformats.org/officeDocument/2006/math" xmlns:mc="http://schemas.openxmlformats.org/markup-compatibility/2006" xmlns:mo="http://schemas.microsoft.com/office/mac/office/2008/main" xmlns:mv="urn:schemas-microsoft-com:mac:vml" xmlns:o="urn:schemas-microsoft-com:office:office" xmlns:r="http://schemas.openxmlformats.org/officeDocument/2006/relationships" xmlns:v="urn:schemas-microsoft-com:vml" xmlns:w10="urn:schemas-microsoft-com:office:word" xmlns:w14="http://schemas.microsoft.com/office/word/2010/wordml" xmlns:w="http://schemas.openxmlformats.org/wordprocessingml/2006/main" xmlns:wne="http://schemas.microsoft.com/office/word/2006/wordml" xmlns:wp14="http://schemas.microsoft.com/office/word/2010/wordprocessingDrawing" xmlns:wp="http://schemas.openxmlformats.org/drawingml/2006/wordprocessingDrawing" xmlns:wpc="http://schemas.microsoft.com/office/word/2010/wordprocessingCanvas" xmlns:wpg="http://schemas.microsoft.com/office/word/2010/wordprocessingGroup" xmlns:wpi="http://schemas.microsoft.com/office/word/2010/wordprocessingInk" xmlns:wps="http://schemas.microsoft.com/office/word/2010/wordprocessingShape" mc:Ignorable="w14 wp14">
+  <w:p>
+    <w:pPr>
+      <w:pStyle w:val="Footer"/>
+      <w:spacing w:before="0" w:after="0"/>
+      <w:jc w:val="right"/>
+    </w:pPr>
+    <w:r>
+      <w:rPr>
+        <w:rFonts w:ascii="Microsoft YaHei" w:hAnsi="Microsoft YaHei" w:eastAsia="Microsoft YaHei"/>
+        <w:b w:val="0"/>
+        <w:i w:val="0"/>
+        <w:color w:val="667A90"/>
+        <w:sz w:val="17"/>
+      </w:rPr>
+      <w:t xml:space="preserve">第 </w:t>
+      <w:fldChar w:fldCharType="begin"/>
+      <w:instrText xml:space="preserve"> PAGE </w:instrText>
+      <w:fldChar w:fldCharType="end"/>
+    </w:r>
+    <w:r>
+      <w:rPr>
+        <w:rFonts w:ascii="Microsoft YaHei" w:hAnsi="Microsoft YaHei" w:eastAsia="Microsoft YaHei"/>
+        <w:b w:val="0"/>
+        <w:i w:val="0"/>
+        <w:color w:val="667A90"/>
+        <w:sz w:val="17"/>
+      </w:rPr>
+      <w:t xml:space="preserve"> 页</w:t>
+    </w:r>
+  </w:p>
+</w:ftr>
+</file>
+
+<file path=word/header1.xml><?xml version="1.0" encoding="utf-8"?>
+<w:hdr xmlns:m="http://schemas.openxmlformats.org/officeDocument/2006/math" xmlns:mc="http://schemas.openxmlformats.org/markup-compatibility/2006" xmlns:mo="http://schemas.microsoft.com/office/mac/office/2008/main" xmlns:mv="urn:schemas-microsoft-com:mac:vml" xmlns:o="urn:schemas-microsoft-com:office:office" xmlns:r="http://schemas.openxmlformats.org/officeDocument/2006/relationships" xmlns:v="urn:schemas-microsoft-com:vml" xmlns:w10="urn:schemas-microsoft-com:office:word" xmlns:w14="http://schemas.microsoft.com/office/word/2010/wordml" xmlns:w="http://schemas.openxmlformats.org/wordprocessingml/2006/main" xmlns:wne="http://schemas.microsoft.com/office/word/2006/wordml" xmlns:wp14="http://schemas.microsoft.com/office/word/2010/wordprocessingDrawing" xmlns:wp="http://schemas.openxmlformats.org/drawingml/2006/wordprocessingDrawing" xmlns:wpc="http://schemas.microsoft.com/office/word/2010/wordprocessingCanvas" xmlns:wpg="http://schemas.microsoft.com/office/word/2010/wordprocessingGroup" xmlns:wpi="http://schemas.microsoft.com/office/word/2010/wordprocessingInk" xmlns:wps="http://schemas.microsoft.com/office/word/2010/wordprocessingShape" mc:Ignorable="w14 wp14">
+  <w:p>
+    <w:pPr>
+      <w:pStyle w:val="Header"/>
+    </w:pPr>
+  </w:p>
+  <w:tbl>
+    <w:tblPr>
+      <w:tblW w:type="dxa" w:w="14900"/>
+      <w:jc w:val="left"/>
+      <w:tblLayout w:type="fixed"/>
+      <w:tblLook w:firstColumn="1" w:firstRow="1" w:lastColumn="0" w:lastRow="0" w:noHBand="0" w:noVBand="1" w:val="04A0"/>
+      <w:tblInd w:w="120" w:type="dxa"/>
+      <w:tblBorders>
+        <w:top w:val="single" w:sz="0" w:color="FFFFFF"/>
+        <w:left w:val="single" w:sz="0" w:color="FFFFFF"/>
+        <w:bottom w:val="single" w:sz="0" w:color="FFFFFF"/>
+        <w:right w:val="single" w:sz="0" w:color="FFFFFF"/>
+        <w:insideH w:val="single" w:sz="0" w:color="FFFFFF"/>
+        <w:insideV w:val="single" w:sz="0" w:color="FFFFFF"/>
+      </w:tblBorders>
+    </w:tblPr>
+    <w:tblGrid>
+      <w:gridCol w:w="7450"/>
+      <w:gridCol w:w="7450"/>
+    </w:tblGrid>
+    <w:tr>
+      <w:trPr>
+        <w:cantSplit/>
+      </w:trPr>
+      <w:tc>
+        <w:tcPr>
+          <w:tcW w:type="dxa" w:w="7450"/>
+          <w:vAlign w:val="center"/>
+          <w:tcMar>
+            <w:top w:w="80" w:type="dxa"/>
+            <w:start w:w="120" w:type="dxa"/>
+            <w:bottom w:w="80" w:type="dxa"/>
+            <w:end w:w="120" w:type="dxa"/>
+          </w:tcMar>
+        </w:tcPr>
+        <w:p>
+          <w:pPr>
+            <w:spacing w:before="40" w:after="40" w:line="276" w:lineRule="auto"/>
+            <w:jc w:val="left"/>
+          </w:pPr>
+          <w:r/>
+          <w:r>
+            <w:rPr>
+              <w:rFonts w:ascii="Microsoft YaHei" w:hAnsi="Microsoft YaHei" w:eastAsia="Microsoft YaHei"/>
+              <w:b/>
+              <w:i w:val="0"/>
+              <w:color w:val="667A90"/>
+              <w:sz w:val="17"/>
+            </w:rPr>
+            <w:t>实施项目管理平台 · SOP 交付物</w:t>
+          </w:r>
+        </w:p>
+      </w:tc>
+      <w:tc>
+        <w:tcPr>
+          <w:tcW w:type="dxa" w:w="7450"/>
+          <w:vAlign w:val="center"/>
+          <w:tcMar>
+            <w:top w:w="80" w:type="dxa"/>
+            <w:start w:w="120" w:type="dxa"/>
+            <w:bottom w:w="80" w:type="dxa"/>
+            <w:end w:w="120" w:type="dxa"/>
+          </w:tcMar>
+        </w:tcPr>
+        <w:p>
+          <w:pPr>
+            <w:spacing w:before="40" w:after="40" w:line="276" w:lineRule="auto"/>
+            <w:jc w:val="right"/>
+          </w:pPr>
+          <w:r/>
+          <w:r>
+            <w:rPr>
+              <w:rFonts w:ascii="Microsoft YaHei" w:hAnsi="Microsoft YaHei" w:eastAsia="Microsoft YaHei"/>
+              <w:b w:val="0"/>
+              <w:i w:val="0"/>
+              <w:color w:val="667A90"/>
+              <w:sz w:val="17"/>
+            </w:rPr>
+            <w:t>接口文档确认记录  |  V2.0</w:t>
+          </w:r>
+        </w:p>
+      </w:tc>
+    </w:tr>
+  </w:tbl>
+</w:hdr>
 </file>
 
 <file path=word/numbering.xml><?xml version="1.0" encoding="utf-8"?>
@@ -1195,9 +5211,13 @@
     <w:name w:val="Normal"/>
     <w:qFormat/>
     <w:rsid w:val="00FC693F"/>
+    <w:pPr>
+      <w:spacing w:before="0" w:after="120" w:line="300" w:lineRule="auto"/>
+    </w:pPr>
     <w:rPr>
       <w:rFonts w:ascii="Microsoft YaHei" w:hAnsi="Microsoft YaHei" w:eastAsia="Microsoft YaHei"/>
-      <w:sz w:val="18"/>
+      <w:color w:val="24364B"/>
+      <w:sz w:val="22"/>
     </w:rPr>
   </w:style>
   <w:style w:type="paragraph" w:styleId="Header">
@@ -1255,15 +5275,15 @@
     <w:pPr>
       <w:keepNext/>
       <w:keepLines/>
-      <w:spacing w:before="480" w:after="0"/>
+      <w:spacing w:before="360" w:after="200"/>
       <w:outlineLvl w:val="0"/>
     </w:pPr>
     <w:rPr>
-      <w:rFonts w:asciiTheme="majorHAnsi" w:eastAsiaTheme="majorEastAsia" w:hAnsiTheme="majorHAnsi" w:cstheme="majorBidi"/>
+      <w:rFonts w:asciiTheme="majorHAnsi" w:eastAsiaTheme="majorEastAsia" w:hAnsiTheme="majorHAnsi" w:cstheme="majorBidi" w:ascii="Microsoft YaHei" w:hAnsi="Microsoft YaHei" w:eastAsia="Microsoft YaHei"/>
       <w:b/>
       <w:bCs/>
-      <w:color w:val="365F91" w:themeColor="accent1" w:themeShade="BF"/>
-      <w:sz w:val="28"/>
+      <w:color w:val="17365D"/>
+      <w:sz w:val="32"/>
       <w:szCs w:val="28"/>
     </w:rPr>
   </w:style>
@@ -1279,14 +5299,14 @@
     <w:pPr>
       <w:keepNext/>
       <w:keepLines/>
-      <w:spacing w:before="200" w:after="0"/>
+      <w:spacing w:before="280" w:after="140"/>
       <w:outlineLvl w:val="1"/>
     </w:pPr>
     <w:rPr>
-      <w:rFonts w:asciiTheme="majorHAnsi" w:eastAsiaTheme="majorEastAsia" w:hAnsiTheme="majorHAnsi" w:cstheme="majorBidi"/>
+      <w:rFonts w:asciiTheme="majorHAnsi" w:eastAsiaTheme="majorEastAsia" w:hAnsiTheme="majorHAnsi" w:cstheme="majorBidi" w:ascii="Microsoft YaHei" w:hAnsi="Microsoft YaHei" w:eastAsia="Microsoft YaHei"/>
       <w:b/>
       <w:bCs/>
-      <w:color w:val="4F81BD" w:themeColor="accent1"/>
+      <w:color w:val="1769E0"/>
       <w:sz w:val="26"/>
       <w:szCs w:val="26"/>
     </w:rPr>
@@ -1303,14 +5323,15 @@
     <w:pPr>
       <w:keepNext/>
       <w:keepLines/>
-      <w:spacing w:before="200" w:after="0"/>
+      <w:spacing w:before="200" w:after="100"/>
       <w:outlineLvl w:val="2"/>
     </w:pPr>
     <w:rPr>
-      <w:rFonts w:asciiTheme="majorHAnsi" w:eastAsiaTheme="majorEastAsia" w:hAnsiTheme="majorHAnsi" w:cstheme="majorBidi"/>
+      <w:rFonts w:asciiTheme="majorHAnsi" w:eastAsiaTheme="majorEastAsia" w:hAnsiTheme="majorHAnsi" w:cstheme="majorBidi" w:ascii="Microsoft YaHei" w:hAnsi="Microsoft YaHei" w:eastAsia="Microsoft YaHei"/>
       <w:b/>
       <w:bCs/>
-      <w:color w:val="4F81BD" w:themeColor="accent1"/>
+      <w:color w:val="17365D"/>
+      <w:sz w:val="24"/>
     </w:rPr>
   </w:style>
   <w:style w:type="paragraph" w:styleId="Heading4">

--- a/templates/interface-document-confirmation.docx
+++ b/templates/interface-document-confirmation.docx
@@ -5,22 +5,24 @@
     <w:p>
       <w:pPr>
         <w:spacing w:before="60" w:after="0"/>
+        <w:jc w:val="left"/>
       </w:pPr>
       <w:r>
         <w:rPr>
           <w:rFonts w:ascii="Microsoft YaHei" w:hAnsi="Microsoft YaHei" w:eastAsia="Microsoft YaHei"/>
           <w:b/>
           <w:i w:val="0"/>
-          <w:color w:val="1769E0"/>
+          <w:color w:val="17365D"/>
           <w:sz w:val="19"/>
         </w:rPr>
-        <w:t>SOP · 接口对接</w:t>
+        <w:t>技术评审 · 接口对接</w:t>
       </w:r>
     </w:p>
     <w:p>
       <w:pPr>
         <w:keepNext/>
         <w:spacing w:before="0" w:after="60"/>
+        <w:jc w:val="left"/>
       </w:pPr>
       <w:r>
         <w:rPr>
@@ -37,6 +39,7 @@
       <w:pPr>
         <w:keepNext/>
         <w:spacing w:before="0" w:after="180"/>
+        <w:jc w:val="left"/>
       </w:pPr>
       <w:r>
         <w:rPr>
@@ -495,7 +498,7 @@
                 <w:color w:val="24364B"/>
                 <w:sz w:val="18"/>
               </w:rPr>
-              <w:t>V2.0</w:t>
+              <w:t>V2.1</w:t>
             </w:r>
           </w:p>
         </w:tc>
@@ -555,7 +558,7 @@
                 <w:color w:val="24364B"/>
                 <w:sz w:val="18"/>
               </w:rPr>
-              <w:t>☐ 草稿  ☐ 已确认</w:t>
+              <w:t>☐ 草稿  ☐ 技术评审完成</w:t>
             </w:r>
           </w:p>
         </w:tc>
@@ -570,12 +573,12 @@
         <w:tblLook w:firstColumn="1" w:firstRow="1" w:lastColumn="0" w:lastRow="0" w:noHBand="0" w:noVBand="1" w:val="04A0"/>
         <w:tblInd w:w="120" w:type="dxa"/>
         <w:tblBorders>
-          <w:top w:val="single" w:sz="5" w:color="B7D2F1"/>
-          <w:left w:val="single" w:sz="5" w:color="B7D2F1"/>
-          <w:bottom w:val="single" w:sz="5" w:color="B7D2F1"/>
-          <w:right w:val="single" w:sz="5" w:color="B7D2F1"/>
-          <w:insideH w:val="single" w:sz="5" w:color="B7D2F1"/>
-          <w:insideV w:val="single" w:sz="5" w:color="B7D2F1"/>
+          <w:top w:val="single" w:sz="5" w:color="17365D"/>
+          <w:left w:val="single" w:sz="5" w:color="17365D"/>
+          <w:bottom w:val="single" w:sz="5" w:color="17365D"/>
+          <w:right w:val="single" w:sz="5" w:color="17365D"/>
+          <w:insideH w:val="single" w:sz="5" w:color="17365D"/>
+          <w:insideV w:val="single" w:sz="5" w:color="17365D"/>
         </w:tblBorders>
       </w:tblPr>
       <w:tblGrid>
@@ -588,7 +591,7 @@
         <w:tc>
           <w:tcPr>
             <w:tcW w:type="dxa" w:w="14900"/>
-            <w:shd w:fill="F6F9FD"/>
+            <w:shd w:fill="EDF5FF"/>
             <w:vAlign w:val="center"/>
             <w:tcMar>
               <w:top w:w="80" w:type="dxa"/>
@@ -625,18 +628,184 @@
       <w:pPr>
         <w:pStyle w:val="Heading2"/>
         <w:keepNext/>
+        <w:pageBreakBefore w:val="0"/>
       </w:pPr>
       <w:r>
         <w:rPr>
           <w:rFonts w:ascii="Microsoft YaHei" w:hAnsi="Microsoft YaHei" w:eastAsia="Microsoft YaHei"/>
           <w:b/>
           <w:i w:val="0"/>
-          <w:color w:val="1769E0"/>
+          <w:color w:val="17365D"/>
           <w:sz w:val="26"/>
         </w:rPr>
-        <w:t>一、范围与基本信息</w:t>
+        <w:t>一、技术评审总览</w:t>
       </w:r>
     </w:p>
+    <w:tbl>
+      <w:tblPr>
+        <w:tblStyle w:val="TableGrid"/>
+        <w:tblW w:type="dxa" w:w="14900"/>
+        <w:jc w:val="left"/>
+        <w:tblLayout w:type="fixed"/>
+        <w:tblLook w:firstColumn="1" w:firstRow="1" w:lastColumn="0" w:lastRow="0" w:noHBand="0" w:noVBand="1" w:val="04A0"/>
+        <w:tblInd w:w="120" w:type="dxa"/>
+        <w:tblBorders>
+          <w:top w:val="single" w:sz="0" w:color="FFFFFF"/>
+          <w:left w:val="single" w:sz="0" w:color="FFFFFF"/>
+          <w:bottom w:val="single" w:sz="0" w:color="FFFFFF"/>
+          <w:right w:val="single" w:sz="0" w:color="FFFFFF"/>
+          <w:insideH w:val="single" w:sz="0" w:color="FFFFFF"/>
+          <w:insideV w:val="single" w:sz="0" w:color="FFFFFF"/>
+        </w:tblBorders>
+      </w:tblPr>
+      <w:tblGrid>
+        <w:gridCol w:w="3725"/>
+        <w:gridCol w:w="3725"/>
+        <w:gridCol w:w="3725"/>
+        <w:gridCol w:w="3725"/>
+      </w:tblGrid>
+      <w:tr>
+        <w:trPr>
+          <w:cantSplit/>
+        </w:trPr>
+        <w:tc>
+          <w:tcPr>
+            <w:tcW w:type="dxa" w:w="3725"/>
+            <w:shd w:fill="EDF5FF"/>
+          </w:tcPr>
+          <w:p>
+            <w:pPr>
+              <w:spacing w:before="120" w:after="120"/>
+              <w:jc w:val="center"/>
+            </w:pPr>
+            <w:r/>
+            <w:r>
+              <w:rPr>
+                <w:rFonts w:ascii="Microsoft YaHei" w:hAnsi="Microsoft YaHei" w:eastAsia="Microsoft YaHei"/>
+                <w:b/>
+                <w:i w:val="0"/>
+                <w:color w:val="17365D"/>
+                <w:sz w:val="24"/>
+              </w:rPr>
+              <w:t>协议</w:t>
+              <w:br/>
+            </w:r>
+            <w:r>
+              <w:rPr>
+                <w:rFonts w:ascii="Microsoft YaHei" w:hAnsi="Microsoft YaHei" w:eastAsia="Microsoft YaHei"/>
+                <w:b w:val="0"/>
+                <w:i w:val="0"/>
+                <w:color w:val="24364B"/>
+                <w:sz w:val="17"/>
+              </w:rPr>
+              <w:t>地址 / 鉴权</w:t>
+            </w:r>
+          </w:p>
+        </w:tc>
+        <w:tc>
+          <w:tcPr>
+            <w:tcW w:type="dxa" w:w="3725"/>
+            <w:shd w:fill="EDF5FF"/>
+          </w:tcPr>
+          <w:p>
+            <w:pPr>
+              <w:spacing w:before="120" w:after="120"/>
+              <w:jc w:val="center"/>
+            </w:pPr>
+            <w:r/>
+            <w:r>
+              <w:rPr>
+                <w:rFonts w:ascii="Microsoft YaHei" w:hAnsi="Microsoft YaHei" w:eastAsia="Microsoft YaHei"/>
+                <w:b/>
+                <w:i w:val="0"/>
+                <w:color w:val="17365D"/>
+                <w:sz w:val="24"/>
+              </w:rPr>
+              <w:t>数据</w:t>
+              <w:br/>
+            </w:r>
+            <w:r>
+              <w:rPr>
+                <w:rFonts w:ascii="Microsoft YaHei" w:hAnsi="Microsoft YaHei" w:eastAsia="Microsoft YaHei"/>
+                <w:b w:val="0"/>
+                <w:i w:val="0"/>
+                <w:color w:val="24364B"/>
+                <w:sz w:val="17"/>
+              </w:rPr>
+              <w:t>字段 / 字典</w:t>
+            </w:r>
+          </w:p>
+        </w:tc>
+        <w:tc>
+          <w:tcPr>
+            <w:tcW w:type="dxa" w:w="3725"/>
+            <w:shd w:fill="EDF5FF"/>
+          </w:tcPr>
+          <w:p>
+            <w:pPr>
+              <w:spacing w:before="120" w:after="120"/>
+              <w:jc w:val="center"/>
+            </w:pPr>
+            <w:r/>
+            <w:r>
+              <w:rPr>
+                <w:rFonts w:ascii="Microsoft YaHei" w:hAnsi="Microsoft YaHei" w:eastAsia="Microsoft YaHei"/>
+                <w:b/>
+                <w:i w:val="0"/>
+                <w:color w:val="17365D"/>
+                <w:sz w:val="24"/>
+              </w:rPr>
+              <w:t>异常</w:t>
+              <w:br/>
+            </w:r>
+            <w:r>
+              <w:rPr>
+                <w:rFonts w:ascii="Microsoft YaHei" w:hAnsi="Microsoft YaHei" w:eastAsia="Microsoft YaHei"/>
+                <w:b w:val="0"/>
+                <w:i w:val="0"/>
+                <w:color w:val="24364B"/>
+                <w:sz w:val="17"/>
+              </w:rPr>
+              <w:t>重试 / 补偿</w:t>
+            </w:r>
+          </w:p>
+        </w:tc>
+        <w:tc>
+          <w:tcPr>
+            <w:tcW w:type="dxa" w:w="3725"/>
+            <w:shd w:fill="EDF5FF"/>
+          </w:tcPr>
+          <w:p>
+            <w:pPr>
+              <w:spacing w:before="120" w:after="120"/>
+              <w:jc w:val="center"/>
+            </w:pPr>
+            <w:r/>
+            <w:r>
+              <w:rPr>
+                <w:rFonts w:ascii="Microsoft YaHei" w:hAnsi="Microsoft YaHei" w:eastAsia="Microsoft YaHei"/>
+                <w:b/>
+                <w:i w:val="0"/>
+                <w:color w:val="17365D"/>
+                <w:sz w:val="24"/>
+              </w:rPr>
+              <w:t>版本</w:t>
+              <w:br/>
+            </w:r>
+            <w:r>
+              <w:rPr>
+                <w:rFonts w:ascii="Microsoft YaHei" w:hAnsi="Microsoft YaHei" w:eastAsia="Microsoft YaHei"/>
+                <w:b w:val="0"/>
+                <w:i w:val="0"/>
+                <w:color w:val="24364B"/>
+                <w:sz w:val="17"/>
+              </w:rPr>
+              <w:t>基线 / 变更</w:t>
+            </w:r>
+          </w:p>
+        </w:tc>
+      </w:tr>
+    </w:tbl>
     <w:tbl>
       <w:tblPr>
         <w:tblStyle w:val="TableGrid"/>
@@ -1147,20 +1316,238 @@
         </w:tc>
       </w:tr>
     </w:tbl>
+    <w:tbl>
+      <w:tblPr>
+        <w:tblStyle w:val="TableGrid"/>
+        <w:tblW w:type="dxa" w:w="14900"/>
+        <w:jc w:val="left"/>
+        <w:tblLayout w:type="fixed"/>
+        <w:tblLook w:firstColumn="1" w:firstRow="1" w:lastColumn="0" w:lastRow="0" w:noHBand="0" w:noVBand="1" w:val="04A0"/>
+        <w:tblInd w:w="120" w:type="dxa"/>
+        <w:tblBorders>
+          <w:top w:val="single" w:sz="5" w:color="17365D"/>
+          <w:left w:val="single" w:sz="5" w:color="17365D"/>
+          <w:bottom w:val="single" w:sz="5" w:color="17365D"/>
+          <w:right w:val="single" w:sz="5" w:color="17365D"/>
+          <w:insideH w:val="single" w:sz="5" w:color="17365D"/>
+          <w:insideV w:val="single" w:sz="5" w:color="17365D"/>
+        </w:tblBorders>
+      </w:tblPr>
+      <w:tblGrid>
+        <w:gridCol w:w="2310"/>
+        <w:gridCol w:w="12590"/>
+      </w:tblGrid>
+      <w:tr>
+        <w:trPr>
+          <w:cantSplit/>
+        </w:trPr>
+        <w:tc>
+          <w:tcPr>
+            <w:tcW w:type="dxa" w:w="2310"/>
+            <w:shd w:fill="17365D"/>
+            <w:vAlign w:val="center"/>
+            <w:tcMar>
+              <w:top w:w="80" w:type="dxa"/>
+              <w:start w:w="120" w:type="dxa"/>
+              <w:bottom w:w="80" w:type="dxa"/>
+              <w:end w:w="120" w:type="dxa"/>
+            </w:tcMar>
+          </w:tcPr>
+          <w:p>
+            <w:pPr>
+              <w:spacing w:before="40" w:after="40" w:line="276" w:lineRule="auto"/>
+              <w:jc w:val="center"/>
+            </w:pPr>
+            <w:r/>
+            <w:r>
+              <w:rPr>
+                <w:rFonts w:ascii="Microsoft YaHei" w:hAnsi="Microsoft YaHei" w:eastAsia="Microsoft YaHei"/>
+                <w:b/>
+                <w:i w:val="0"/>
+                <w:color w:val="FFFFFF"/>
+                <w:sz w:val="18"/>
+              </w:rPr>
+              <w:t>文档基线</w:t>
+            </w:r>
+          </w:p>
+        </w:tc>
+        <w:tc>
+          <w:tcPr>
+            <w:tcW w:type="dxa" w:w="12590"/>
+            <w:shd w:fill="EDF5FF"/>
+            <w:vAlign w:val="center"/>
+            <w:tcMar>
+              <w:top w:w="80" w:type="dxa"/>
+              <w:start w:w="120" w:type="dxa"/>
+              <w:bottom w:w="80" w:type="dxa"/>
+              <w:end w:w="120" w:type="dxa"/>
+            </w:tcMar>
+          </w:tcPr>
+          <w:p>
+            <w:pPr>
+              <w:spacing w:before="40" w:after="40" w:line="276" w:lineRule="auto"/>
+              <w:jc w:val="left"/>
+            </w:pPr>
+            <w:r/>
+            <w:r>
+              <w:rPr>
+                <w:rFonts w:ascii="Microsoft YaHei" w:hAnsi="Microsoft YaHei" w:eastAsia="Microsoft YaHei"/>
+                <w:b w:val="0"/>
+                <w:i w:val="0"/>
+                <w:color w:val="24364B"/>
+                <w:sz w:val="18"/>
+              </w:rPr>
+              <w:t>确认接口文档、字段字典和异常码版本</w:t>
+            </w:r>
+          </w:p>
+        </w:tc>
+      </w:tr>
+      <w:tr>
+        <w:trPr>
+          <w:cantSplit/>
+        </w:trPr>
+        <w:tc>
+          <w:tcPr>
+            <w:tcW w:type="dxa" w:w="2310"/>
+            <w:shd w:fill="17365D"/>
+            <w:vAlign w:val="center"/>
+            <w:tcMar>
+              <w:top w:w="80" w:type="dxa"/>
+              <w:start w:w="120" w:type="dxa"/>
+              <w:bottom w:w="80" w:type="dxa"/>
+              <w:end w:w="120" w:type="dxa"/>
+            </w:tcMar>
+          </w:tcPr>
+          <w:p>
+            <w:pPr>
+              <w:spacing w:before="40" w:after="40" w:line="276" w:lineRule="auto"/>
+              <w:jc w:val="center"/>
+            </w:pPr>
+            <w:r/>
+            <w:r>
+              <w:rPr>
+                <w:rFonts w:ascii="Microsoft YaHei" w:hAnsi="Microsoft YaHei" w:eastAsia="Microsoft YaHei"/>
+                <w:b/>
+                <w:i w:val="0"/>
+                <w:color w:val="FFFFFF"/>
+                <w:sz w:val="18"/>
+              </w:rPr>
+              <w:t>边界确认</w:t>
+            </w:r>
+          </w:p>
+        </w:tc>
+        <w:tc>
+          <w:tcPr>
+            <w:tcW w:type="dxa" w:w="12590"/>
+            <w:shd w:fill="EDF5FF"/>
+            <w:vAlign w:val="center"/>
+            <w:tcMar>
+              <w:top w:w="80" w:type="dxa"/>
+              <w:start w:w="120" w:type="dxa"/>
+              <w:bottom w:w="80" w:type="dxa"/>
+              <w:end w:w="120" w:type="dxa"/>
+            </w:tcMar>
+          </w:tcPr>
+          <w:p>
+            <w:pPr>
+              <w:spacing w:before="40" w:after="40" w:line="276" w:lineRule="auto"/>
+              <w:jc w:val="left"/>
+            </w:pPr>
+            <w:r/>
+            <w:r>
+              <w:rPr>
+                <w:rFonts w:ascii="Microsoft YaHei" w:hAnsi="Microsoft YaHei" w:eastAsia="Microsoft YaHei"/>
+                <w:b w:val="0"/>
+                <w:i w:val="0"/>
+                <w:color w:val="24364B"/>
+                <w:sz w:val="18"/>
+              </w:rPr>
+              <w:t>明确系统职责、网络、安全和日志边界</w:t>
+            </w:r>
+          </w:p>
+        </w:tc>
+      </w:tr>
+      <w:tr>
+        <w:trPr>
+          <w:cantSplit/>
+        </w:trPr>
+        <w:tc>
+          <w:tcPr>
+            <w:tcW w:type="dxa" w:w="2310"/>
+            <w:shd w:fill="17365D"/>
+            <w:vAlign w:val="center"/>
+            <w:tcMar>
+              <w:top w:w="80" w:type="dxa"/>
+              <w:start w:w="120" w:type="dxa"/>
+              <w:bottom w:w="80" w:type="dxa"/>
+              <w:end w:w="120" w:type="dxa"/>
+            </w:tcMar>
+          </w:tcPr>
+          <w:p>
+            <w:pPr>
+              <w:spacing w:before="40" w:after="40" w:line="276" w:lineRule="auto"/>
+              <w:jc w:val="center"/>
+            </w:pPr>
+            <w:r/>
+            <w:r>
+              <w:rPr>
+                <w:rFonts w:ascii="Microsoft YaHei" w:hAnsi="Microsoft YaHei" w:eastAsia="Microsoft YaHei"/>
+                <w:b/>
+                <w:i w:val="0"/>
+                <w:color w:val="FFFFFF"/>
+                <w:sz w:val="18"/>
+              </w:rPr>
+              <w:t>未决事项</w:t>
+            </w:r>
+          </w:p>
+        </w:tc>
+        <w:tc>
+          <w:tcPr>
+            <w:tcW w:type="dxa" w:w="12590"/>
+            <w:shd w:fill="EDF5FF"/>
+            <w:vAlign w:val="center"/>
+            <w:tcMar>
+              <w:top w:w="80" w:type="dxa"/>
+              <w:start w:w="120" w:type="dxa"/>
+              <w:bottom w:w="80" w:type="dxa"/>
+              <w:end w:w="120" w:type="dxa"/>
+            </w:tcMar>
+          </w:tcPr>
+          <w:p>
+            <w:pPr>
+              <w:spacing w:before="40" w:after="40" w:line="276" w:lineRule="auto"/>
+              <w:jc w:val="left"/>
+            </w:pPr>
+            <w:r/>
+            <w:r>
+              <w:rPr>
+                <w:rFonts w:ascii="Microsoft YaHei" w:hAnsi="Microsoft YaHei" w:eastAsia="Microsoft YaHei"/>
+                <w:b w:val="0"/>
+                <w:i w:val="0"/>
+                <w:color w:val="24364B"/>
+                <w:sz w:val="18"/>
+              </w:rPr>
+              <w:t>形成责任人、决定日期与临时处理方案</w:t>
+            </w:r>
+          </w:p>
+        </w:tc>
+      </w:tr>
+    </w:tbl>
     <w:p>
       <w:pPr>
         <w:pStyle w:val="Heading2"/>
         <w:keepNext/>
+        <w:pageBreakBefore/>
       </w:pPr>
       <w:r>
         <w:rPr>
           <w:rFonts w:ascii="Microsoft YaHei" w:hAnsi="Microsoft YaHei" w:eastAsia="Microsoft YaHei"/>
           <w:b/>
           <w:i w:val="0"/>
-          <w:color w:val="1769E0"/>
+          <w:color w:val="17365D"/>
           <w:sz w:val="26"/>
         </w:rPr>
-        <w:t>二、明细记录</w:t>
+        <w:t>二、接口文档评审矩阵</w:t>
       </w:r>
     </w:p>
     <w:tbl>
@@ -1206,7 +1593,7 @@
         <w:tc>
           <w:tcPr>
             <w:tcW w:type="dxa" w:w="847"/>
-            <w:shd w:fill="1769E0"/>
+            <w:shd w:fill="17365D"/>
             <w:vAlign w:val="center"/>
             <w:tcMar>
               <w:top w:w="80" w:type="dxa"/>
@@ -1489,7 +1876,7 @@
         <w:tc>
           <w:tcPr>
             <w:tcW w:type="dxa" w:w="2116"/>
-            <w:shd w:fill="FFF9E8"/>
+            <w:shd w:fill="EDF5FF"/>
             <w:vAlign w:val="center"/>
             <w:tcMar>
               <w:top w:w="80" w:type="dxa"/>
@@ -1518,7 +1905,7 @@
         <w:tc>
           <w:tcPr>
             <w:tcW w:type="dxa" w:w="3725"/>
-            <w:shd w:fill="FFF9E8"/>
+            <w:shd w:fill="EDF5FF"/>
             <w:vAlign w:val="center"/>
             <w:tcMar>
               <w:top w:w="80" w:type="dxa"/>
@@ -1547,7 +1934,7 @@
         <w:tc>
           <w:tcPr>
             <w:tcW w:type="dxa" w:w="1439"/>
-            <w:shd w:fill="FFF9E8"/>
+            <w:shd w:fill="EDF5FF"/>
             <w:vAlign w:val="center"/>
             <w:tcMar>
               <w:top w:w="80" w:type="dxa"/>
@@ -1576,7 +1963,7 @@
         <w:tc>
           <w:tcPr>
             <w:tcW w:type="dxa" w:w="1439"/>
-            <w:shd w:fill="FFF9E8"/>
+            <w:shd w:fill="EDF5FF"/>
             <w:vAlign w:val="center"/>
             <w:tcMar>
               <w:top w:w="80" w:type="dxa"/>
@@ -1605,7 +1992,7 @@
         <w:tc>
           <w:tcPr>
             <w:tcW w:type="dxa" w:w="1609"/>
-            <w:shd w:fill="FFF9E8"/>
+            <w:shd w:fill="EDF5FF"/>
             <w:vAlign w:val="center"/>
             <w:tcMar>
               <w:top w:w="80" w:type="dxa"/>
@@ -1634,7 +2021,7 @@
         <w:tc>
           <w:tcPr>
             <w:tcW w:type="dxa" w:w="1609"/>
-            <w:shd w:fill="FFF9E8"/>
+            <w:shd w:fill="EDF5FF"/>
             <w:vAlign w:val="center"/>
             <w:tcMar>
               <w:top w:w="80" w:type="dxa"/>
@@ -1663,7 +2050,7 @@
         <w:tc>
           <w:tcPr>
             <w:tcW w:type="dxa" w:w="2116"/>
-            <w:shd w:fill="FFF9E8"/>
+            <w:shd w:fill="EDF5FF"/>
             <w:vAlign w:val="center"/>
             <w:tcMar>
               <w:top w:w="80" w:type="dxa"/>
@@ -1734,7 +2121,7 @@
         <w:tc>
           <w:tcPr>
             <w:tcW w:type="dxa" w:w="2116"/>
-            <w:shd w:fill="FFF9E8"/>
+            <w:shd w:fill="EDF5FF"/>
             <w:vAlign w:val="center"/>
             <w:tcMar>
               <w:top w:w="80" w:type="dxa"/>
@@ -1763,7 +2150,7 @@
         <w:tc>
           <w:tcPr>
             <w:tcW w:type="dxa" w:w="3725"/>
-            <w:shd w:fill="FFF9E8"/>
+            <w:shd w:fill="EDF5FF"/>
             <w:vAlign w:val="center"/>
             <w:tcMar>
               <w:top w:w="80" w:type="dxa"/>
@@ -1792,7 +2179,7 @@
         <w:tc>
           <w:tcPr>
             <w:tcW w:type="dxa" w:w="1439"/>
-            <w:shd w:fill="FFF9E8"/>
+            <w:shd w:fill="EDF5FF"/>
             <w:vAlign w:val="center"/>
             <w:tcMar>
               <w:top w:w="80" w:type="dxa"/>
@@ -1821,7 +2208,7 @@
         <w:tc>
           <w:tcPr>
             <w:tcW w:type="dxa" w:w="1439"/>
-            <w:shd w:fill="FFF9E8"/>
+            <w:shd w:fill="EDF5FF"/>
             <w:vAlign w:val="center"/>
             <w:tcMar>
               <w:top w:w="80" w:type="dxa"/>
@@ -1850,7 +2237,7 @@
         <w:tc>
           <w:tcPr>
             <w:tcW w:type="dxa" w:w="1609"/>
-            <w:shd w:fill="FFF9E8"/>
+            <w:shd w:fill="EDF5FF"/>
             <w:vAlign w:val="center"/>
             <w:tcMar>
               <w:top w:w="80" w:type="dxa"/>
@@ -1879,7 +2266,7 @@
         <w:tc>
           <w:tcPr>
             <w:tcW w:type="dxa" w:w="1609"/>
-            <w:shd w:fill="FFF9E8"/>
+            <w:shd w:fill="EDF5FF"/>
             <w:vAlign w:val="center"/>
             <w:tcMar>
               <w:top w:w="80" w:type="dxa"/>
@@ -1908,7 +2295,7 @@
         <w:tc>
           <w:tcPr>
             <w:tcW w:type="dxa" w:w="2116"/>
-            <w:shd w:fill="FFF9E8"/>
+            <w:shd w:fill="EDF5FF"/>
             <w:vAlign w:val="center"/>
             <w:tcMar>
               <w:top w:w="80" w:type="dxa"/>
@@ -1978,7 +2365,7 @@
         <w:tc>
           <w:tcPr>
             <w:tcW w:type="dxa" w:w="2116"/>
-            <w:shd w:fill="FFF9E8"/>
+            <w:shd w:fill="EDF5FF"/>
             <w:vAlign w:val="center"/>
             <w:tcMar>
               <w:top w:w="80" w:type="dxa"/>
@@ -2007,7 +2394,7 @@
         <w:tc>
           <w:tcPr>
             <w:tcW w:type="dxa" w:w="3725"/>
-            <w:shd w:fill="FFF9E8"/>
+            <w:shd w:fill="EDF5FF"/>
             <w:vAlign w:val="center"/>
             <w:tcMar>
               <w:top w:w="80" w:type="dxa"/>
@@ -2036,7 +2423,7 @@
         <w:tc>
           <w:tcPr>
             <w:tcW w:type="dxa" w:w="1439"/>
-            <w:shd w:fill="FFF9E8"/>
+            <w:shd w:fill="EDF5FF"/>
             <w:vAlign w:val="center"/>
             <w:tcMar>
               <w:top w:w="80" w:type="dxa"/>
@@ -2065,7 +2452,7 @@
         <w:tc>
           <w:tcPr>
             <w:tcW w:type="dxa" w:w="1439"/>
-            <w:shd w:fill="FFF9E8"/>
+            <w:shd w:fill="EDF5FF"/>
             <w:vAlign w:val="center"/>
             <w:tcMar>
               <w:top w:w="80" w:type="dxa"/>
@@ -2094,7 +2481,7 @@
         <w:tc>
           <w:tcPr>
             <w:tcW w:type="dxa" w:w="1609"/>
-            <w:shd w:fill="FFF9E8"/>
+            <w:shd w:fill="EDF5FF"/>
             <w:vAlign w:val="center"/>
             <w:tcMar>
               <w:top w:w="80" w:type="dxa"/>
@@ -2123,7 +2510,7 @@
         <w:tc>
           <w:tcPr>
             <w:tcW w:type="dxa" w:w="1609"/>
-            <w:shd w:fill="FFF9E8"/>
+            <w:shd w:fill="EDF5FF"/>
             <w:vAlign w:val="center"/>
             <w:tcMar>
               <w:top w:w="80" w:type="dxa"/>
@@ -2152,7 +2539,7 @@
         <w:tc>
           <w:tcPr>
             <w:tcW w:type="dxa" w:w="2116"/>
-            <w:shd w:fill="FFF9E8"/>
+            <w:shd w:fill="EDF5FF"/>
             <w:vAlign w:val="center"/>
             <w:tcMar>
               <w:top w:w="80" w:type="dxa"/>
@@ -2221,7 +2608,7 @@
         <w:tc>
           <w:tcPr>
             <w:tcW w:type="dxa" w:w="2116"/>
-            <w:shd w:fill="FFF9E8"/>
+            <w:shd w:fill="EDF5FF"/>
             <w:vAlign w:val="center"/>
             <w:tcMar>
               <w:top w:w="80" w:type="dxa"/>
@@ -2250,7 +2637,7 @@
         <w:tc>
           <w:tcPr>
             <w:tcW w:type="dxa" w:w="3725"/>
-            <w:shd w:fill="FFF9E8"/>
+            <w:shd w:fill="EDF5FF"/>
             <w:vAlign w:val="center"/>
             <w:tcMar>
               <w:top w:w="80" w:type="dxa"/>
@@ -2279,7 +2666,7 @@
         <w:tc>
           <w:tcPr>
             <w:tcW w:type="dxa" w:w="1439"/>
-            <w:shd w:fill="FFF9E8"/>
+            <w:shd w:fill="EDF5FF"/>
             <w:vAlign w:val="center"/>
             <w:tcMar>
               <w:top w:w="80" w:type="dxa"/>
@@ -2308,7 +2695,7 @@
         <w:tc>
           <w:tcPr>
             <w:tcW w:type="dxa" w:w="1439"/>
-            <w:shd w:fill="FFF9E8"/>
+            <w:shd w:fill="EDF5FF"/>
             <w:vAlign w:val="center"/>
             <w:tcMar>
               <w:top w:w="80" w:type="dxa"/>
@@ -2337,7 +2724,7 @@
         <w:tc>
           <w:tcPr>
             <w:tcW w:type="dxa" w:w="1609"/>
-            <w:shd w:fill="FFF9E8"/>
+            <w:shd w:fill="EDF5FF"/>
             <w:vAlign w:val="center"/>
             <w:tcMar>
               <w:top w:w="80" w:type="dxa"/>
@@ -2366,7 +2753,7 @@
         <w:tc>
           <w:tcPr>
             <w:tcW w:type="dxa" w:w="1609"/>
-            <w:shd w:fill="FFF9E8"/>
+            <w:shd w:fill="EDF5FF"/>
             <w:vAlign w:val="center"/>
             <w:tcMar>
               <w:top w:w="80" w:type="dxa"/>
@@ -2395,7 +2782,7 @@
         <w:tc>
           <w:tcPr>
             <w:tcW w:type="dxa" w:w="2116"/>
-            <w:shd w:fill="FFF9E8"/>
+            <w:shd w:fill="EDF5FF"/>
             <w:vAlign w:val="center"/>
             <w:tcMar>
               <w:top w:w="80" w:type="dxa"/>
@@ -2463,7 +2850,7 @@
         <w:tc>
           <w:tcPr>
             <w:tcW w:type="dxa" w:w="2116"/>
-            <w:shd w:fill="FFF9E8"/>
+            <w:shd w:fill="EDF5FF"/>
             <w:vAlign w:val="center"/>
             <w:tcMar>
               <w:top w:w="80" w:type="dxa"/>
@@ -2492,7 +2879,7 @@
         <w:tc>
           <w:tcPr>
             <w:tcW w:type="dxa" w:w="3725"/>
-            <w:shd w:fill="FFF9E8"/>
+            <w:shd w:fill="EDF5FF"/>
             <w:vAlign w:val="center"/>
             <w:tcMar>
               <w:top w:w="80" w:type="dxa"/>
@@ -2521,7 +2908,7 @@
         <w:tc>
           <w:tcPr>
             <w:tcW w:type="dxa" w:w="1439"/>
-            <w:shd w:fill="FFF9E8"/>
+            <w:shd w:fill="EDF5FF"/>
             <w:vAlign w:val="center"/>
             <w:tcMar>
               <w:top w:w="80" w:type="dxa"/>
@@ -2550,7 +2937,7 @@
         <w:tc>
           <w:tcPr>
             <w:tcW w:type="dxa" w:w="1439"/>
-            <w:shd w:fill="FFF9E8"/>
+            <w:shd w:fill="EDF5FF"/>
             <w:vAlign w:val="center"/>
             <w:tcMar>
               <w:top w:w="80" w:type="dxa"/>
@@ -2579,7 +2966,7 @@
         <w:tc>
           <w:tcPr>
             <w:tcW w:type="dxa" w:w="1609"/>
-            <w:shd w:fill="FFF9E8"/>
+            <w:shd w:fill="EDF5FF"/>
             <w:vAlign w:val="center"/>
             <w:tcMar>
               <w:top w:w="80" w:type="dxa"/>
@@ -2608,7 +2995,7 @@
         <w:tc>
           <w:tcPr>
             <w:tcW w:type="dxa" w:w="1609"/>
-            <w:shd w:fill="FFF9E8"/>
+            <w:shd w:fill="EDF5FF"/>
             <w:vAlign w:val="center"/>
             <w:tcMar>
               <w:top w:w="80" w:type="dxa"/>
@@ -2637,7 +3024,7 @@
         <w:tc>
           <w:tcPr>
             <w:tcW w:type="dxa" w:w="2116"/>
-            <w:shd w:fill="FFF9E8"/>
+            <w:shd w:fill="EDF5FF"/>
             <w:vAlign w:val="center"/>
             <w:tcMar>
               <w:top w:w="80" w:type="dxa"/>
@@ -2704,7 +3091,7 @@
         <w:tc>
           <w:tcPr>
             <w:tcW w:type="dxa" w:w="2116"/>
-            <w:shd w:fill="FFF9E8"/>
+            <w:shd w:fill="EDF5FF"/>
             <w:vAlign w:val="center"/>
             <w:tcMar>
               <w:top w:w="80" w:type="dxa"/>
@@ -2733,7 +3120,7 @@
         <w:tc>
           <w:tcPr>
             <w:tcW w:type="dxa" w:w="3725"/>
-            <w:shd w:fill="FFF9E8"/>
+            <w:shd w:fill="EDF5FF"/>
             <w:vAlign w:val="center"/>
             <w:tcMar>
               <w:top w:w="80" w:type="dxa"/>
@@ -2762,7 +3149,7 @@
         <w:tc>
           <w:tcPr>
             <w:tcW w:type="dxa" w:w="1439"/>
-            <w:shd w:fill="FFF9E8"/>
+            <w:shd w:fill="EDF5FF"/>
             <w:vAlign w:val="center"/>
             <w:tcMar>
               <w:top w:w="80" w:type="dxa"/>
@@ -2791,7 +3178,7 @@
         <w:tc>
           <w:tcPr>
             <w:tcW w:type="dxa" w:w="1439"/>
-            <w:shd w:fill="FFF9E8"/>
+            <w:shd w:fill="EDF5FF"/>
             <w:vAlign w:val="center"/>
             <w:tcMar>
               <w:top w:w="80" w:type="dxa"/>
@@ -2820,7 +3207,7 @@
         <w:tc>
           <w:tcPr>
             <w:tcW w:type="dxa" w:w="1609"/>
-            <w:shd w:fill="FFF9E8"/>
+            <w:shd w:fill="EDF5FF"/>
             <w:vAlign w:val="center"/>
             <w:tcMar>
               <w:top w:w="80" w:type="dxa"/>
@@ -2849,7 +3236,7 @@
         <w:tc>
           <w:tcPr>
             <w:tcW w:type="dxa" w:w="1609"/>
-            <w:shd w:fill="FFF9E8"/>
+            <w:shd w:fill="EDF5FF"/>
             <w:vAlign w:val="center"/>
             <w:tcMar>
               <w:top w:w="80" w:type="dxa"/>
@@ -2878,7 +3265,7 @@
         <w:tc>
           <w:tcPr>
             <w:tcW w:type="dxa" w:w="2116"/>
-            <w:shd w:fill="FFF9E8"/>
+            <w:shd w:fill="EDF5FF"/>
             <w:vAlign w:val="center"/>
             <w:tcMar>
               <w:top w:w="80" w:type="dxa"/>
@@ -2944,7 +3331,7 @@
         <w:tc>
           <w:tcPr>
             <w:tcW w:type="dxa" w:w="2116"/>
-            <w:shd w:fill="FFF9E8"/>
+            <w:shd w:fill="EDF5FF"/>
             <w:vAlign w:val="center"/>
             <w:tcMar>
               <w:top w:w="80" w:type="dxa"/>
@@ -2973,7 +3360,7 @@
         <w:tc>
           <w:tcPr>
             <w:tcW w:type="dxa" w:w="3725"/>
-            <w:shd w:fill="FFF9E8"/>
+            <w:shd w:fill="EDF5FF"/>
             <w:vAlign w:val="center"/>
             <w:tcMar>
               <w:top w:w="80" w:type="dxa"/>
@@ -3002,7 +3389,7 @@
         <w:tc>
           <w:tcPr>
             <w:tcW w:type="dxa" w:w="1439"/>
-            <w:shd w:fill="FFF9E8"/>
+            <w:shd w:fill="EDF5FF"/>
             <w:vAlign w:val="center"/>
             <w:tcMar>
               <w:top w:w="80" w:type="dxa"/>
@@ -3031,7 +3418,7 @@
         <w:tc>
           <w:tcPr>
             <w:tcW w:type="dxa" w:w="1439"/>
-            <w:shd w:fill="FFF9E8"/>
+            <w:shd w:fill="EDF5FF"/>
             <w:vAlign w:val="center"/>
             <w:tcMar>
               <w:top w:w="80" w:type="dxa"/>
@@ -3060,7 +3447,7 @@
         <w:tc>
           <w:tcPr>
             <w:tcW w:type="dxa" w:w="1609"/>
-            <w:shd w:fill="FFF9E8"/>
+            <w:shd w:fill="EDF5FF"/>
             <w:vAlign w:val="center"/>
             <w:tcMar>
               <w:top w:w="80" w:type="dxa"/>
@@ -3089,7 +3476,7 @@
         <w:tc>
           <w:tcPr>
             <w:tcW w:type="dxa" w:w="1609"/>
-            <w:shd w:fill="FFF9E8"/>
+            <w:shd w:fill="EDF5FF"/>
             <w:vAlign w:val="center"/>
             <w:tcMar>
               <w:top w:w="80" w:type="dxa"/>
@@ -3118,7 +3505,7 @@
         <w:tc>
           <w:tcPr>
             <w:tcW w:type="dxa" w:w="2116"/>
-            <w:shd w:fill="FFF9E8"/>
+            <w:shd w:fill="EDF5FF"/>
             <w:vAlign w:val="center"/>
             <w:tcMar>
               <w:top w:w="80" w:type="dxa"/>
@@ -3183,7 +3570,7 @@
         <w:tc>
           <w:tcPr>
             <w:tcW w:type="dxa" w:w="2116"/>
-            <w:shd w:fill="FFF9E8"/>
+            <w:shd w:fill="EDF5FF"/>
             <w:vAlign w:val="center"/>
             <w:tcMar>
               <w:top w:w="80" w:type="dxa"/>
@@ -3212,7 +3599,7 @@
         <w:tc>
           <w:tcPr>
             <w:tcW w:type="dxa" w:w="3725"/>
-            <w:shd w:fill="FFF9E8"/>
+            <w:shd w:fill="EDF5FF"/>
             <w:vAlign w:val="center"/>
             <w:tcMar>
               <w:top w:w="80" w:type="dxa"/>
@@ -3241,7 +3628,7 @@
         <w:tc>
           <w:tcPr>
             <w:tcW w:type="dxa" w:w="1439"/>
-            <w:shd w:fill="FFF9E8"/>
+            <w:shd w:fill="EDF5FF"/>
             <w:vAlign w:val="center"/>
             <w:tcMar>
               <w:top w:w="80" w:type="dxa"/>
@@ -3270,7 +3657,7 @@
         <w:tc>
           <w:tcPr>
             <w:tcW w:type="dxa" w:w="1439"/>
-            <w:shd w:fill="FFF9E8"/>
+            <w:shd w:fill="EDF5FF"/>
             <w:vAlign w:val="center"/>
             <w:tcMar>
               <w:top w:w="80" w:type="dxa"/>
@@ -3299,7 +3686,7 @@
         <w:tc>
           <w:tcPr>
             <w:tcW w:type="dxa" w:w="1609"/>
-            <w:shd w:fill="FFF9E8"/>
+            <w:shd w:fill="EDF5FF"/>
             <w:vAlign w:val="center"/>
             <w:tcMar>
               <w:top w:w="80" w:type="dxa"/>
@@ -3328,7 +3715,7 @@
         <w:tc>
           <w:tcPr>
             <w:tcW w:type="dxa" w:w="1609"/>
-            <w:shd w:fill="FFF9E8"/>
+            <w:shd w:fill="EDF5FF"/>
             <w:vAlign w:val="center"/>
             <w:tcMar>
               <w:top w:w="80" w:type="dxa"/>
@@ -3357,7 +3744,7 @@
         <w:tc>
           <w:tcPr>
             <w:tcW w:type="dxa" w:w="2116"/>
-            <w:shd w:fill="FFF9E8"/>
+            <w:shd w:fill="EDF5FF"/>
             <w:vAlign w:val="center"/>
             <w:tcMar>
               <w:top w:w="80" w:type="dxa"/>
@@ -3389,49 +3776,49 @@
       <w:pPr>
         <w:pStyle w:val="Heading2"/>
         <w:keepNext/>
+        <w:pageBreakBefore/>
       </w:pPr>
       <w:r>
         <w:rPr>
           <w:rFonts w:ascii="Microsoft YaHei" w:hAnsi="Microsoft YaHei" w:eastAsia="Microsoft YaHei"/>
           <w:b/>
           <w:i w:val="0"/>
-          <w:color w:val="1769E0"/>
+          <w:color w:val="17365D"/>
           <w:sz w:val="26"/>
         </w:rPr>
-        <w:t>三、质量核对</w:t>
+        <w:t>三、未决技术事项与版本锁定</w:t>
       </w:r>
     </w:p>
     <w:tbl>
       <w:tblPr>
         <w:tblStyle w:val="TableGrid"/>
         <w:tblW w:type="dxa" w:w="14900"/>
+        <w:jc w:val="left"/>
         <w:tblLayout w:type="fixed"/>
         <w:tblLook w:firstColumn="1" w:firstRow="1" w:lastColumn="0" w:lastRow="0" w:noHBand="0" w:noVBand="1" w:val="04A0"/>
-        <w:jc w:val="left"/>
         <w:tblInd w:w="120" w:type="dxa"/>
         <w:tblBorders>
-          <w:top w:val="single" w:sz="5" w:color="C8D8EA"/>
-          <w:left w:val="single" w:sz="5" w:color="C8D8EA"/>
-          <w:bottom w:val="single" w:sz="5" w:color="C8D8EA"/>
-          <w:right w:val="single" w:sz="5" w:color="C8D8EA"/>
-          <w:insideH w:val="single" w:sz="5" w:color="C8D8EA"/>
-          <w:insideV w:val="single" w:sz="5" w:color="C8D8EA"/>
+          <w:top w:val="single" w:sz="5" w:color="17365D"/>
+          <w:left w:val="single" w:sz="5" w:color="17365D"/>
+          <w:bottom w:val="single" w:sz="5" w:color="17365D"/>
+          <w:right w:val="single" w:sz="5" w:color="17365D"/>
+          <w:insideH w:val="single" w:sz="5" w:color="17365D"/>
+          <w:insideV w:val="single" w:sz="5" w:color="17365D"/>
         </w:tblBorders>
       </w:tblPr>
       <w:tblGrid>
-        <w:gridCol w:w="1104"/>
-        <w:gridCol w:w="2299"/>
-        <w:gridCol w:w="9014"/>
-        <w:gridCol w:w="2483"/>
+        <w:gridCol w:w="2682"/>
+        <w:gridCol w:w="4917"/>
+        <w:gridCol w:w="2235"/>
+        <w:gridCol w:w="5066"/>
       </w:tblGrid>
       <w:tr>
         <w:trPr>
           <w:cantSplit/>
-          <w:cantSplit/>
         </w:trPr>
         <w:tc>
           <w:tcPr>
-            <w:tcW w:type="dxa" w:w="1104"/>
+            <w:tcW w:type="dxa" w:w="2682"/>
             <w:shd w:fill="17365D"/>
             <w:vAlign w:val="center"/>
             <w:tcMar>
@@ -3455,13 +3842,13 @@
                 <w:color w:val="FFFFFF"/>
                 <w:sz w:val="17"/>
               </w:rPr>
-              <w:t>序号</w:t>
+              <w:t>议题</w:t>
             </w:r>
           </w:p>
         </w:tc>
         <w:tc>
           <w:tcPr>
-            <w:tcW w:type="dxa" w:w="2299"/>
+            <w:tcW w:type="dxa" w:w="4917"/>
             <w:shd w:fill="17365D"/>
             <w:vAlign w:val="center"/>
             <w:tcMar>
@@ -3485,13 +3872,13 @@
                 <w:color w:val="FFFFFF"/>
                 <w:sz w:val="17"/>
               </w:rPr>
-              <w:t>检查维度</w:t>
+              <w:t>方案/决定</w:t>
             </w:r>
           </w:p>
         </w:tc>
         <w:tc>
           <w:tcPr>
-            <w:tcW w:type="dxa" w:w="9014"/>
+            <w:tcW w:type="dxa" w:w="2235"/>
             <w:shd w:fill="17365D"/>
             <w:vAlign w:val="center"/>
             <w:tcMar>
@@ -3515,13 +3902,13 @@
                 <w:color w:val="FFFFFF"/>
                 <w:sz w:val="17"/>
               </w:rPr>
-              <w:t>核对要求</w:t>
+              <w:t>责任人</w:t>
             </w:r>
           </w:p>
         </w:tc>
         <w:tc>
           <w:tcPr>
-            <w:tcW w:type="dxa" w:w="2483"/>
+            <w:tcW w:type="dxa" w:w="5066"/>
             <w:shd w:fill="17365D"/>
             <w:vAlign w:val="center"/>
             <w:tcMar>
@@ -3545,7 +3932,7 @@
                 <w:color w:val="FFFFFF"/>
                 <w:sz w:val="17"/>
               </w:rPr>
-              <w:t>结论</w:t>
+              <w:t>完成日期/版本</w:t>
             </w:r>
           </w:p>
         </w:tc>
@@ -3553,71 +3940,10 @@
       <w:tr>
         <w:trPr>
           <w:cantSplit/>
-          <w:cantSplit/>
         </w:trPr>
         <w:tc>
           <w:tcPr>
-            <w:tcW w:type="dxa" w:w="1104"/>
-            <w:shd w:fill="FFFFFF"/>
-            <w:vAlign w:val="center"/>
-            <w:tcMar>
-              <w:top w:w="80" w:type="dxa"/>
-              <w:start w:w="120" w:type="dxa"/>
-              <w:bottom w:w="80" w:type="dxa"/>
-              <w:end w:w="120" w:type="dxa"/>
-            </w:tcMar>
-          </w:tcPr>
-          <w:p>
-            <w:pPr>
-              <w:spacing w:before="40" w:after="40" w:line="276" w:lineRule="auto"/>
-              <w:jc w:val="center"/>
-            </w:pPr>
-            <w:r/>
-            <w:r>
-              <w:rPr>
-                <w:rFonts w:ascii="Microsoft YaHei" w:hAnsi="Microsoft YaHei" w:eastAsia="Microsoft YaHei"/>
-                <w:b w:val="0"/>
-                <w:i w:val="0"/>
-                <w:color w:val="24364B"/>
-                <w:sz w:val="17"/>
-              </w:rPr>
-              <w:t>1</w:t>
-            </w:r>
-          </w:p>
-        </w:tc>
-        <w:tc>
-          <w:tcPr>
-            <w:tcW w:type="dxa" w:w="2299"/>
-            <w:shd w:fill="FFFFFF"/>
-            <w:vAlign w:val="center"/>
-            <w:tcMar>
-              <w:top w:w="80" w:type="dxa"/>
-              <w:start w:w="120" w:type="dxa"/>
-              <w:bottom w:w="80" w:type="dxa"/>
-              <w:end w:w="120" w:type="dxa"/>
-            </w:tcMar>
-          </w:tcPr>
-          <w:p>
-            <w:pPr>
-              <w:spacing w:before="40" w:after="40" w:line="276" w:lineRule="auto"/>
-              <w:jc w:val="center"/>
-            </w:pPr>
-            <w:r/>
-            <w:r>
-              <w:rPr>
-                <w:rFonts w:ascii="Microsoft YaHei" w:hAnsi="Microsoft YaHei" w:eastAsia="Microsoft YaHei"/>
-                <w:b w:val="0"/>
-                <w:i w:val="0"/>
-                <w:color w:val="24364B"/>
-                <w:sz w:val="17"/>
-              </w:rPr>
-              <w:t>协议与安全</w:t>
-            </w:r>
-          </w:p>
-        </w:tc>
-        <w:tc>
-          <w:tcPr>
-            <w:tcW w:type="dxa" w:w="9014"/>
+            <w:tcW w:type="dxa" w:w="2682"/>
             <w:shd w:fill="FFFFFF"/>
             <w:vAlign w:val="center"/>
             <w:tcMar>
@@ -3641,14 +3967,13 @@
                 <w:color w:val="24364B"/>
                 <w:sz w:val="17"/>
               </w:rPr>
-              <w:t>地址、协议、鉴权、加密和重试策略已确认</w:t>
             </w:r>
           </w:p>
         </w:tc>
         <w:tc>
           <w:tcPr>
-            <w:tcW w:type="dxa" w:w="2483"/>
-            <w:shd w:fill="FFF9E8"/>
+            <w:tcW w:type="dxa" w:w="4917"/>
+            <w:shd w:fill="EDF5FF"/>
             <w:vAlign w:val="center"/>
             <w:tcMar>
               <w:top w:w="80" w:type="dxa"/>
@@ -3660,7 +3985,7 @@
           <w:p>
             <w:pPr>
               <w:spacing w:before="40" w:after="40" w:line="276" w:lineRule="auto"/>
-              <w:jc w:val="center"/>
+              <w:jc w:val="left"/>
             </w:pPr>
             <w:r/>
             <w:r>
@@ -3671,20 +3996,13 @@
                 <w:color w:val="24364B"/>
                 <w:sz w:val="17"/>
               </w:rPr>
-              <w:t>☐ 通过  ☐ 不通过  ☐ 不适用</w:t>
             </w:r>
           </w:p>
         </w:tc>
-      </w:tr>
-      <w:tr>
-        <w:trPr>
-          <w:cantSplit/>
-          <w:cantSplit/>
-        </w:trPr>
         <w:tc>
           <w:tcPr>
-            <w:tcW w:type="dxa" w:w="1104"/>
-            <w:shd w:fill="FFFFFF"/>
+            <w:tcW w:type="dxa" w:w="2235"/>
+            <w:shd w:fill="EDF5FF"/>
             <w:vAlign w:val="center"/>
             <w:tcMar>
               <w:top w:w="80" w:type="dxa"/>
@@ -3696,7 +4014,7 @@
           <w:p>
             <w:pPr>
               <w:spacing w:before="40" w:after="40" w:line="276" w:lineRule="auto"/>
-              <w:jc w:val="center"/>
+              <w:jc w:val="left"/>
             </w:pPr>
             <w:r/>
             <w:r>
@@ -3707,14 +4025,13 @@
                 <w:color w:val="24364B"/>
                 <w:sz w:val="17"/>
               </w:rPr>
-              <w:t>2</w:t>
             </w:r>
           </w:p>
         </w:tc>
         <w:tc>
           <w:tcPr>
-            <w:tcW w:type="dxa" w:w="2299"/>
-            <w:shd w:fill="FFFFFF"/>
+            <w:tcW w:type="dxa" w:w="5066"/>
+            <w:shd w:fill="EDF5FF"/>
             <w:vAlign w:val="center"/>
             <w:tcMar>
               <w:top w:w="80" w:type="dxa"/>
@@ -3726,7 +4043,7 @@
           <w:p>
             <w:pPr>
               <w:spacing w:before="40" w:after="40" w:line="276" w:lineRule="auto"/>
-              <w:jc w:val="center"/>
+              <w:jc w:val="left"/>
             </w:pPr>
             <w:r/>
             <w:r>
@@ -3737,13 +4054,17 @@
                 <w:color w:val="24364B"/>
                 <w:sz w:val="17"/>
               </w:rPr>
-              <w:t>数据口径</w:t>
             </w:r>
           </w:p>
         </w:tc>
+      </w:tr>
+      <w:tr>
+        <w:trPr>
+          <w:cantSplit/>
+        </w:trPr>
         <w:tc>
           <w:tcPr>
-            <w:tcW w:type="dxa" w:w="9014"/>
+            <w:tcW w:type="dxa" w:w="2682"/>
             <w:shd w:fill="FFFFFF"/>
             <w:vAlign w:val="center"/>
             <w:tcMar>
@@ -3767,14 +4088,13 @@
                 <w:color w:val="24364B"/>
                 <w:sz w:val="17"/>
               </w:rPr>
-              <w:t>字段、类型、长度、必填、字典和时间格式已确认</w:t>
             </w:r>
           </w:p>
         </w:tc>
         <w:tc>
           <w:tcPr>
-            <w:tcW w:type="dxa" w:w="2483"/>
-            <w:shd w:fill="FFF9E8"/>
+            <w:tcW w:type="dxa" w:w="4917"/>
+            <w:shd w:fill="EDF5FF"/>
             <w:vAlign w:val="center"/>
             <w:tcMar>
               <w:top w:w="80" w:type="dxa"/>
@@ -3786,7 +4106,7 @@
           <w:p>
             <w:pPr>
               <w:spacing w:before="40" w:after="40" w:line="276" w:lineRule="auto"/>
-              <w:jc w:val="center"/>
+              <w:jc w:val="left"/>
             </w:pPr>
             <w:r/>
             <w:r>
@@ -3797,20 +4117,13 @@
                 <w:color w:val="24364B"/>
                 <w:sz w:val="17"/>
               </w:rPr>
-              <w:t>☐ 通过  ☐ 不通过  ☐ 不适用</w:t>
             </w:r>
           </w:p>
         </w:tc>
-      </w:tr>
-      <w:tr>
-        <w:trPr>
-          <w:cantSplit/>
-          <w:cantSplit/>
-        </w:trPr>
         <w:tc>
           <w:tcPr>
-            <w:tcW w:type="dxa" w:w="1104"/>
-            <w:shd w:fill="FFFFFF"/>
+            <w:tcW w:type="dxa" w:w="2235"/>
+            <w:shd w:fill="EDF5FF"/>
             <w:vAlign w:val="center"/>
             <w:tcMar>
               <w:top w:w="80" w:type="dxa"/>
@@ -3822,7 +4135,7 @@
           <w:p>
             <w:pPr>
               <w:spacing w:before="40" w:after="40" w:line="276" w:lineRule="auto"/>
-              <w:jc w:val="center"/>
+              <w:jc w:val="left"/>
             </w:pPr>
             <w:r/>
             <w:r>
@@ -3833,14 +4146,13 @@
                 <w:color w:val="24364B"/>
                 <w:sz w:val="17"/>
               </w:rPr>
-              <w:t>3</w:t>
             </w:r>
           </w:p>
         </w:tc>
         <w:tc>
           <w:tcPr>
-            <w:tcW w:type="dxa" w:w="2299"/>
-            <w:shd w:fill="FFFFFF"/>
+            <w:tcW w:type="dxa" w:w="5066"/>
+            <w:shd w:fill="EDF5FF"/>
             <w:vAlign w:val="center"/>
             <w:tcMar>
               <w:top w:w="80" w:type="dxa"/>
@@ -3852,7 +4164,7 @@
           <w:p>
             <w:pPr>
               <w:spacing w:before="40" w:after="40" w:line="276" w:lineRule="auto"/>
-              <w:jc w:val="center"/>
+              <w:jc w:val="left"/>
             </w:pPr>
             <w:r/>
             <w:r>
@@ -3863,13 +4175,17 @@
                 <w:color w:val="24364B"/>
                 <w:sz w:val="17"/>
               </w:rPr>
-              <w:t>异常处理</w:t>
             </w:r>
           </w:p>
         </w:tc>
+      </w:tr>
+      <w:tr>
+        <w:trPr>
+          <w:cantSplit/>
+        </w:trPr>
         <w:tc>
           <w:tcPr>
-            <w:tcW w:type="dxa" w:w="9014"/>
+            <w:tcW w:type="dxa" w:w="2682"/>
             <w:shd w:fill="FFFFFF"/>
             <w:vAlign w:val="center"/>
             <w:tcMar>
@@ -3893,117 +4209,13 @@
                 <w:color w:val="24364B"/>
                 <w:sz w:val="17"/>
               </w:rPr>
-              <w:t>错误码、超时、补偿、幂等和日志追踪已确认</w:t>
             </w:r>
           </w:p>
         </w:tc>
         <w:tc>
           <w:tcPr>
-            <w:tcW w:type="dxa" w:w="2483"/>
-            <w:shd w:fill="FFF9E8"/>
-            <w:vAlign w:val="center"/>
-            <w:tcMar>
-              <w:top w:w="80" w:type="dxa"/>
-              <w:start w:w="120" w:type="dxa"/>
-              <w:bottom w:w="80" w:type="dxa"/>
-              <w:end w:w="120" w:type="dxa"/>
-            </w:tcMar>
-          </w:tcPr>
-          <w:p>
-            <w:pPr>
-              <w:spacing w:before="40" w:after="40" w:line="276" w:lineRule="auto"/>
-              <w:jc w:val="center"/>
-            </w:pPr>
-            <w:r/>
-            <w:r>
-              <w:rPr>
-                <w:rFonts w:ascii="Microsoft YaHei" w:hAnsi="Microsoft YaHei" w:eastAsia="Microsoft YaHei"/>
-                <w:b w:val="0"/>
-                <w:i w:val="0"/>
-                <w:color w:val="24364B"/>
-                <w:sz w:val="17"/>
-              </w:rPr>
-              <w:t>☐ 通过  ☐ 不通过  ☐ 不适用</w:t>
-            </w:r>
-          </w:p>
-        </w:tc>
-      </w:tr>
-    </w:tbl>
-    <w:p>
-      <w:pPr>
-        <w:pStyle w:val="Heading2"/>
-        <w:keepNext/>
-      </w:pPr>
-      <w:r>
-        <w:rPr>
-          <w:rFonts w:ascii="Microsoft YaHei" w:hAnsi="Microsoft YaHei" w:eastAsia="Microsoft YaHei"/>
-          <w:b/>
-          <w:i w:val="0"/>
-          <w:color w:val="1769E0"/>
-          <w:sz w:val="26"/>
-        </w:rPr>
-        <w:t>四、结论与遗留事项</w:t>
-      </w:r>
-    </w:p>
-    <w:tbl>
-      <w:tblPr>
-        <w:tblStyle w:val="TableGrid"/>
-        <w:tblW w:type="dxa" w:w="14900"/>
-        <w:jc w:val="left"/>
-        <w:tblLayout w:type="fixed"/>
-        <w:tblLook w:firstColumn="1" w:firstRow="1" w:lastColumn="0" w:lastRow="0" w:noHBand="0" w:noVBand="1" w:val="04A0"/>
-        <w:tblInd w:w="120" w:type="dxa"/>
-        <w:tblBorders>
-          <w:top w:val="single" w:sz="5" w:color="C8D8EA"/>
-          <w:left w:val="single" w:sz="5" w:color="C8D8EA"/>
-          <w:bottom w:val="single" w:sz="5" w:color="C8D8EA"/>
-          <w:right w:val="single" w:sz="5" w:color="C8D8EA"/>
-          <w:insideH w:val="single" w:sz="5" w:color="C8D8EA"/>
-          <w:insideV w:val="single" w:sz="5" w:color="C8D8EA"/>
-        </w:tblBorders>
-      </w:tblPr>
-      <w:tblGrid>
-        <w:gridCol w:w="1639"/>
-        <w:gridCol w:w="13261"/>
-      </w:tblGrid>
-      <w:tr>
-        <w:trPr>
-          <w:cantSplit/>
-        </w:trPr>
-        <w:tc>
-          <w:tcPr>
-            <w:tcW w:type="dxa" w:w="1639"/>
+            <w:tcW w:type="dxa" w:w="4917"/>
             <w:shd w:fill="EDF5FF"/>
-            <w:vAlign w:val="center"/>
-            <w:tcMar>
-              <w:top w:w="80" w:type="dxa"/>
-              <w:start w:w="120" w:type="dxa"/>
-              <w:bottom w:w="80" w:type="dxa"/>
-              <w:end w:w="120" w:type="dxa"/>
-            </w:tcMar>
-          </w:tcPr>
-          <w:p>
-            <w:pPr>
-              <w:spacing w:before="40" w:after="40" w:line="276" w:lineRule="auto"/>
-              <w:jc w:val="center"/>
-            </w:pPr>
-            <w:r/>
-            <w:r>
-              <w:rPr>
-                <w:rFonts w:ascii="Microsoft YaHei" w:hAnsi="Microsoft YaHei" w:eastAsia="Microsoft YaHei"/>
-                <w:b/>
-                <w:i w:val="0"/>
-                <w:color w:val="17365D"/>
-                <w:sz w:val="18"/>
-              </w:rPr>
-              <w:t>总体结论</w:t>
-            </w:r>
-          </w:p>
-        </w:tc>
-        <w:tc>
-          <w:tcPr>
-            <w:tcW w:type="dxa" w:w="13261"/>
-            <w:shd w:fill="FFF9E8"/>
             <w:vAlign w:val="center"/>
             <w:tcMar>
               <w:top w:w="80" w:type="dxa"/>
@@ -4024,51 +4236,15 @@
                 <w:b w:val="0"/>
                 <w:i w:val="0"/>
                 <w:color w:val="24364B"/>
-                <w:sz w:val="18"/>
+                <w:sz w:val="17"/>
               </w:rPr>
-              <w:t>☐ 通过  ☐ 有条件通过  ☐ 不通过</w:t>
-            </w:r>
-          </w:p>
-        </w:tc>
-      </w:tr>
-      <w:tr>
-        <w:trPr>
-          <w:cantSplit/>
-        </w:trPr>
-        <w:tc>
-          <w:tcPr>
-            <w:tcW w:type="dxa" w:w="1639"/>
-            <w:shd w:fill="EDF5FF"/>
-            <w:vAlign w:val="center"/>
-            <w:tcMar>
-              <w:top w:w="80" w:type="dxa"/>
-              <w:start w:w="120" w:type="dxa"/>
-              <w:bottom w:w="80" w:type="dxa"/>
-              <w:end w:w="120" w:type="dxa"/>
-            </w:tcMar>
-          </w:tcPr>
-          <w:p>
-            <w:pPr>
-              <w:spacing w:before="40" w:after="40" w:line="276" w:lineRule="auto"/>
-              <w:jc w:val="center"/>
-            </w:pPr>
-            <w:r/>
-            <w:r>
-              <w:rPr>
-                <w:rFonts w:ascii="Microsoft YaHei" w:hAnsi="Microsoft YaHei" w:eastAsia="Microsoft YaHei"/>
-                <w:b/>
-                <w:i w:val="0"/>
-                <w:color w:val="17365D"/>
-                <w:sz w:val="18"/>
-              </w:rPr>
-              <w:t>遗留事项/风险</w:t>
             </w:r>
           </w:p>
         </w:tc>
         <w:tc>
           <w:tcPr>
-            <w:tcW w:type="dxa" w:w="13261"/>
-            <w:shd w:fill="FFF9E8"/>
+            <w:tcW w:type="dxa" w:w="2235"/>
+            <w:shd w:fill="EDF5FF"/>
             <w:vAlign w:val="center"/>
             <w:tcMar>
               <w:top w:w="80" w:type="dxa"/>
@@ -4089,50 +4265,15 @@
                 <w:b w:val="0"/>
                 <w:i w:val="0"/>
                 <w:color w:val="24364B"/>
-                <w:sz w:val="18"/>
+                <w:sz w:val="17"/>
               </w:rPr>
-            </w:r>
-          </w:p>
-        </w:tc>
-      </w:tr>
-      <w:tr>
-        <w:trPr>
-          <w:cantSplit/>
-        </w:trPr>
-        <w:tc>
-          <w:tcPr>
-            <w:tcW w:type="dxa" w:w="1639"/>
-            <w:shd w:fill="EDF5FF"/>
-            <w:vAlign w:val="center"/>
-            <w:tcMar>
-              <w:top w:w="80" w:type="dxa"/>
-              <w:start w:w="120" w:type="dxa"/>
-              <w:bottom w:w="80" w:type="dxa"/>
-              <w:end w:w="120" w:type="dxa"/>
-            </w:tcMar>
-          </w:tcPr>
-          <w:p>
-            <w:pPr>
-              <w:spacing w:before="40" w:after="40" w:line="276" w:lineRule="auto"/>
-              <w:jc w:val="center"/>
-            </w:pPr>
-            <w:r/>
-            <w:r>
-              <w:rPr>
-                <w:rFonts w:ascii="Microsoft YaHei" w:hAnsi="Microsoft YaHei" w:eastAsia="Microsoft YaHei"/>
-                <w:b/>
-                <w:i w:val="0"/>
-                <w:color w:val="17365D"/>
-                <w:sz w:val="18"/>
-              </w:rPr>
-              <w:t>附件与证据</w:t>
             </w:r>
           </w:p>
         </w:tc>
         <w:tc>
           <w:tcPr>
-            <w:tcW w:type="dxa" w:w="13261"/>
-            <w:shd w:fill="FFF9E8"/>
+            <w:tcW w:type="dxa" w:w="5066"/>
+            <w:shd w:fill="EDF5FF"/>
             <w:vAlign w:val="center"/>
             <w:tcMar>
               <w:top w:w="80" w:type="dxa"/>
@@ -4153,7 +4294,128 @@
                 <w:b w:val="0"/>
                 <w:i w:val="0"/>
                 <w:color w:val="24364B"/>
-                <w:sz w:val="18"/>
+                <w:sz w:val="17"/>
+              </w:rPr>
+            </w:r>
+          </w:p>
+        </w:tc>
+      </w:tr>
+      <w:tr>
+        <w:trPr>
+          <w:cantSplit/>
+        </w:trPr>
+        <w:tc>
+          <w:tcPr>
+            <w:tcW w:type="dxa" w:w="2682"/>
+            <w:shd w:fill="FFFFFF"/>
+            <w:vAlign w:val="center"/>
+            <w:tcMar>
+              <w:top w:w="80" w:type="dxa"/>
+              <w:start w:w="120" w:type="dxa"/>
+              <w:bottom w:w="80" w:type="dxa"/>
+              <w:end w:w="120" w:type="dxa"/>
+            </w:tcMar>
+          </w:tcPr>
+          <w:p>
+            <w:pPr>
+              <w:spacing w:before="40" w:after="40" w:line="276" w:lineRule="auto"/>
+              <w:jc w:val="left"/>
+            </w:pPr>
+            <w:r/>
+            <w:r>
+              <w:rPr>
+                <w:rFonts w:ascii="Microsoft YaHei" w:hAnsi="Microsoft YaHei" w:eastAsia="Microsoft YaHei"/>
+                <w:b w:val="0"/>
+                <w:i w:val="0"/>
+                <w:color w:val="24364B"/>
+                <w:sz w:val="17"/>
+              </w:rPr>
+            </w:r>
+          </w:p>
+        </w:tc>
+        <w:tc>
+          <w:tcPr>
+            <w:tcW w:type="dxa" w:w="4917"/>
+            <w:shd w:fill="EDF5FF"/>
+            <w:vAlign w:val="center"/>
+            <w:tcMar>
+              <w:top w:w="80" w:type="dxa"/>
+              <w:start w:w="120" w:type="dxa"/>
+              <w:bottom w:w="80" w:type="dxa"/>
+              <w:end w:w="120" w:type="dxa"/>
+            </w:tcMar>
+          </w:tcPr>
+          <w:p>
+            <w:pPr>
+              <w:spacing w:before="40" w:after="40" w:line="276" w:lineRule="auto"/>
+              <w:jc w:val="left"/>
+            </w:pPr>
+            <w:r/>
+            <w:r>
+              <w:rPr>
+                <w:rFonts w:ascii="Microsoft YaHei" w:hAnsi="Microsoft YaHei" w:eastAsia="Microsoft YaHei"/>
+                <w:b w:val="0"/>
+                <w:i w:val="0"/>
+                <w:color w:val="24364B"/>
+                <w:sz w:val="17"/>
+              </w:rPr>
+            </w:r>
+          </w:p>
+        </w:tc>
+        <w:tc>
+          <w:tcPr>
+            <w:tcW w:type="dxa" w:w="2235"/>
+            <w:shd w:fill="EDF5FF"/>
+            <w:vAlign w:val="center"/>
+            <w:tcMar>
+              <w:top w:w="80" w:type="dxa"/>
+              <w:start w:w="120" w:type="dxa"/>
+              <w:bottom w:w="80" w:type="dxa"/>
+              <w:end w:w="120" w:type="dxa"/>
+            </w:tcMar>
+          </w:tcPr>
+          <w:p>
+            <w:pPr>
+              <w:spacing w:before="40" w:after="40" w:line="276" w:lineRule="auto"/>
+              <w:jc w:val="left"/>
+            </w:pPr>
+            <w:r/>
+            <w:r>
+              <w:rPr>
+                <w:rFonts w:ascii="Microsoft YaHei" w:hAnsi="Microsoft YaHei" w:eastAsia="Microsoft YaHei"/>
+                <w:b w:val="0"/>
+                <w:i w:val="0"/>
+                <w:color w:val="24364B"/>
+                <w:sz w:val="17"/>
+              </w:rPr>
+            </w:r>
+          </w:p>
+        </w:tc>
+        <w:tc>
+          <w:tcPr>
+            <w:tcW w:type="dxa" w:w="5066"/>
+            <w:shd w:fill="EDF5FF"/>
+            <w:vAlign w:val="center"/>
+            <w:tcMar>
+              <w:top w:w="80" w:type="dxa"/>
+              <w:start w:w="120" w:type="dxa"/>
+              <w:bottom w:w="80" w:type="dxa"/>
+              <w:end w:w="120" w:type="dxa"/>
+            </w:tcMar>
+          </w:tcPr>
+          <w:p>
+            <w:pPr>
+              <w:spacing w:before="40" w:after="40" w:line="276" w:lineRule="auto"/>
+              <w:jc w:val="left"/>
+            </w:pPr>
+            <w:r/>
+            <w:r>
+              <w:rPr>
+                <w:rFonts w:ascii="Microsoft YaHei" w:hAnsi="Microsoft YaHei" w:eastAsia="Microsoft YaHei"/>
+                <w:b w:val="0"/>
+                <w:i w:val="0"/>
+                <w:color w:val="24364B"/>
+                <w:sz w:val="17"/>
               </w:rPr>
             </w:r>
           </w:p>
@@ -4164,16 +4426,167 @@
       <w:pPr>
         <w:pStyle w:val="Heading2"/>
         <w:keepNext/>
+        <w:pageBreakBefore w:val="0"/>
       </w:pPr>
       <w:r>
         <w:rPr>
           <w:rFonts w:ascii="Microsoft YaHei" w:hAnsi="Microsoft YaHei" w:eastAsia="Microsoft YaHei"/>
           <w:b/>
           <w:i w:val="0"/>
-          <w:color w:val="1769E0"/>
+          <w:color w:val="17365D"/>
           <w:sz w:val="26"/>
         </w:rPr>
-        <w:t>五、审核确认</w:t>
+        <w:t>四、交付门禁</w:t>
+      </w:r>
+    </w:p>
+    <w:tbl>
+      <w:tblPr>
+        <w:tblStyle w:val="TableGrid"/>
+        <w:tblW w:type="dxa" w:w="14900"/>
+        <w:jc w:val="left"/>
+        <w:tblLayout w:type="fixed"/>
+        <w:tblLook w:firstColumn="1" w:firstRow="1" w:lastColumn="0" w:lastRow="0" w:noHBand="0" w:noVBand="1" w:val="04A0"/>
+        <w:tblInd w:w="120" w:type="dxa"/>
+        <w:tblBorders>
+          <w:top w:val="single" w:sz="5" w:color="17365D"/>
+          <w:left w:val="single" w:sz="5" w:color="17365D"/>
+          <w:bottom w:val="single" w:sz="5" w:color="17365D"/>
+          <w:right w:val="single" w:sz="5" w:color="17365D"/>
+          <w:insideH w:val="single" w:sz="5" w:color="17365D"/>
+          <w:insideV w:val="single" w:sz="5" w:color="17365D"/>
+        </w:tblBorders>
+      </w:tblPr>
+      <w:tblGrid>
+        <w:gridCol w:w="4967"/>
+        <w:gridCol w:w="4967"/>
+        <w:gridCol w:w="4966"/>
+      </w:tblGrid>
+      <w:tr>
+        <w:trPr>
+          <w:cantSplit/>
+        </w:trPr>
+        <w:tc>
+          <w:tcPr>
+            <w:tcW w:type="dxa" w:w="4967"/>
+            <w:shd w:fill="EDF5FF"/>
+          </w:tcPr>
+          <w:p>
+            <w:pPr>
+              <w:spacing w:before="100" w:after="100"/>
+            </w:pPr>
+            <w:r/>
+            <w:r>
+              <w:rPr>
+                <w:rFonts w:ascii="Microsoft YaHei" w:hAnsi="Microsoft YaHei" w:eastAsia="Microsoft YaHei"/>
+                <w:b/>
+                <w:i w:val="0"/>
+                <w:color w:val="17365D"/>
+                <w:sz w:val="18"/>
+              </w:rPr>
+              <w:t>协议与安全</w:t>
+              <w:br/>
+            </w:r>
+            <w:r>
+              <w:rPr>
+                <w:rFonts w:ascii="Microsoft YaHei" w:hAnsi="Microsoft YaHei" w:eastAsia="Microsoft YaHei"/>
+                <w:b w:val="0"/>
+                <w:i w:val="0"/>
+                <w:color w:val="24364B"/>
+                <w:sz w:val="17"/>
+              </w:rPr>
+              <w:t>地址、协议、鉴权、加密和重试策略已确认</w:t>
+              <w:br/>
+              <w:t>☐ 通过  ☐ 待整改  ☐ 不适用</w:t>
+            </w:r>
+          </w:p>
+        </w:tc>
+        <w:tc>
+          <w:tcPr>
+            <w:tcW w:type="dxa" w:w="4967"/>
+            <w:shd w:fill="EDF5FF"/>
+          </w:tcPr>
+          <w:p>
+            <w:pPr>
+              <w:spacing w:before="100" w:after="100"/>
+            </w:pPr>
+            <w:r/>
+            <w:r>
+              <w:rPr>
+                <w:rFonts w:ascii="Microsoft YaHei" w:hAnsi="Microsoft YaHei" w:eastAsia="Microsoft YaHei"/>
+                <w:b/>
+                <w:i w:val="0"/>
+                <w:color w:val="17365D"/>
+                <w:sz w:val="18"/>
+              </w:rPr>
+              <w:t>数据口径</w:t>
+              <w:br/>
+            </w:r>
+            <w:r>
+              <w:rPr>
+                <w:rFonts w:ascii="Microsoft YaHei" w:hAnsi="Microsoft YaHei" w:eastAsia="Microsoft YaHei"/>
+                <w:b w:val="0"/>
+                <w:i w:val="0"/>
+                <w:color w:val="24364B"/>
+                <w:sz w:val="17"/>
+              </w:rPr>
+              <w:t>字段、类型、长度、必填、字典和时间格式已确认</w:t>
+              <w:br/>
+              <w:t>☐ 通过  ☐ 待整改  ☐ 不适用</w:t>
+            </w:r>
+          </w:p>
+        </w:tc>
+        <w:tc>
+          <w:tcPr>
+            <w:tcW w:type="dxa" w:w="4966"/>
+            <w:shd w:fill="EDF5FF"/>
+          </w:tcPr>
+          <w:p>
+            <w:pPr>
+              <w:spacing w:before="100" w:after="100"/>
+            </w:pPr>
+            <w:r/>
+            <w:r>
+              <w:rPr>
+                <w:rFonts w:ascii="Microsoft YaHei" w:hAnsi="Microsoft YaHei" w:eastAsia="Microsoft YaHei"/>
+                <w:b/>
+                <w:i w:val="0"/>
+                <w:color w:val="17365D"/>
+                <w:sz w:val="18"/>
+              </w:rPr>
+              <w:t>异常处理</w:t>
+              <w:br/>
+            </w:r>
+            <w:r>
+              <w:rPr>
+                <w:rFonts w:ascii="Microsoft YaHei" w:hAnsi="Microsoft YaHei" w:eastAsia="Microsoft YaHei"/>
+                <w:b w:val="0"/>
+                <w:i w:val="0"/>
+                <w:color w:val="24364B"/>
+                <w:sz w:val="17"/>
+              </w:rPr>
+              <w:t>错误码、超时、补偿、幂等和日志追踪已确认</w:t>
+              <w:br/>
+              <w:t>☐ 通过  ☐ 待整改  ☐ 不适用</w:t>
+            </w:r>
+          </w:p>
+        </w:tc>
+      </w:tr>
+    </w:tbl>
+    <w:p>
+      <w:pPr>
+        <w:pStyle w:val="Heading2"/>
+        <w:keepNext/>
+        <w:pageBreakBefore/>
+      </w:pPr>
+      <w:r>
+        <w:rPr>
+          <w:rFonts w:ascii="Microsoft YaHei" w:hAnsi="Microsoft YaHei" w:eastAsia="Microsoft YaHei"/>
+          <w:b/>
+          <w:i w:val="0"/>
+          <w:color w:val="17365D"/>
+          <w:sz w:val="26"/>
+        </w:rPr>
+        <w:t>五、责任确认</w:t>
       </w:r>
     </w:p>
     <w:tbl>
@@ -4354,14 +4767,14 @@
                 <w:color w:val="17365D"/>
                 <w:sz w:val="17"/>
               </w:rPr>
-              <w:t>实施方负责人</w:t>
+              <w:t>接口负责人</w:t>
             </w:r>
           </w:p>
         </w:tc>
         <w:tc>
           <w:tcPr>
             <w:tcW w:type="dxa" w:w="2682"/>
-            <w:shd w:fill="FFF9E8"/>
+            <w:shd w:fill="EDF5FF"/>
             <w:vAlign w:val="center"/>
             <w:tcMar>
               <w:top w:w="80" w:type="dxa"/>
@@ -4390,7 +4803,7 @@
         <w:tc>
           <w:tcPr>
             <w:tcW w:type="dxa" w:w="8120"/>
-            <w:shd w:fill="FFF9E8"/>
+            <w:shd w:fill="EDF5FF"/>
             <w:vAlign w:val="center"/>
             <w:tcMar>
               <w:top w:w="80" w:type="dxa"/>
@@ -4419,7 +4832,7 @@
         <w:tc>
           <w:tcPr>
             <w:tcW w:type="dxa" w:w="2236"/>
-            <w:shd w:fill="FFF9E8"/>
+            <w:shd w:fill="EDF5FF"/>
             <w:vAlign w:val="center"/>
             <w:tcMar>
               <w:top w:w="80" w:type="dxa"/>
@@ -4476,14 +4889,14 @@
                 <w:color w:val="17365D"/>
                 <w:sz w:val="17"/>
               </w:rPr>
-              <w:t>客户项目负责人</w:t>
+              <w:t>研发负责人</w:t>
             </w:r>
           </w:p>
         </w:tc>
         <w:tc>
           <w:tcPr>
             <w:tcW w:type="dxa" w:w="2682"/>
-            <w:shd w:fill="FFF9E8"/>
+            <w:shd w:fill="EDF5FF"/>
             <w:vAlign w:val="center"/>
             <w:tcMar>
               <w:top w:w="80" w:type="dxa"/>
@@ -4512,7 +4925,7 @@
         <w:tc>
           <w:tcPr>
             <w:tcW w:type="dxa" w:w="8120"/>
-            <w:shd w:fill="FFF9E8"/>
+            <w:shd w:fill="EDF5FF"/>
             <w:vAlign w:val="center"/>
             <w:tcMar>
               <w:top w:w="80" w:type="dxa"/>
@@ -4541,7 +4954,7 @@
         <w:tc>
           <w:tcPr>
             <w:tcW w:type="dxa" w:w="2236"/>
-            <w:shd w:fill="FFF9E8"/>
+            <w:shd w:fill="EDF5FF"/>
             <w:vAlign w:val="center"/>
             <w:tcMar>
               <w:top w:w="80" w:type="dxa"/>
@@ -4598,14 +5011,14 @@
                 <w:color w:val="17365D"/>
                 <w:sz w:val="17"/>
               </w:rPr>
-              <w:t>业务/信息部门</w:t>
+              <w:t>客户信息部门</w:t>
             </w:r>
           </w:p>
         </w:tc>
         <w:tc>
           <w:tcPr>
             <w:tcW w:type="dxa" w:w="2682"/>
-            <w:shd w:fill="FFF9E8"/>
+            <w:shd w:fill="EDF5FF"/>
             <w:vAlign w:val="center"/>
             <w:tcMar>
               <w:top w:w="80" w:type="dxa"/>
@@ -4634,7 +5047,7 @@
         <w:tc>
           <w:tcPr>
             <w:tcW w:type="dxa" w:w="8120"/>
-            <w:shd w:fill="FFF9E8"/>
+            <w:shd w:fill="EDF5FF"/>
             <w:vAlign w:val="center"/>
             <w:tcMar>
               <w:top w:w="80" w:type="dxa"/>
@@ -4663,7 +5076,7 @@
         <w:tc>
           <w:tcPr>
             <w:tcW w:type="dxa" w:w="2236"/>
-            <w:shd w:fill="FFF9E8"/>
+            <w:shd w:fill="EDF5FF"/>
             <w:vAlign w:val="center"/>
             <w:tcMar>
               <w:top w:w="80" w:type="dxa"/>
@@ -4704,7 +5117,7 @@
           <w:color w:val="667A90"/>
           <w:sz w:val="16"/>
         </w:rPr>
-        <w:t>版本记录：V2.0 · 蓝白医疗信息化模板首版 · 2026-07-28</w:t>
+        <w:t>版本记录：V2.1 · 技术评审差异化改版 · 2026-07-28</w:t>
       </w:r>
     </w:p>
     <w:sectPr>
@@ -4807,10 +5220,10 @@
               <w:rFonts w:ascii="Microsoft YaHei" w:hAnsi="Microsoft YaHei" w:eastAsia="Microsoft YaHei"/>
               <w:b/>
               <w:i w:val="0"/>
-              <w:color w:val="667A90"/>
+              <w:color w:val="17365D"/>
               <w:sz w:val="17"/>
             </w:rPr>
-            <w:t>实施项目管理平台 · SOP 交付物</w:t>
+            <w:t>实施项目管理平台 · 技术评审</w:t>
           </w:r>
         </w:p>
       </w:tc>
@@ -4839,7 +5252,7 @@
               <w:color w:val="667A90"/>
               <w:sz w:val="17"/>
             </w:rPr>
-            <w:t>接口文档确认记录  |  V2.0</w:t>
+            <w:t>接口文档确认记录  |  V2.1</w:t>
           </w:r>
         </w:p>
       </w:tc>

--- a/templates/interface-document-confirmation.docx
+++ b/templates/interface-document-confirmation.docx
@@ -4,24 +4,8 @@
   <w:body>
     <w:p>
       <w:pPr>
-        <w:spacing w:before="60" w:after="0"/>
-        <w:jc w:val="left"/>
-      </w:pPr>
-      <w:r>
-        <w:rPr>
-          <w:rFonts w:ascii="Microsoft YaHei" w:hAnsi="Microsoft YaHei" w:eastAsia="Microsoft YaHei"/>
-          <w:b/>
-          <w:i w:val="0"/>
-          <w:color w:val="17365D"/>
-          <w:sz w:val="19"/>
-        </w:rPr>
-        <w:t>技术评审 · 接口对接</w:t>
-      </w:r>
-    </w:p>
-    <w:p>
-      <w:pPr>
         <w:keepNext/>
-        <w:spacing w:before="0" w:after="60"/>
+        <w:spacing w:before="60" w:after="60"/>
         <w:jc w:val="left"/>
       </w:pPr>
       <w:r>
